--- a/monetization/02_디지털제품/전자책_매출2배_카피공식.docx
+++ b/monetization/02_디지털제품/전자책_매출2배_카피공식.docx
@@ -14,36 +14,6 @@
           <w:sz w:val="48"/>
         </w:rPr>
         <w:t>전자책 원고 샘플 — 「하루 만에 쓰는 매출 2배 상세페이지 카피 공식」</w:t>
-      </w:r>
-    </w:p>
-    <w:p>
-      <w:pPr>
-        <w:spacing w:after="80"/>
-        <w:ind w:left="576"/>
-      </w:pPr>
-      <w:r>
-        <w:rPr>
-          <w:rFonts w:ascii="맑은 고딕" w:hAnsi="맑은 고딕"/>
-          <w:i/>
-          <w:color w:val="444466"/>
-          <w:sz w:val="22"/>
-        </w:rPr>
-        <w:t>들어가며 + 01~04챕터 원고입니다.</w:t>
-      </w:r>
-    </w:p>
-    <w:p>
-      <w:pPr>
-        <w:spacing w:after="80"/>
-        <w:ind w:left="576"/>
-      </w:pPr>
-      <w:r>
-        <w:rPr>
-          <w:rFonts w:ascii="맑은 고딕" w:hAnsi="맑은 고딕"/>
-          <w:i/>
-          <w:color w:val="444466"/>
-          <w:sz w:val="22"/>
-        </w:rPr>
-        <w:t>05챕터부터는 나(Claude)에게 "05챕터 이어서 써줘"라고 하면 계속 작성해드립니다.</w:t>
       </w:r>
     </w:p>
     <w:p>
@@ -12180,51 +12150,6 @@
     <w:p>
       <w:r>
         <w:t>────────────────────────────────────────</w:t>
-      </w:r>
-    </w:p>
-    <w:p>
-      <w:pPr>
-        <w:spacing w:after="80"/>
-        <w:ind w:left="576"/>
-      </w:pPr>
-      <w:r>
-        <w:rPr>
-          <w:rFonts w:ascii="맑은 고딕" w:hAnsi="맑은 고딕"/>
-          <w:i/>
-          <w:color w:val="444466"/>
-          <w:sz w:val="22"/>
-        </w:rPr>
-        <w:t>**✅ 전자책 완성 — 들어가며 + 01~10챕터 + 부록 + 맺음말**</w:t>
-      </w:r>
-    </w:p>
-    <w:p>
-      <w:pPr>
-        <w:spacing w:after="80"/>
-        <w:ind w:left="576"/>
-      </w:pPr>
-      <w:r>
-        <w:rPr>
-          <w:rFonts w:ascii="맑은 고딕" w:hAnsi="맑은 고딕"/>
-          <w:i/>
-          <w:color w:val="444466"/>
-          <w:sz w:val="22"/>
-        </w:rPr>
-        <w:t>이 파일을 PDF로 변환(Canva 또는 Word)하고 표지를 붙이면 판매 가능한 전자책이 됩니다.</w:t>
-      </w:r>
-    </w:p>
-    <w:p>
-      <w:pPr>
-        <w:spacing w:after="80"/>
-        <w:ind w:left="576"/>
-      </w:pPr>
-      <w:r>
-        <w:rPr>
-          <w:rFonts w:ascii="맑은 고딕" w:hAnsi="맑은 고딕"/>
-          <w:i/>
-          <w:color w:val="444466"/>
-          <w:sz w:val="22"/>
-        </w:rPr>
-        <w:t>표지는 Canva 무료 템플릿 → "전자책 표지" 검색 → 제목만 바꾸기.</w:t>
       </w:r>
     </w:p>
     <w:sectPr>

--- a/monetization/02_디지털제품/전자책_매출2배_카피공식.docx
+++ b/monetization/02_디지털제품/전자책_매출2배_카피공식.docx
@@ -13,7 +13,358 @@
           <w:color w:val="1A1A2E"/>
           <w:sz w:val="48"/>
         </w:rPr>
-        <w:t>전자책 원고 샘플 — 「하루 만에 쓰는 매출 2배 상세페이지 카피 공식」</w:t>
+        <w:t>하루 만에 쓰는 매출 2배 상세페이지 카피 공식</w:t>
+      </w:r>
+    </w:p>
+    <w:p>
+      <w:pPr>
+        <w:spacing w:after="80"/>
+      </w:pPr>
+      <w:r>
+        <w:rPr>
+          <w:rFonts w:ascii="맑은 고딕" w:hAnsi="맑은 고딕"/>
+          <w:sz w:val="22"/>
+        </w:rPr>
+      </w:r>
+      <w:r>
+        <w:rPr>
+          <w:rFonts w:ascii="맑은 고딕" w:hAnsi="맑은 고딕"/>
+          <w:b/>
+          <w:sz w:val="22"/>
+        </w:rPr>
+        <w:t>글 못 써도 됩니다. 공식만 채우면 팔립니다.</w:t>
+      </w:r>
+      <w:r>
+        <w:rPr>
+          <w:rFonts w:ascii="맑은 고딕" w:hAnsi="맑은 고딕"/>
+          <w:sz w:val="22"/>
+        </w:rPr>
+      </w:r>
+    </w:p>
+    <w:p>
+      <w:r>
+        <w:t>────────────────────────────────────────</w:t>
+      </w:r>
+    </w:p>
+    <w:p>
+      <w:pPr>
+        <w:pStyle w:val="Heading2"/>
+      </w:pPr>
+      <w:r>
+        <w:rPr>
+          <w:rFonts w:ascii="맑은 고딕" w:hAnsi="맑은 고딕"/>
+          <w:color w:val="16213E"/>
+          <w:sz w:val="32"/>
+        </w:rPr>
+        <w:t>목차</w:t>
+      </w:r>
+    </w:p>
+    <w:p>
+      <w:pPr>
+        <w:spacing w:after="60"/>
+      </w:pPr>
+      <w:r>
+        <w:rPr>
+          <w:rFonts w:ascii="맑은 고딕" w:hAnsi="맑은 고딕"/>
+          <w:sz w:val="22"/>
+        </w:rPr>
+      </w:r>
+      <w:r>
+        <w:rPr>
+          <w:rFonts w:ascii="맑은 고딕" w:hAnsi="맑은 고딕"/>
+          <w:b/>
+          <w:sz w:val="22"/>
+        </w:rPr>
+        <w:t>들어가며</w:t>
+      </w:r>
+      <w:r>
+        <w:rPr>
+          <w:rFonts w:ascii="맑은 고딕" w:hAnsi="맑은 고딕"/>
+          <w:sz w:val="22"/>
+        </w:rPr>
+        <w:t xml:space="preserve"> — 좋은 상품이 안 팔리는 진짜 이유</w:t>
+      </w:r>
+    </w:p>
+    <w:p>
+      <w:pPr>
+        <w:spacing w:after="60"/>
+      </w:pPr>
+      <w:r>
+        <w:rPr>
+          <w:rFonts w:ascii="맑은 고딕" w:hAnsi="맑은 고딕"/>
+          <w:sz w:val="22"/>
+        </w:rPr>
+      </w:r>
+      <w:r>
+        <w:rPr>
+          <w:rFonts w:ascii="맑은 고딕" w:hAnsi="맑은 고딕"/>
+          <w:b/>
+          <w:sz w:val="22"/>
+        </w:rPr>
+        <w:t>PART 1. 팔리는 글의 원리</w:t>
+      </w:r>
+      <w:r>
+        <w:rPr>
+          <w:rFonts w:ascii="맑은 고딕" w:hAnsi="맑은 고딕"/>
+          <w:sz w:val="22"/>
+        </w:rPr>
+      </w:r>
+    </w:p>
+    <w:p>
+      <w:pPr>
+        <w:spacing w:after="60"/>
+        <w:ind w:left="504"/>
+      </w:pPr>
+      <w:r>
+        <w:rPr>
+          <w:rFonts w:ascii="맑은 고딕" w:hAnsi="맑은 고딕"/>
+          <w:sz w:val="22"/>
+        </w:rPr>
+        <w:t>01. 고객은 상품이 아니라 '변화'를 산다</w:t>
+      </w:r>
+    </w:p>
+    <w:p>
+      <w:pPr>
+        <w:spacing w:after="60"/>
+        <w:ind w:left="504"/>
+      </w:pPr>
+      <w:r>
+        <w:rPr>
+          <w:rFonts w:ascii="맑은 고딕" w:hAnsi="맑은 고딕"/>
+          <w:sz w:val="22"/>
+        </w:rPr>
+        <w:t>02. 모든 카피의 뼈대 — 문제 → 공감 → 해결 → 증거 → 행동</w:t>
+      </w:r>
+    </w:p>
+    <w:p>
+      <w:pPr>
+        <w:spacing w:after="60"/>
+        <w:ind w:left="504"/>
+      </w:pPr>
+      <w:r>
+        <w:rPr>
+          <w:rFonts w:ascii="맑은 고딕" w:hAnsi="맑은 고딕"/>
+          <w:sz w:val="22"/>
+        </w:rPr>
+        <w:t>03. 첫 문장(헤드라인)이 80%다</w:t>
+      </w:r>
+    </w:p>
+    <w:p>
+      <w:pPr>
+        <w:spacing w:after="60"/>
+      </w:pPr>
+      <w:r>
+        <w:rPr>
+          <w:rFonts w:ascii="맑은 고딕" w:hAnsi="맑은 고딕"/>
+          <w:sz w:val="22"/>
+        </w:rPr>
+      </w:r>
+      <w:r>
+        <w:rPr>
+          <w:rFonts w:ascii="맑은 고딕" w:hAnsi="맑은 고딕"/>
+          <w:b/>
+          <w:sz w:val="22"/>
+        </w:rPr>
+        <w:t>PART 2. 그대로 베껴 쓰는 템플릿</w:t>
+      </w:r>
+      <w:r>
+        <w:rPr>
+          <w:rFonts w:ascii="맑은 고딕" w:hAnsi="맑은 고딕"/>
+          <w:sz w:val="22"/>
+        </w:rPr>
+      </w:r>
+    </w:p>
+    <w:p>
+      <w:pPr>
+        <w:spacing w:after="60"/>
+        <w:ind w:left="504"/>
+      </w:pPr>
+      <w:r>
+        <w:rPr>
+          <w:rFonts w:ascii="맑은 고딕" w:hAnsi="맑은 고딕"/>
+          <w:sz w:val="22"/>
+        </w:rPr>
+        <w:t>04. 후킹 헤드라인 30개 템플릿</w:t>
+      </w:r>
+    </w:p>
+    <w:p>
+      <w:pPr>
+        <w:spacing w:after="60"/>
+        <w:ind w:left="504"/>
+      </w:pPr>
+      <w:r>
+        <w:rPr>
+          <w:rFonts w:ascii="맑은 고딕" w:hAnsi="맑은 고딕"/>
+          <w:sz w:val="22"/>
+        </w:rPr>
+        <w:t>05. 오프닝 문단 — 헤드라인 다음 3초를 잡아라</w:t>
+      </w:r>
+    </w:p>
+    <w:p>
+      <w:pPr>
+        <w:spacing w:after="60"/>
+        <w:ind w:left="504"/>
+      </w:pPr>
+      <w:r>
+        <w:rPr>
+          <w:rFonts w:ascii="맑은 고딕" w:hAnsi="맑은 고딕"/>
+          <w:sz w:val="22"/>
+        </w:rPr>
+        <w:t>06. 베네핏 본문 작성법 — 스펙을 돈으로 바꾸는 번역기</w:t>
+      </w:r>
+    </w:p>
+    <w:p>
+      <w:pPr>
+        <w:spacing w:after="60"/>
+        <w:ind w:left="504"/>
+      </w:pPr>
+      <w:r>
+        <w:rPr>
+          <w:rFonts w:ascii="맑은 고딕" w:hAnsi="맑은 고딕"/>
+          <w:sz w:val="22"/>
+        </w:rPr>
+        <w:t>07. 구매를 부르는 CTA 문구 공식</w:t>
+      </w:r>
+    </w:p>
+    <w:p>
+      <w:pPr>
+        <w:spacing w:after="60"/>
+      </w:pPr>
+      <w:r>
+        <w:rPr>
+          <w:rFonts w:ascii="맑은 고딕" w:hAnsi="맑은 고딕"/>
+          <w:sz w:val="22"/>
+        </w:rPr>
+      </w:r>
+      <w:r>
+        <w:rPr>
+          <w:rFonts w:ascii="맑은 고딕" w:hAnsi="맑은 고딕"/>
+          <w:b/>
+          <w:sz w:val="22"/>
+        </w:rPr>
+        <w:t>PART 3. 실전 적용</w:t>
+      </w:r>
+      <w:r>
+        <w:rPr>
+          <w:rFonts w:ascii="맑은 고딕" w:hAnsi="맑은 고딕"/>
+          <w:sz w:val="22"/>
+        </w:rPr>
+      </w:r>
+    </w:p>
+    <w:p>
+      <w:pPr>
+        <w:spacing w:after="60"/>
+        <w:ind w:left="504"/>
+      </w:pPr>
+      <w:r>
+        <w:rPr>
+          <w:rFonts w:ascii="맑은 고딕" w:hAnsi="맑은 고딕"/>
+          <w:sz w:val="22"/>
+        </w:rPr>
+        <w:t>08. Before → After 리라이팅 사례 10개</w:t>
+      </w:r>
+    </w:p>
+    <w:p>
+      <w:pPr>
+        <w:spacing w:after="60"/>
+        <w:ind w:left="504"/>
+      </w:pPr>
+      <w:r>
+        <w:rPr>
+          <w:rFonts w:ascii="맑은 고딕" w:hAnsi="맑은 고딕"/>
+          <w:sz w:val="22"/>
+        </w:rPr>
+        <w:t>09. AI 프롬프트 활용법 — 카피 10배 빠르게 쓰기</w:t>
+      </w:r>
+    </w:p>
+    <w:p>
+      <w:pPr>
+        <w:spacing w:after="60"/>
+        <w:ind w:left="504"/>
+      </w:pPr>
+      <w:r>
+        <w:rPr>
+          <w:rFonts w:ascii="맑은 고딕" w:hAnsi="맑은 고딕"/>
+          <w:sz w:val="22"/>
+        </w:rPr>
+        <w:t>10. 상세페이지 완성 전 최종 체크리스트</w:t>
+      </w:r>
+    </w:p>
+    <w:p>
+      <w:pPr>
+        <w:spacing w:after="60"/>
+      </w:pPr>
+      <w:r>
+        <w:rPr>
+          <w:rFonts w:ascii="맑은 고딕" w:hAnsi="맑은 고딕"/>
+          <w:sz w:val="22"/>
+        </w:rPr>
+      </w:r>
+      <w:r>
+        <w:rPr>
+          <w:rFonts w:ascii="맑은 고딕" w:hAnsi="맑은 고딕"/>
+          <w:b/>
+          <w:sz w:val="22"/>
+        </w:rPr>
+        <w:t>부록</w:t>
+      </w:r>
+      <w:r>
+        <w:rPr>
+          <w:rFonts w:ascii="맑은 고딕" w:hAnsi="맑은 고딕"/>
+          <w:sz w:val="22"/>
+        </w:rPr>
+      </w:r>
+    </w:p>
+    <w:p>
+      <w:pPr>
+        <w:spacing w:after="60"/>
+        <w:ind w:left="504"/>
+      </w:pPr>
+      <w:r>
+        <w:rPr>
+          <w:rFonts w:ascii="맑은 고딕" w:hAnsi="맑은 고딕"/>
+          <w:sz w:val="22"/>
+        </w:rPr>
+        <w:t>핵심 원칙 카드 10개 (인쇄용)</w:t>
+      </w:r>
+    </w:p>
+    <w:p>
+      <w:pPr>
+        <w:spacing w:after="60"/>
+        <w:ind w:left="504"/>
+      </w:pPr>
+      <w:r>
+        <w:rPr>
+          <w:rFonts w:ascii="맑은 고딕" w:hAnsi="맑은 고딕"/>
+          <w:sz w:val="22"/>
+        </w:rPr>
+        <w:t>상품군별 스펙 → 베네핏 변환 치트시트</w:t>
+      </w:r>
+    </w:p>
+    <w:p>
+      <w:pPr>
+        <w:spacing w:after="60"/>
+      </w:pPr>
+      <w:r>
+        <w:rPr>
+          <w:rFonts w:ascii="맑은 고딕" w:hAnsi="맑은 고딕"/>
+          <w:sz w:val="22"/>
+        </w:rPr>
+      </w:r>
+      <w:r>
+        <w:rPr>
+          <w:rFonts w:ascii="맑은 고딕" w:hAnsi="맑은 고딕"/>
+          <w:b/>
+          <w:sz w:val="22"/>
+        </w:rPr>
+        <w:t>맺음말</w:t>
+      </w:r>
+      <w:r>
+        <w:rPr>
+          <w:rFonts w:ascii="맑은 고딕" w:hAnsi="맑은 고딕"/>
+          <w:sz w:val="22"/>
+        </w:rPr>
+        <w:t xml:space="preserve"> — 오늘, 딱 하나만 고쳐보세요</w:t>
       </w:r>
     </w:p>
     <w:p>

--- a/monetization/02_디지털제품/전자책_매출2배_카피공식.docx
+++ b/monetization/02_디지털제품/전자책_매출2배_카피공식.docx
@@ -23,6 +23,8 @@
       <w:r>
         <w:rPr>
           <w:rFonts w:ascii="맑은 고딕" w:hAnsi="맑은 고딕"/>
+          <w:b w:val="0"/>
+          <w:i w:val="0"/>
           <w:sz w:val="22"/>
         </w:rPr>
       </w:r>
@@ -30,6 +32,7 @@
         <w:rPr>
           <w:rFonts w:ascii="맑은 고딕" w:hAnsi="맑은 고딕"/>
           <w:b/>
+          <w:i w:val="0"/>
           <w:sz w:val="22"/>
         </w:rPr>
         <w:t>글 못 써도 됩니다. 공식만 채우면 팔립니다.</w:t>
@@ -37,6 +40,8 @@
       <w:r>
         <w:rPr>
           <w:rFonts w:ascii="맑은 고딕" w:hAnsi="맑은 고딕"/>
+          <w:b w:val="0"/>
+          <w:i w:val="0"/>
           <w:sz w:val="22"/>
         </w:rPr>
       </w:r>
@@ -61,312 +66,33 @@
     </w:p>
     <w:p>
       <w:pPr>
-        <w:spacing w:after="60"/>
-      </w:pPr>
-      <w:r>
-        <w:rPr>
-          <w:rFonts w:ascii="맑은 고딕" w:hAnsi="맑은 고딕"/>
-          <w:sz w:val="22"/>
-        </w:rPr>
-      </w:r>
-      <w:r>
-        <w:rPr>
-          <w:rFonts w:ascii="맑은 고딕" w:hAnsi="맑은 고딕"/>
-          <w:b/>
-          <w:sz w:val="22"/>
-        </w:rPr>
-        <w:t>들어가며</w:t>
-      </w:r>
-      <w:r>
-        <w:rPr>
-          <w:rFonts w:ascii="맑은 고딕" w:hAnsi="맑은 고딕"/>
-          <w:sz w:val="22"/>
-        </w:rPr>
-        <w:t xml:space="preserve"> — 좋은 상품이 안 팔리는 진짜 이유</w:t>
-      </w:r>
-    </w:p>
-    <w:p>
-      <w:pPr>
-        <w:spacing w:after="60"/>
-      </w:pPr>
-      <w:r>
-        <w:rPr>
-          <w:rFonts w:ascii="맑은 고딕" w:hAnsi="맑은 고딕"/>
-          <w:sz w:val="22"/>
-        </w:rPr>
-      </w:r>
-      <w:r>
-        <w:rPr>
-          <w:rFonts w:ascii="맑은 고딕" w:hAnsi="맑은 고딕"/>
-          <w:b/>
-          <w:sz w:val="22"/>
-        </w:rPr>
-        <w:t>PART 1. 팔리는 글의 원리</w:t>
-      </w:r>
-      <w:r>
-        <w:rPr>
-          <w:rFonts w:ascii="맑은 고딕" w:hAnsi="맑은 고딕"/>
-          <w:sz w:val="22"/>
-        </w:rPr>
-      </w:r>
-    </w:p>
-    <w:p>
-      <w:pPr>
-        <w:spacing w:after="60"/>
-        <w:ind w:left="504"/>
-      </w:pPr>
-      <w:r>
-        <w:rPr>
-          <w:rFonts w:ascii="맑은 고딕" w:hAnsi="맑은 고딕"/>
-          <w:sz w:val="22"/>
-        </w:rPr>
-        <w:t>01. 고객은 상품이 아니라 '변화'를 산다</w:t>
-      </w:r>
-    </w:p>
-    <w:p>
-      <w:pPr>
-        <w:spacing w:after="60"/>
-        <w:ind w:left="504"/>
-      </w:pPr>
-      <w:r>
-        <w:rPr>
-          <w:rFonts w:ascii="맑은 고딕" w:hAnsi="맑은 고딕"/>
-          <w:sz w:val="22"/>
-        </w:rPr>
-        <w:t>02. 모든 카피의 뼈대 — 문제 → 공감 → 해결 → 증거 → 행동</w:t>
-      </w:r>
-    </w:p>
-    <w:p>
-      <w:pPr>
-        <w:spacing w:after="60"/>
-        <w:ind w:left="504"/>
-      </w:pPr>
-      <w:r>
-        <w:rPr>
-          <w:rFonts w:ascii="맑은 고딕" w:hAnsi="맑은 고딕"/>
-          <w:sz w:val="22"/>
-        </w:rPr>
-        <w:t>03. 첫 문장(헤드라인)이 80%다</w:t>
-      </w:r>
-    </w:p>
-    <w:p>
-      <w:pPr>
-        <w:spacing w:after="60"/>
-      </w:pPr>
-      <w:r>
-        <w:rPr>
-          <w:rFonts w:ascii="맑은 고딕" w:hAnsi="맑은 고딕"/>
-          <w:sz w:val="22"/>
-        </w:rPr>
-      </w:r>
-      <w:r>
-        <w:rPr>
-          <w:rFonts w:ascii="맑은 고딕" w:hAnsi="맑은 고딕"/>
-          <w:b/>
-          <w:sz w:val="22"/>
-        </w:rPr>
-        <w:t>PART 2. 그대로 베껴 쓰는 템플릿</w:t>
-      </w:r>
-      <w:r>
-        <w:rPr>
-          <w:rFonts w:ascii="맑은 고딕" w:hAnsi="맑은 고딕"/>
-          <w:sz w:val="22"/>
-        </w:rPr>
-      </w:r>
-    </w:p>
-    <w:p>
-      <w:pPr>
-        <w:spacing w:after="60"/>
-        <w:ind w:left="504"/>
-      </w:pPr>
-      <w:r>
-        <w:rPr>
-          <w:rFonts w:ascii="맑은 고딕" w:hAnsi="맑은 고딕"/>
-          <w:sz w:val="22"/>
-        </w:rPr>
-        <w:t>04. 후킹 헤드라인 30개 템플릿</w:t>
-      </w:r>
-    </w:p>
-    <w:p>
-      <w:pPr>
-        <w:spacing w:after="60"/>
-        <w:ind w:left="504"/>
-      </w:pPr>
-      <w:r>
-        <w:rPr>
-          <w:rFonts w:ascii="맑은 고딕" w:hAnsi="맑은 고딕"/>
-          <w:sz w:val="22"/>
-        </w:rPr>
-        <w:t>05. 오프닝 문단 — 헤드라인 다음 3초를 잡아라</w:t>
-      </w:r>
-    </w:p>
-    <w:p>
-      <w:pPr>
-        <w:spacing w:after="60"/>
-        <w:ind w:left="504"/>
-      </w:pPr>
-      <w:r>
-        <w:rPr>
-          <w:rFonts w:ascii="맑은 고딕" w:hAnsi="맑은 고딕"/>
-          <w:sz w:val="22"/>
-        </w:rPr>
-        <w:t>06. 베네핏 본문 작성법 — 스펙을 돈으로 바꾸는 번역기</w:t>
-      </w:r>
-    </w:p>
-    <w:p>
-      <w:pPr>
-        <w:spacing w:after="60"/>
-        <w:ind w:left="504"/>
-      </w:pPr>
-      <w:r>
-        <w:rPr>
-          <w:rFonts w:ascii="맑은 고딕" w:hAnsi="맑은 고딕"/>
-          <w:sz w:val="22"/>
-        </w:rPr>
-        <w:t>07. 구매를 부르는 CTA 문구 공식</w:t>
-      </w:r>
-    </w:p>
-    <w:p>
-      <w:pPr>
-        <w:spacing w:after="60"/>
-      </w:pPr>
-      <w:r>
-        <w:rPr>
-          <w:rFonts w:ascii="맑은 고딕" w:hAnsi="맑은 고딕"/>
-          <w:sz w:val="22"/>
-        </w:rPr>
-      </w:r>
-      <w:r>
-        <w:rPr>
-          <w:rFonts w:ascii="맑은 고딕" w:hAnsi="맑은 고딕"/>
-          <w:b/>
-          <w:sz w:val="22"/>
-        </w:rPr>
-        <w:t>PART 3. 실전 적용</w:t>
-      </w:r>
-      <w:r>
-        <w:rPr>
-          <w:rFonts w:ascii="맑은 고딕" w:hAnsi="맑은 고딕"/>
-          <w:sz w:val="22"/>
-        </w:rPr>
-      </w:r>
-    </w:p>
-    <w:p>
-      <w:pPr>
-        <w:spacing w:after="60"/>
-        <w:ind w:left="504"/>
-      </w:pPr>
-      <w:r>
-        <w:rPr>
-          <w:rFonts w:ascii="맑은 고딕" w:hAnsi="맑은 고딕"/>
-          <w:sz w:val="22"/>
-        </w:rPr>
-        <w:t>08. Before → After 리라이팅 사례 10개</w:t>
-      </w:r>
-    </w:p>
-    <w:p>
-      <w:pPr>
-        <w:spacing w:after="60"/>
-        <w:ind w:left="504"/>
-      </w:pPr>
-      <w:r>
-        <w:rPr>
-          <w:rFonts w:ascii="맑은 고딕" w:hAnsi="맑은 고딕"/>
-          <w:sz w:val="22"/>
-        </w:rPr>
-        <w:t>09. AI 프롬프트 활용법 — 카피 10배 빠르게 쓰기</w:t>
-      </w:r>
-    </w:p>
-    <w:p>
-      <w:pPr>
-        <w:spacing w:after="60"/>
-        <w:ind w:left="504"/>
-      </w:pPr>
-      <w:r>
-        <w:rPr>
-          <w:rFonts w:ascii="맑은 고딕" w:hAnsi="맑은 고딕"/>
-          <w:sz w:val="22"/>
-        </w:rPr>
-        <w:t>10. 상세페이지 완성 전 최종 체크리스트</w:t>
-      </w:r>
-    </w:p>
-    <w:p>
-      <w:pPr>
-        <w:spacing w:after="60"/>
-      </w:pPr>
-      <w:r>
-        <w:rPr>
-          <w:rFonts w:ascii="맑은 고딕" w:hAnsi="맑은 고딕"/>
-          <w:sz w:val="22"/>
-        </w:rPr>
-      </w:r>
-      <w:r>
-        <w:rPr>
-          <w:rFonts w:ascii="맑은 고딕" w:hAnsi="맑은 고딕"/>
-          <w:b/>
-          <w:sz w:val="22"/>
-        </w:rPr>
-        <w:t>부록</w:t>
-      </w:r>
-      <w:r>
-        <w:rPr>
-          <w:rFonts w:ascii="맑은 고딕" w:hAnsi="맑은 고딕"/>
-          <w:sz w:val="22"/>
-        </w:rPr>
-      </w:r>
-    </w:p>
-    <w:p>
-      <w:pPr>
-        <w:spacing w:after="60"/>
-        <w:ind w:left="504"/>
-      </w:pPr>
-      <w:r>
-        <w:rPr>
-          <w:rFonts w:ascii="맑은 고딕" w:hAnsi="맑은 고딕"/>
-          <w:sz w:val="22"/>
-        </w:rPr>
-        <w:t>핵심 원칙 카드 10개 (인쇄용)</w:t>
-      </w:r>
-    </w:p>
-    <w:p>
-      <w:pPr>
-        <w:spacing w:after="60"/>
-        <w:ind w:left="504"/>
-      </w:pPr>
-      <w:r>
-        <w:rPr>
-          <w:rFonts w:ascii="맑은 고딕" w:hAnsi="맑은 고딕"/>
-          <w:sz w:val="22"/>
-        </w:rPr>
-        <w:t>상품군별 스펙 → 베네핏 변환 치트시트</w:t>
-      </w:r>
-    </w:p>
-    <w:p>
-      <w:pPr>
-        <w:spacing w:after="60"/>
-      </w:pPr>
-      <w:r>
-        <w:rPr>
-          <w:rFonts w:ascii="맑은 고딕" w:hAnsi="맑은 고딕"/>
-          <w:sz w:val="22"/>
-        </w:rPr>
-      </w:r>
-      <w:r>
-        <w:rPr>
-          <w:rFonts w:ascii="맑은 고딕" w:hAnsi="맑은 고딕"/>
-          <w:b/>
-          <w:sz w:val="22"/>
-        </w:rPr>
-        <w:t>맺음말</w:t>
-      </w:r>
-      <w:r>
-        <w:rPr>
-          <w:rFonts w:ascii="맑은 고딕" w:hAnsi="맑은 고딕"/>
-          <w:sz w:val="22"/>
-        </w:rPr>
-        <w:t xml:space="preserve"> — 오늘, 딱 하나만 고쳐보세요</w:t>
-      </w:r>
-    </w:p>
+        <w:spacing w:after="120"/>
+      </w:pPr>
+      <w:r>
+        <w:rPr>
+          <w:rFonts w:ascii="맑은 고딕" w:hAnsi="맑은 고딕"/>
+          <w:b w:val="0"/>
+          <w:i/>
+          <w:color w:val="999999"/>
+          <w:sz w:val="18"/>
+        </w:rPr>
+        <w:t>※ 페이지 번호가 보이지 않으면: 목차 영역 클릭 → 마우스 우클릭 → [필드 업데이트] → [전체 목차 업데이트]</w:t>
+      </w:r>
+    </w:p>
+    <w:p>
+      <w:r>
+        <w:fldChar w:fldCharType="begin"/>
+        <w:instrText xml:space="preserve"> TOC \o "2-3" \h \z \u </w:instrText>
+        <w:fldChar w:fldCharType="separate"/>
+      </w:r>
+      <w:r>
+        <w:t>(목차 업데이트 필요 — 위 안내 참고)</w:t>
+      </w:r>
+      <w:r>
+        <w:fldChar w:fldCharType="end"/>
+      </w:r>
+    </w:p>
+    <w:p/>
     <w:p>
       <w:r>
         <w:t>────────────────────────────────────────</w:t>
@@ -392,6 +118,8 @@
       <w:r>
         <w:rPr>
           <w:rFonts w:ascii="맑은 고딕" w:hAnsi="맑은 고딕"/>
+          <w:b w:val="0"/>
+          <w:i w:val="0"/>
           <w:sz w:val="22"/>
         </w:rPr>
         <w:t>상품은 자신 있습니다. 직접 써보고, 골라오고, 만든 물건이니까요.</w:t>
@@ -404,6 +132,8 @@
       <w:r>
         <w:rPr>
           <w:rFonts w:ascii="맑은 고딕" w:hAnsi="맑은 고딕"/>
+          <w:b w:val="0"/>
+          <w:i w:val="0"/>
           <w:sz w:val="22"/>
         </w:rPr>
         <w:t>그런데 이상하게 안 팔립니다. 광고비를 써서 사람을 데려와도</w:t>
@@ -416,6 +146,8 @@
       <w:r>
         <w:rPr>
           <w:rFonts w:ascii="맑은 고딕" w:hAnsi="맑은 고딕"/>
+          <w:b w:val="0"/>
+          <w:i w:val="0"/>
           <w:sz w:val="22"/>
         </w:rPr>
         <w:t>상세페이지까지 와서 그냥 나가버립니다.</w:t>
@@ -428,6 +160,8 @@
       <w:r>
         <w:rPr>
           <w:rFonts w:ascii="맑은 고딕" w:hAnsi="맑은 고딕"/>
+          <w:b w:val="0"/>
+          <w:i w:val="0"/>
           <w:sz w:val="22"/>
         </w:rPr>
         <w:t>대부분의 셀러는 이때 이렇게 생각합니다.</w:t>
@@ -440,6 +174,8 @@
       <w:r>
         <w:rPr>
           <w:rFonts w:ascii="맑은 고딕" w:hAnsi="맑은 고딕"/>
+          <w:b w:val="0"/>
+          <w:i w:val="0"/>
           <w:sz w:val="22"/>
         </w:rPr>
         <w:t>"가격을 더 내려야 하나?" "사진이 별로인가?"</w:t>
@@ -452,6 +188,8 @@
       <w:r>
         <w:rPr>
           <w:rFonts w:ascii="맑은 고딕" w:hAnsi="맑은 고딕"/>
+          <w:b w:val="0"/>
+          <w:i w:val="0"/>
           <w:sz w:val="22"/>
         </w:rPr>
         <w:t xml:space="preserve">하지만 진짜 범인은 따로 있습니다. 바로 </w:t>
@@ -460,6 +198,7 @@
         <w:rPr>
           <w:rFonts w:ascii="맑은 고딕" w:hAnsi="맑은 고딕"/>
           <w:b/>
+          <w:i w:val="0"/>
           <w:sz w:val="22"/>
         </w:rPr>
         <w:t>글</w:t>
@@ -467,6 +206,8 @@
       <w:r>
         <w:rPr>
           <w:rFonts w:ascii="맑은 고딕" w:hAnsi="맑은 고딕"/>
+          <w:b w:val="0"/>
+          <w:i w:val="0"/>
           <w:sz w:val="22"/>
         </w:rPr>
         <w:t>입니다.</w:t>
@@ -479,6 +220,8 @@
       <w:r>
         <w:rPr>
           <w:rFonts w:ascii="맑은 고딕" w:hAnsi="맑은 고딕"/>
+          <w:b w:val="0"/>
+          <w:i w:val="0"/>
           <w:sz w:val="22"/>
         </w:rPr>
         <w:t>고객은 당신의 상품 앞에서 딱 3초를 봅니다.</w:t>
@@ -491,6 +234,8 @@
       <w:r>
         <w:rPr>
           <w:rFonts w:ascii="맑은 고딕" w:hAnsi="맑은 고딕"/>
+          <w:b w:val="0"/>
+          <w:i w:val="0"/>
           <w:sz w:val="22"/>
         </w:rPr>
         <w:t>그 3초 안에 "이거 내 얘기네"라는 느낌을 못 받으면</w:t>
@@ -503,6 +248,8 @@
       <w:r>
         <w:rPr>
           <w:rFonts w:ascii="맑은 고딕" w:hAnsi="맑은 고딕"/>
+          <w:b w:val="0"/>
+          <w:i w:val="0"/>
           <w:sz w:val="22"/>
         </w:rPr>
         <w:t>손가락은 이미 뒤로가기를 누르고 있습니다.</w:t>
@@ -515,6 +262,8 @@
       <w:r>
         <w:rPr>
           <w:rFonts w:ascii="맑은 고딕" w:hAnsi="맑은 고딕"/>
+          <w:b w:val="0"/>
+          <w:i w:val="0"/>
           <w:sz w:val="22"/>
         </w:rPr>
         <w:t>이 책은 디자인 이야기가 아닙니다. 사진 보정 이야기도 아닙니다.</w:t>
@@ -527,6 +276,8 @@
       <w:r>
         <w:rPr>
           <w:rFonts w:ascii="맑은 고딕" w:hAnsi="맑은 고딕"/>
+          <w:b w:val="0"/>
+          <w:i w:val="0"/>
           <w:sz w:val="22"/>
         </w:rPr>
       </w:r>
@@ -534,6 +285,7 @@
         <w:rPr>
           <w:rFonts w:ascii="맑은 고딕" w:hAnsi="맑은 고딕"/>
           <w:b/>
+          <w:i w:val="0"/>
           <w:sz w:val="22"/>
         </w:rPr>
         <w:t>"읽으면 사고 싶어지는 글"을 누구나 쓰게 만드는 공식</w:t>
@@ -541,6 +293,8 @@
       <w:r>
         <w:rPr>
           <w:rFonts w:ascii="맑은 고딕" w:hAnsi="맑은 고딕"/>
+          <w:b w:val="0"/>
+          <w:i w:val="0"/>
           <w:sz w:val="22"/>
         </w:rPr>
         <w:t>에 대한 책입니다.</w:t>
@@ -553,6 +307,8 @@
       <w:r>
         <w:rPr>
           <w:rFonts w:ascii="맑은 고딕" w:hAnsi="맑은 고딕"/>
+          <w:b w:val="0"/>
+          <w:i w:val="0"/>
           <w:sz w:val="22"/>
         </w:rPr>
         <w:t>글재주가 없어도 괜찮습니다.</w:t>
@@ -565,6 +321,8 @@
       <w:r>
         <w:rPr>
           <w:rFonts w:ascii="맑은 고딕" w:hAnsi="맑은 고딕"/>
+          <w:b w:val="0"/>
+          <w:i w:val="0"/>
           <w:sz w:val="22"/>
         </w:rPr>
         <w:t xml:space="preserve">이 책은 영감이 아니라 </w:t>
@@ -573,6 +331,7 @@
         <w:rPr>
           <w:rFonts w:ascii="맑은 고딕" w:hAnsi="맑은 고딕"/>
           <w:b/>
+          <w:i w:val="0"/>
           <w:sz w:val="22"/>
         </w:rPr>
         <w:t>템플릿</w:t>
@@ -580,6 +339,8 @@
       <w:r>
         <w:rPr>
           <w:rFonts w:ascii="맑은 고딕" w:hAnsi="맑은 고딕"/>
+          <w:b w:val="0"/>
+          <w:i w:val="0"/>
           <w:sz w:val="22"/>
         </w:rPr>
         <w:t>을 드립니다.</w:t>
@@ -592,6 +353,8 @@
       <w:r>
         <w:rPr>
           <w:rFonts w:ascii="맑은 고딕" w:hAnsi="맑은 고딕"/>
+          <w:b w:val="0"/>
+          <w:i w:val="0"/>
           <w:sz w:val="22"/>
         </w:rPr>
         <w:t>빈칸을 채우기만 하면 팔리는 카피가 완성되도록 만들었습니다.</w:t>
@@ -604,6 +367,8 @@
       <w:r>
         <w:rPr>
           <w:rFonts w:ascii="맑은 고딕" w:hAnsi="맑은 고딕"/>
+          <w:b w:val="0"/>
+          <w:i w:val="0"/>
           <w:sz w:val="22"/>
         </w:rPr>
         <w:t>자, 시작합니다.</w:t>
@@ -634,6 +399,8 @@
       <w:r>
         <w:rPr>
           <w:rFonts w:ascii="맑은 고딕" w:hAnsi="맑은 고딕"/>
+          <w:b w:val="0"/>
+          <w:i w:val="0"/>
           <w:sz w:val="22"/>
         </w:rPr>
         <w:t>질문 하나 하겠습니다.</w:t>
@@ -646,6 +413,8 @@
       <w:r>
         <w:rPr>
           <w:rFonts w:ascii="맑은 고딕" w:hAnsi="맑은 고딕"/>
+          <w:b w:val="0"/>
+          <w:i w:val="0"/>
           <w:sz w:val="22"/>
         </w:rPr>
         <w:t>사람들이 드릴을 사는 이유가 뭘까요?</w:t>
@@ -658,6 +427,8 @@
       <w:r>
         <w:rPr>
           <w:rFonts w:ascii="맑은 고딕" w:hAnsi="맑은 고딕"/>
+          <w:b w:val="0"/>
+          <w:i w:val="0"/>
           <w:sz w:val="22"/>
         </w:rPr>
         <w:t>"드릴이 필요해서"라고 답했다면, 절반만 맞았습니다.</w:t>
@@ -670,6 +441,8 @@
       <w:r>
         <w:rPr>
           <w:rFonts w:ascii="맑은 고딕" w:hAnsi="맑은 고딕"/>
+          <w:b w:val="0"/>
+          <w:i w:val="0"/>
           <w:sz w:val="22"/>
         </w:rPr>
         <w:t xml:space="preserve">사람들이 진짜 원하는 건 드릴이 아니라 </w:t>
@@ -678,6 +451,7 @@
         <w:rPr>
           <w:rFonts w:ascii="맑은 고딕" w:hAnsi="맑은 고딕"/>
           <w:b/>
+          <w:i w:val="0"/>
           <w:sz w:val="22"/>
         </w:rPr>
         <w:t>벽에 뚫린 구멍</w:t>
@@ -685,6 +459,8 @@
       <w:r>
         <w:rPr>
           <w:rFonts w:ascii="맑은 고딕" w:hAnsi="맑은 고딕"/>
+          <w:b w:val="0"/>
+          <w:i w:val="0"/>
           <w:sz w:val="22"/>
         </w:rPr>
         <w:t>입니다.</w:t>
@@ -697,6 +473,8 @@
       <w:r>
         <w:rPr>
           <w:rFonts w:ascii="맑은 고딕" w:hAnsi="맑은 고딕"/>
+          <w:b w:val="0"/>
+          <w:i w:val="0"/>
           <w:sz w:val="22"/>
         </w:rPr>
         <w:t xml:space="preserve">더 정확히는, 그 구멍에 걸 액자, 그 액자가 만드는 </w:t>
@@ -705,6 +483,7 @@
         <w:rPr>
           <w:rFonts w:ascii="맑은 고딕" w:hAnsi="맑은 고딕"/>
           <w:b/>
+          <w:i w:val="0"/>
           <w:sz w:val="22"/>
         </w:rPr>
         <w:t>분위기 있는 거실</w:t>
@@ -712,6 +491,8 @@
       <w:r>
         <w:rPr>
           <w:rFonts w:ascii="맑은 고딕" w:hAnsi="맑은 고딕"/>
+          <w:b w:val="0"/>
+          <w:i w:val="0"/>
           <w:sz w:val="22"/>
         </w:rPr>
         <w:t>입니다.</w:t>
@@ -724,6 +505,8 @@
       <w:r>
         <w:rPr>
           <w:rFonts w:ascii="맑은 고딕" w:hAnsi="맑은 고딕"/>
+          <w:b w:val="0"/>
+          <w:i w:val="0"/>
           <w:sz w:val="22"/>
         </w:rPr>
         <w:t>이게 카피라이팅의 첫 번째 원리입니다.</w:t>
@@ -737,6 +520,7 @@
       <w:r>
         <w:rPr>
           <w:rFonts w:ascii="맑은 고딕" w:hAnsi="맑은 고딕"/>
+          <w:b w:val="0"/>
           <w:i/>
           <w:color w:val="444466"/>
           <w:sz w:val="22"/>
@@ -764,6 +548,8 @@
       <w:r>
         <w:rPr>
           <w:rFonts w:ascii="맑은 고딕" w:hAnsi="맑은 고딕"/>
+          <w:b w:val="0"/>
+          <w:i w:val="0"/>
           <w:sz w:val="22"/>
         </w:rPr>
         <w:t>안 팔리는 상세페이지의 90%는 이렇게 생겼습니다.</w:t>
@@ -833,6 +619,8 @@
       <w:r>
         <w:rPr>
           <w:rFonts w:ascii="맑은 고딕" w:hAnsi="맑은 고딕"/>
+          <w:b w:val="0"/>
+          <w:i w:val="0"/>
           <w:sz w:val="22"/>
         </w:rPr>
         <w:t>다 맞는 말입니다. 그런데 마음이 안 움직입니다.</w:t>
@@ -845,6 +633,8 @@
       <w:r>
         <w:rPr>
           <w:rFonts w:ascii="맑은 고딕" w:hAnsi="맑은 고딕"/>
+          <w:b w:val="0"/>
+          <w:i w:val="0"/>
           <w:sz w:val="22"/>
         </w:rPr>
         <w:t>왜냐하면 이건 "텀블러의 사양"이지, "내 삶이 어떻게 좋아지는지"가 아니거든요.</w:t>
@@ -870,6 +660,8 @@
       <w:r>
         <w:rPr>
           <w:rFonts w:ascii="맑은 고딕" w:hAnsi="맑은 고딕"/>
+          <w:b w:val="0"/>
+          <w:i w:val="0"/>
           <w:sz w:val="22"/>
         </w:rPr>
         <w:t>같은 정보를 이렇게 바꿔봅시다.</w:t>
@@ -925,6 +717,8 @@
       <w:r>
         <w:rPr>
           <w:rFonts w:ascii="맑은 고딕" w:hAnsi="맑은 고딕"/>
+          <w:b w:val="0"/>
+          <w:i w:val="0"/>
           <w:sz w:val="22"/>
         </w:rPr>
         <w:t xml:space="preserve">같은 스펙인데, 읽는 사람의 머릿속에 </w:t>
@@ -933,6 +727,7 @@
         <w:rPr>
           <w:rFonts w:ascii="맑은 고딕" w:hAnsi="맑은 고딕"/>
           <w:b/>
+          <w:i w:val="0"/>
           <w:sz w:val="22"/>
         </w:rPr>
         <w:t>장면</w:t>
@@ -940,6 +735,8 @@
       <w:r>
         <w:rPr>
           <w:rFonts w:ascii="맑은 고딕" w:hAnsi="맑은 고딕"/>
+          <w:b w:val="0"/>
+          <w:i w:val="0"/>
           <w:sz w:val="22"/>
         </w:rPr>
         <w:t>이 그려집니다.</w:t>
@@ -952,6 +749,8 @@
       <w:r>
         <w:rPr>
           <w:rFonts w:ascii="맑은 고딕" w:hAnsi="맑은 고딕"/>
+          <w:b w:val="0"/>
+          <w:i w:val="0"/>
           <w:sz w:val="22"/>
         </w:rPr>
         <w:t>따뜻한 커피, 시원한 등산, 안심하는 부모. 이게 '변화'입니다.</w:t>
@@ -977,6 +776,8 @@
       <w:r>
         <w:rPr>
           <w:rFonts w:ascii="맑은 고딕" w:hAnsi="맑은 고딕"/>
+          <w:b w:val="0"/>
+          <w:i w:val="0"/>
           <w:sz w:val="22"/>
         </w:rPr>
         <w:t>스펙을 베네핏으로 바꾸는 마법의 문장이 있습니다.</w:t>
@@ -990,6 +791,7 @@
       <w:r>
         <w:rPr>
           <w:rFonts w:ascii="맑은 고딕" w:hAnsi="맑은 고딕"/>
+          <w:b w:val="0"/>
           <w:i/>
           <w:color w:val="444466"/>
           <w:sz w:val="22"/>
@@ -1004,6 +806,8 @@
       <w:r>
         <w:rPr>
           <w:rFonts w:ascii="맑은 고딕" w:hAnsi="맑은 고딕"/>
+          <w:b w:val="0"/>
+          <w:i w:val="0"/>
           <w:sz w:val="22"/>
         </w:rPr>
         <w:t>연습해볼까요.</w:t>
@@ -1208,6 +1012,8 @@
       <w:r>
         <w:rPr>
           <w:rFonts w:ascii="맑은 고딕" w:hAnsi="맑은 고딕"/>
+          <w:b w:val="0"/>
+          <w:i w:val="0"/>
           <w:sz w:val="22"/>
         </w:rPr>
         <w:t>상세페이지를 쓰기 전에, 당신 상품의 스펙을 전부 적고</w:t>
@@ -1220,6 +1026,8 @@
       <w:r>
         <w:rPr>
           <w:rFonts w:ascii="맑은 고딕" w:hAnsi="맑은 고딕"/>
+          <w:b w:val="0"/>
+          <w:i w:val="0"/>
           <w:sz w:val="22"/>
         </w:rPr>
         <w:t>각각에 "그래서?"를 세 번씩 물어보세요.</w:t>
@@ -1232,6 +1040,8 @@
       <w:r>
         <w:rPr>
           <w:rFonts w:ascii="맑은 고딕" w:hAnsi="맑은 고딕"/>
+          <w:b w:val="0"/>
+          <w:i w:val="0"/>
           <w:sz w:val="22"/>
         </w:rPr>
         <w:t>세 번째 답이 바로 고객이 듣고 싶은 말입니다.</w:t>
@@ -1258,6 +1068,8 @@
       <w:r>
         <w:rPr>
           <w:rFonts w:ascii="맑은 고딕" w:hAnsi="맑은 고딕"/>
+          <w:b w:val="0"/>
+          <w:i w:val="0"/>
           <w:sz w:val="22"/>
         </w:rPr>
         <w:t>고객은 상품이 아니라 변화를 산다</w:t>
@@ -1271,6 +1083,8 @@
       <w:r>
         <w:rPr>
           <w:rFonts w:ascii="맑은 고딕" w:hAnsi="맑은 고딕"/>
+          <w:b w:val="0"/>
+          <w:i w:val="0"/>
           <w:sz w:val="22"/>
         </w:rPr>
         <w:t>스펙 나열은 마음을 못 움직인다</w:t>
@@ -1284,6 +1098,8 @@
       <w:r>
         <w:rPr>
           <w:rFonts w:ascii="맑은 고딕" w:hAnsi="맑은 고딕"/>
+          <w:b w:val="0"/>
+          <w:i w:val="0"/>
           <w:sz w:val="22"/>
         </w:rPr>
         <w:t>"[스펙] → 그래서 [변화]" 공식으로 모든 사양을 번역하라</w:t>
@@ -1296,6 +1112,8 @@
       <w:r>
         <w:rPr>
           <w:rFonts w:ascii="맑은 고딕" w:hAnsi="맑은 고딕"/>
+          <w:b w:val="0"/>
+          <w:i w:val="0"/>
           <w:sz w:val="22"/>
         </w:rPr>
         <w:t xml:space="preserve">다음 챕터에서는 이 변화들을 어떤 </w:t>
@@ -1304,6 +1122,7 @@
         <w:rPr>
           <w:rFonts w:ascii="맑은 고딕" w:hAnsi="맑은 고딕"/>
           <w:b/>
+          <w:i w:val="0"/>
           <w:sz w:val="22"/>
         </w:rPr>
         <w:t>순서</w:t>
@@ -1311,6 +1130,8 @@
       <w:r>
         <w:rPr>
           <w:rFonts w:ascii="맑은 고딕" w:hAnsi="맑은 고딕"/>
+          <w:b w:val="0"/>
+          <w:i w:val="0"/>
           <w:sz w:val="22"/>
         </w:rPr>
         <w:t>로 배치해야</w:t>
@@ -1323,6 +1144,8 @@
       <w:r>
         <w:rPr>
           <w:rFonts w:ascii="맑은 고딕" w:hAnsi="맑은 고딕"/>
+          <w:b w:val="0"/>
+          <w:i w:val="0"/>
           <w:sz w:val="22"/>
         </w:rPr>
         <w:t>고객이 끝까지 읽고 결제 버튼을 누르는지, 그 뼈대를 배웁니다.</w:t>
@@ -1358,6 +1181,8 @@
       <w:r>
         <w:rPr>
           <w:rFonts w:ascii="맑은 고딕" w:hAnsi="맑은 고딕"/>
+          <w:b w:val="0"/>
+          <w:i w:val="0"/>
           <w:sz w:val="22"/>
         </w:rPr>
         <w:t>01챕터에서 배웠습니다. 고객은 '변화'를 삽니다.</w:t>
@@ -1370,6 +1195,8 @@
       <w:r>
         <w:rPr>
           <w:rFonts w:ascii="맑은 고딕" w:hAnsi="맑은 고딕"/>
+          <w:b w:val="0"/>
+          <w:i w:val="0"/>
           <w:sz w:val="22"/>
         </w:rPr>
         <w:t xml:space="preserve">그러면 이제 질문이 생깁니다. </w:t>
@@ -1378,6 +1205,7 @@
         <w:rPr>
           <w:rFonts w:ascii="맑은 고딕" w:hAnsi="맑은 고딕"/>
           <w:b/>
+          <w:i w:val="0"/>
           <w:sz w:val="22"/>
         </w:rPr>
         <w:t>그 변화를 어떤 순서로 말해야 할까요?</w:t>
@@ -1385,17 +1213,21 @@
       <w:r>
         <w:rPr>
           <w:rFonts w:ascii="맑은 고딕" w:hAnsi="맑은 고딕"/>
-          <w:sz w:val="22"/>
-        </w:rPr>
-      </w:r>
-    </w:p>
-    <w:p>
-      <w:pPr>
-        <w:spacing w:after="80"/>
-      </w:pPr>
-      <w:r>
-        <w:rPr>
-          <w:rFonts w:ascii="맑은 고딕" w:hAnsi="맑은 고딕"/>
+          <w:b w:val="0"/>
+          <w:i w:val="0"/>
+          <w:sz w:val="22"/>
+        </w:rPr>
+      </w:r>
+    </w:p>
+    <w:p>
+      <w:pPr>
+        <w:spacing w:after="80"/>
+      </w:pPr>
+      <w:r>
+        <w:rPr>
+          <w:rFonts w:ascii="맑은 고딕" w:hAnsi="맑은 고딕"/>
+          <w:b w:val="0"/>
+          <w:i w:val="0"/>
           <w:sz w:val="22"/>
         </w:rPr>
         <w:t>마구잡이로 쓰면 안 됩니다. 고객의 마음에는 순서가 있거든요.</w:t>
@@ -1426,6 +1258,8 @@
       <w:r>
         <w:rPr>
           <w:rFonts w:ascii="맑은 고딕" w:hAnsi="맑은 고딕"/>
+          <w:b w:val="0"/>
+          <w:i w:val="0"/>
           <w:sz w:val="22"/>
         </w:rPr>
         <w:t>낯선 상세페이지에 처음 들어온 사람의 머릿속을 따라가 봅시다.</w:t>
@@ -1439,6 +1273,8 @@
       <w:r>
         <w:rPr>
           <w:rFonts w:ascii="맑은 고딕" w:hAnsi="맑은 고딕"/>
+          <w:b w:val="0"/>
+          <w:i w:val="0"/>
           <w:sz w:val="22"/>
         </w:rPr>
         <w:t>"이게 나랑 무슨 상관이지?" — 관심 단계</w:t>
@@ -1452,6 +1288,8 @@
       <w:r>
         <w:rPr>
           <w:rFonts w:ascii="맑은 고딕" w:hAnsi="맑은 고딕"/>
+          <w:b w:val="0"/>
+          <w:i w:val="0"/>
           <w:sz w:val="22"/>
         </w:rPr>
         <w:t>"맞아, 나 이 문제 있어" — 공감 단계</w:t>
@@ -1465,6 +1303,8 @@
       <w:r>
         <w:rPr>
           <w:rFonts w:ascii="맑은 고딕" w:hAnsi="맑은 고딕"/>
+          <w:b w:val="0"/>
+          <w:i w:val="0"/>
           <w:sz w:val="22"/>
         </w:rPr>
         <w:t>"오, 이렇게 해결된다고?" — 기대 단계</w:t>
@@ -1478,6 +1318,8 @@
       <w:r>
         <w:rPr>
           <w:rFonts w:ascii="맑은 고딕" w:hAnsi="맑은 고딕"/>
+          <w:b w:val="0"/>
+          <w:i w:val="0"/>
           <w:sz w:val="22"/>
         </w:rPr>
         <w:t>"진짜 효과 있어? 믿을 수 있어?" — 의심 단계</w:t>
@@ -1491,6 +1333,8 @@
       <w:r>
         <w:rPr>
           <w:rFonts w:ascii="맑은 고딕" w:hAnsi="맑은 고딕"/>
+          <w:b w:val="0"/>
+          <w:i w:val="0"/>
           <w:sz w:val="22"/>
         </w:rPr>
         <w:t>"사야 하나 말아야 하나" — 결정 단계</w:t>
@@ -1503,6 +1347,8 @@
       <w:r>
         <w:rPr>
           <w:rFonts w:ascii="맑은 고딕" w:hAnsi="맑은 고딕"/>
+          <w:b w:val="0"/>
+          <w:i w:val="0"/>
           <w:sz w:val="22"/>
         </w:rPr>
         <w:t xml:space="preserve">이 다섯 단계를 </w:t>
@@ -1511,6 +1357,7 @@
         <w:rPr>
           <w:rFonts w:ascii="맑은 고딕" w:hAnsi="맑은 고딕"/>
           <w:b/>
+          <w:i w:val="0"/>
           <w:sz w:val="22"/>
         </w:rPr>
         <w:t>글의 흐름으로 안내</w:t>
@@ -1518,6 +1365,8 @@
       <w:r>
         <w:rPr>
           <w:rFonts w:ascii="맑은 고딕" w:hAnsi="맑은 고딕"/>
+          <w:b w:val="0"/>
+          <w:i w:val="0"/>
           <w:sz w:val="22"/>
         </w:rPr>
         <w:t>하는 것이 상세페이지의 역할입니다.</w:t>
@@ -1530,6 +1379,8 @@
       <w:r>
         <w:rPr>
           <w:rFonts w:ascii="맑은 고딕" w:hAnsi="맑은 고딕"/>
+          <w:b w:val="0"/>
+          <w:i w:val="0"/>
           <w:sz w:val="22"/>
         </w:rPr>
         <w:t>고객이 알아서 결정하도록 내버려 두면 안 됩니다. 글이 손을 잡고 이끌어야 합니다.</w:t>
@@ -1560,6 +1411,8 @@
       <w:r>
         <w:rPr>
           <w:rFonts w:ascii="맑은 고딕" w:hAnsi="맑은 고딕"/>
+          <w:b w:val="0"/>
+          <w:i w:val="0"/>
           <w:sz w:val="22"/>
         </w:rPr>
       </w:r>
@@ -1567,6 +1420,7 @@
         <w:rPr>
           <w:rFonts w:ascii="맑은 고딕" w:hAnsi="맑은 고딕"/>
           <w:b/>
+          <w:i w:val="0"/>
           <w:sz w:val="22"/>
         </w:rPr>
         <w:t>1단계: 문제 — "당신 이런 상황이죠?"</w:t>
@@ -1574,17 +1428,21 @@
       <w:r>
         <w:rPr>
           <w:rFonts w:ascii="맑은 고딕" w:hAnsi="맑은 고딕"/>
-          <w:sz w:val="22"/>
-        </w:rPr>
-      </w:r>
-    </w:p>
-    <w:p>
-      <w:pPr>
-        <w:spacing w:after="80"/>
-      </w:pPr>
-      <w:r>
-        <w:rPr>
-          <w:rFonts w:ascii="맑은 고딕" w:hAnsi="맑은 고딕"/>
+          <w:b w:val="0"/>
+          <w:i w:val="0"/>
+          <w:sz w:val="22"/>
+        </w:rPr>
+      </w:r>
+    </w:p>
+    <w:p>
+      <w:pPr>
+        <w:spacing w:after="80"/>
+      </w:pPr>
+      <w:r>
+        <w:rPr>
+          <w:rFonts w:ascii="맑은 고딕" w:hAnsi="맑은 고딕"/>
+          <w:b w:val="0"/>
+          <w:i w:val="0"/>
           <w:sz w:val="22"/>
         </w:rPr>
         <w:t>고객이 지금 겪고 있는 불편함, 불안함, 답답함을 정확히 짚어줍니다.</w:t>
@@ -1597,6 +1455,8 @@
       <w:r>
         <w:rPr>
           <w:rFonts w:ascii="맑은 고딕" w:hAnsi="맑은 고딕"/>
+          <w:b w:val="0"/>
+          <w:i w:val="0"/>
           <w:sz w:val="22"/>
         </w:rPr>
         <w:t>*"광고비는 쓰는데 매출이 안 오르시나요?"*</w:t>
@@ -1609,6 +1469,8 @@
       <w:r>
         <w:rPr>
           <w:rFonts w:ascii="맑은 고딕" w:hAnsi="맑은 고딕"/>
+          <w:b w:val="0"/>
+          <w:i w:val="0"/>
           <w:sz w:val="22"/>
         </w:rPr>
         <w:t>*"상세페이지를 어떻게 써야 할지 막막하신가요?"*</w:t>
@@ -1621,6 +1483,8 @@
       <w:r>
         <w:rPr>
           <w:rFonts w:ascii="맑은 고딕" w:hAnsi="맑은 고딕"/>
+          <w:b w:val="0"/>
+          <w:i w:val="0"/>
           <w:sz w:val="22"/>
         </w:rPr>
         <w:t xml:space="preserve">중요한 포인트: 문제는 </w:t>
@@ -1629,6 +1493,7 @@
         <w:rPr>
           <w:rFonts w:ascii="맑은 고딕" w:hAnsi="맑은 고딕"/>
           <w:b/>
+          <w:i w:val="0"/>
           <w:sz w:val="22"/>
         </w:rPr>
         <w:t>구체적일수록</w:t>
@@ -1636,6 +1501,8 @@
       <w:r>
         <w:rPr>
           <w:rFonts w:ascii="맑은 고딕" w:hAnsi="맑은 고딕"/>
+          <w:b w:val="0"/>
+          <w:i w:val="0"/>
           <w:sz w:val="22"/>
         </w:rPr>
         <w:t xml:space="preserve"> 강력합니다.</w:t>
@@ -1648,6 +1515,8 @@
       <w:r>
         <w:rPr>
           <w:rFonts w:ascii="맑은 고딕" w:hAnsi="맑은 고딕"/>
+          <w:b w:val="0"/>
+          <w:i w:val="0"/>
           <w:sz w:val="22"/>
         </w:rPr>
         <w:t>"힘드시죠?" 는 약합니다. "새벽에 혼자 상세페이지 앞에서 멍 때리신 적 있죠?" 는 강합니다.</w:t>
@@ -1665,6 +1534,8 @@
       <w:r>
         <w:rPr>
           <w:rFonts w:ascii="맑은 고딕" w:hAnsi="맑은 고딕"/>
+          <w:b w:val="0"/>
+          <w:i w:val="0"/>
           <w:sz w:val="22"/>
         </w:rPr>
       </w:r>
@@ -1672,6 +1543,7 @@
         <w:rPr>
           <w:rFonts w:ascii="맑은 고딕" w:hAnsi="맑은 고딕"/>
           <w:b/>
+          <w:i w:val="0"/>
           <w:sz w:val="22"/>
         </w:rPr>
         <w:t>2단계: 공감 — "당신 잘못이 아닙니다"</w:t>
@@ -1679,17 +1551,21 @@
       <w:r>
         <w:rPr>
           <w:rFonts w:ascii="맑은 고딕" w:hAnsi="맑은 고딕"/>
-          <w:sz w:val="22"/>
-        </w:rPr>
-      </w:r>
-    </w:p>
-    <w:p>
-      <w:pPr>
-        <w:spacing w:after="80"/>
-      </w:pPr>
-      <w:r>
-        <w:rPr>
-          <w:rFonts w:ascii="맑은 고딕" w:hAnsi="맑은 고딕"/>
+          <w:b w:val="0"/>
+          <w:i w:val="0"/>
+          <w:sz w:val="22"/>
+        </w:rPr>
+      </w:r>
+    </w:p>
+    <w:p>
+      <w:pPr>
+        <w:spacing w:after="80"/>
+      </w:pPr>
+      <w:r>
+        <w:rPr>
+          <w:rFonts w:ascii="맑은 고딕" w:hAnsi="맑은 고딕"/>
+          <w:b w:val="0"/>
+          <w:i w:val="0"/>
           <w:sz w:val="22"/>
         </w:rPr>
         <w:t>문제를 인정한 고객에게 바로 상품을 들이밀지 마세요.</w:t>
@@ -1702,6 +1578,8 @@
       <w:r>
         <w:rPr>
           <w:rFonts w:ascii="맑은 고딕" w:hAnsi="맑은 고딕"/>
+          <w:b w:val="0"/>
+          <w:i w:val="0"/>
           <w:sz w:val="22"/>
         </w:rPr>
         <w:t>먼저 "왜 지금까지 해결이 안 됐는지"를 대신 설명해줍니다.</w:t>
@@ -1714,6 +1592,8 @@
       <w:r>
         <w:rPr>
           <w:rFonts w:ascii="맑은 고딕" w:hAnsi="맑은 고딕"/>
+          <w:b w:val="0"/>
+          <w:i w:val="0"/>
           <w:sz w:val="22"/>
         </w:rPr>
         <w:t>*"그건 카피 공식을 배우지 않아서가 아닙니다. 아무도 이걸 쉽게 가르쳐주지 않았을 뿐입니다."*</w:t>
@@ -1726,6 +1606,8 @@
       <w:r>
         <w:rPr>
           <w:rFonts w:ascii="맑은 고딕" w:hAnsi="맑은 고딕"/>
+          <w:b w:val="0"/>
+          <w:i w:val="0"/>
           <w:sz w:val="22"/>
         </w:rPr>
         <w:t xml:space="preserve">고객은 이 순간 </w:t>
@@ -1734,6 +1616,7 @@
         <w:rPr>
           <w:rFonts w:ascii="맑은 고딕" w:hAnsi="맑은 고딕"/>
           <w:b/>
+          <w:i w:val="0"/>
           <w:sz w:val="22"/>
         </w:rPr>
         <w:t>"이 사람은 내 편이구나"</w:t>
@@ -1741,6 +1624,8 @@
       <w:r>
         <w:rPr>
           <w:rFonts w:ascii="맑은 고딕" w:hAnsi="맑은 고딕"/>
+          <w:b w:val="0"/>
+          <w:i w:val="0"/>
           <w:sz w:val="22"/>
         </w:rPr>
         <w:t xml:space="preserve"> 라고 느낍니다.</w:t>
@@ -1753,6 +1638,8 @@
       <w:r>
         <w:rPr>
           <w:rFonts w:ascii="맑은 고딕" w:hAnsi="맑은 고딕"/>
+          <w:b w:val="0"/>
+          <w:i w:val="0"/>
           <w:sz w:val="22"/>
         </w:rPr>
         <w:t>신뢰는 여기서 생깁니다.</w:t>
@@ -1770,6 +1657,8 @@
       <w:r>
         <w:rPr>
           <w:rFonts w:ascii="맑은 고딕" w:hAnsi="맑은 고딕"/>
+          <w:b w:val="0"/>
+          <w:i w:val="0"/>
           <w:sz w:val="22"/>
         </w:rPr>
       </w:r>
@@ -1777,6 +1666,7 @@
         <w:rPr>
           <w:rFonts w:ascii="맑은 고딕" w:hAnsi="맑은 고딕"/>
           <w:b/>
+          <w:i w:val="0"/>
           <w:sz w:val="22"/>
         </w:rPr>
         <w:t>3단계: 해결 — "이렇게 달라집니다"</w:t>
@@ -1784,17 +1674,21 @@
       <w:r>
         <w:rPr>
           <w:rFonts w:ascii="맑은 고딕" w:hAnsi="맑은 고딕"/>
-          <w:sz w:val="22"/>
-        </w:rPr>
-      </w:r>
-    </w:p>
-    <w:p>
-      <w:pPr>
-        <w:spacing w:after="80"/>
-      </w:pPr>
-      <w:r>
-        <w:rPr>
-          <w:rFonts w:ascii="맑은 고딕" w:hAnsi="맑은 고딕"/>
+          <w:b w:val="0"/>
+          <w:i w:val="0"/>
+          <w:sz w:val="22"/>
+        </w:rPr>
+      </w:r>
+    </w:p>
+    <w:p>
+      <w:pPr>
+        <w:spacing w:after="80"/>
+      </w:pPr>
+      <w:r>
+        <w:rPr>
+          <w:rFonts w:ascii="맑은 고딕" w:hAnsi="맑은 고딕"/>
+          <w:b w:val="0"/>
+          <w:i w:val="0"/>
           <w:sz w:val="22"/>
         </w:rPr>
         <w:t xml:space="preserve">이제 상품을 소개합니다. 단, 스펙이 아니라 01챕터에서 배운 </w:t>
@@ -1803,6 +1697,7 @@
         <w:rPr>
           <w:rFonts w:ascii="맑은 고딕" w:hAnsi="맑은 고딕"/>
           <w:b/>
+          <w:i w:val="0"/>
           <w:sz w:val="22"/>
         </w:rPr>
         <w:t>변화</w:t>
@@ -1810,6 +1705,8 @@
       <w:r>
         <w:rPr>
           <w:rFonts w:ascii="맑은 고딕" w:hAnsi="맑은 고딕"/>
+          <w:b w:val="0"/>
+          <w:i w:val="0"/>
           <w:sz w:val="22"/>
         </w:rPr>
         <w:t xml:space="preserve"> 중심으로.</w:t>
@@ -1822,6 +1719,8 @@
       <w:r>
         <w:rPr>
           <w:rFonts w:ascii="맑은 고딕" w:hAnsi="맑은 고딕"/>
+          <w:b w:val="0"/>
+          <w:i w:val="0"/>
           <w:sz w:val="22"/>
         </w:rPr>
         <w:t>*"이 공식 하나로, 오늘 안에 팔리는 상세페이지 초안이 완성됩니다."*</w:t>
@@ -1839,6 +1738,8 @@
       <w:r>
         <w:rPr>
           <w:rFonts w:ascii="맑은 고딕" w:hAnsi="맑은 고딕"/>
+          <w:b w:val="0"/>
+          <w:i w:val="0"/>
           <w:sz w:val="22"/>
         </w:rPr>
       </w:r>
@@ -1846,6 +1747,7 @@
         <w:rPr>
           <w:rFonts w:ascii="맑은 고딕" w:hAnsi="맑은 고딕"/>
           <w:b/>
+          <w:i w:val="0"/>
           <w:sz w:val="22"/>
         </w:rPr>
         <w:t>4단계: 증거 — "믿어도 됩니다"</w:t>
@@ -1853,17 +1755,21 @@
       <w:r>
         <w:rPr>
           <w:rFonts w:ascii="맑은 고딕" w:hAnsi="맑은 고딕"/>
-          <w:sz w:val="22"/>
-        </w:rPr>
-      </w:r>
-    </w:p>
-    <w:p>
-      <w:pPr>
-        <w:spacing w:after="80"/>
-      </w:pPr>
-      <w:r>
-        <w:rPr>
-          <w:rFonts w:ascii="맑은 고딕" w:hAnsi="맑은 고딕"/>
+          <w:b w:val="0"/>
+          <w:i w:val="0"/>
+          <w:sz w:val="22"/>
+        </w:rPr>
+      </w:r>
+    </w:p>
+    <w:p>
+      <w:pPr>
+        <w:spacing w:after="80"/>
+      </w:pPr>
+      <w:r>
+        <w:rPr>
+          <w:rFonts w:ascii="맑은 고딕" w:hAnsi="맑은 고딕"/>
+          <w:b w:val="0"/>
+          <w:i w:val="0"/>
           <w:sz w:val="22"/>
         </w:rPr>
         <w:t>사람은 의심합니다. 당연합니다. 그래서 증거가 필요합니다.</w:t>
@@ -1876,6 +1782,8 @@
       <w:r>
         <w:rPr>
           <w:rFonts w:ascii="맑은 고딕" w:hAnsi="맑은 고딕"/>
+          <w:b w:val="0"/>
+          <w:i w:val="0"/>
           <w:sz w:val="22"/>
         </w:rPr>
         <w:t>후기, 수치, 사용 전후 사진, 전문가 인증, 고객 인터뷰 — 뭐든 좋습니다.</w:t>
@@ -1888,6 +1796,8 @@
       <w:r>
         <w:rPr>
           <w:rFonts w:ascii="맑은 고딕" w:hAnsi="맑은 고딕"/>
+          <w:b w:val="0"/>
+          <w:i w:val="0"/>
           <w:sz w:val="22"/>
         </w:rPr>
         <w:t>*"이 공식으로 첫 달 매출이 3배로 늘었다는 후기가 127개입니다."*</w:t>
@@ -1905,6 +1815,8 @@
       <w:r>
         <w:rPr>
           <w:rFonts w:ascii="맑은 고딕" w:hAnsi="맑은 고딕"/>
+          <w:b w:val="0"/>
+          <w:i w:val="0"/>
           <w:sz w:val="22"/>
         </w:rPr>
       </w:r>
@@ -1912,6 +1824,7 @@
         <w:rPr>
           <w:rFonts w:ascii="맑은 고딕" w:hAnsi="맑은 고딕"/>
           <w:b/>
+          <w:i w:val="0"/>
           <w:sz w:val="22"/>
         </w:rPr>
         <w:t>5단계: 행동 — "지금 바로 누르세요"</w:t>
@@ -1919,17 +1832,21 @@
       <w:r>
         <w:rPr>
           <w:rFonts w:ascii="맑은 고딕" w:hAnsi="맑은 고딕"/>
-          <w:sz w:val="22"/>
-        </w:rPr>
-      </w:r>
-    </w:p>
-    <w:p>
-      <w:pPr>
-        <w:spacing w:after="80"/>
-      </w:pPr>
-      <w:r>
-        <w:rPr>
-          <w:rFonts w:ascii="맑은 고딕" w:hAnsi="맑은 고딕"/>
+          <w:b w:val="0"/>
+          <w:i w:val="0"/>
+          <w:sz w:val="22"/>
+        </w:rPr>
+      </w:r>
+    </w:p>
+    <w:p>
+      <w:pPr>
+        <w:spacing w:after="80"/>
+      </w:pPr>
+      <w:r>
+        <w:rPr>
+          <w:rFonts w:ascii="맑은 고딕" w:hAnsi="맑은 고딕"/>
+          <w:b w:val="0"/>
+          <w:i w:val="0"/>
           <w:sz w:val="22"/>
         </w:rPr>
         <w:t>마지막은 반드시 명확한 행동 유도로 끝납니다. 애매하면 안 삽니다.</w:t>
@@ -1942,6 +1859,8 @@
       <w:r>
         <w:rPr>
           <w:rFonts w:ascii="맑은 고딕" w:hAnsi="맑은 고딕"/>
+          <w:b w:val="0"/>
+          <w:i w:val="0"/>
           <w:sz w:val="22"/>
         </w:rPr>
         <w:t>*"지금 구매하면 PDF 즉시 발송됩니다."*</w:t>
@@ -1954,6 +1873,8 @@
       <w:r>
         <w:rPr>
           <w:rFonts w:ascii="맑은 고딕" w:hAnsi="맑은 고딕"/>
+          <w:b w:val="0"/>
+          <w:i w:val="0"/>
           <w:sz w:val="22"/>
         </w:rPr>
         <w:t>*"오늘 자정까지만 이 가격입니다."*</w:t>
@@ -1984,6 +1905,8 @@
       <w:r>
         <w:rPr>
           <w:rFonts w:ascii="맑은 고딕" w:hAnsi="맑은 고딕"/>
+          <w:b w:val="0"/>
+          <w:i w:val="0"/>
           <w:sz w:val="22"/>
         </w:rPr>
         <w:t>상세페이지를 다 쓰고 나서 이렇게 스스로 물어보세요.</w:t>
@@ -1997,6 +1920,7 @@
       <w:r>
         <w:rPr>
           <w:rFonts w:ascii="맑은 고딕" w:hAnsi="맑은 고딕"/>
+          <w:b w:val="0"/>
           <w:i/>
           <w:color w:val="444466"/>
           <w:sz w:val="22"/>
@@ -2012,6 +1936,7 @@
       <w:r>
         <w:rPr>
           <w:rFonts w:ascii="맑은 고딕" w:hAnsi="맑은 고딕"/>
+          <w:b w:val="0"/>
           <w:i/>
           <w:color w:val="444466"/>
           <w:sz w:val="22"/>
@@ -2027,6 +1952,7 @@
       <w:r>
         <w:rPr>
           <w:rFonts w:ascii="맑은 고딕" w:hAnsi="맑은 고딕"/>
+          <w:b w:val="0"/>
           <w:i/>
           <w:color w:val="444466"/>
           <w:sz w:val="22"/>
@@ -2042,6 +1968,7 @@
       <w:r>
         <w:rPr>
           <w:rFonts w:ascii="맑은 고딕" w:hAnsi="맑은 고딕"/>
+          <w:b w:val="0"/>
           <w:i/>
           <w:color w:val="444466"/>
           <w:sz w:val="22"/>
@@ -2057,6 +1984,7 @@
       <w:r>
         <w:rPr>
           <w:rFonts w:ascii="맑은 고딕" w:hAnsi="맑은 고딕"/>
+          <w:b w:val="0"/>
           <w:i/>
           <w:color w:val="444466"/>
           <w:sz w:val="22"/>
@@ -2071,6 +1999,8 @@
       <w:r>
         <w:rPr>
           <w:rFonts w:ascii="맑은 고딕" w:hAnsi="맑은 고딕"/>
+          <w:b w:val="0"/>
+          <w:i w:val="0"/>
           <w:sz w:val="22"/>
         </w:rPr>
         <w:t>다섯 개 모두 체크가 되면, 그 상세페이지는 팔립니다.</w:t>
@@ -2097,6 +2027,8 @@
       <w:r>
         <w:rPr>
           <w:rFonts w:ascii="맑은 고딕" w:hAnsi="맑은 고딕"/>
+          <w:b w:val="0"/>
+          <w:i w:val="0"/>
           <w:sz w:val="22"/>
         </w:rPr>
         <w:t>고객의 마음에는 순서가 있다</w:t>
@@ -2110,6 +2042,8 @@
       <w:r>
         <w:rPr>
           <w:rFonts w:ascii="맑은 고딕" w:hAnsi="맑은 고딕"/>
+          <w:b w:val="0"/>
+          <w:i w:val="0"/>
           <w:sz w:val="22"/>
         </w:rPr>
         <w:t>문제 → 공감 → 해결 → 증거 → 행동, 이 5단계가 카피의 뼈대</w:t>
@@ -2123,6 +2057,8 @@
       <w:r>
         <w:rPr>
           <w:rFonts w:ascii="맑은 고딕" w:hAnsi="맑은 고딕"/>
+          <w:b w:val="0"/>
+          <w:i w:val="0"/>
           <w:sz w:val="22"/>
         </w:rPr>
         <w:t>상세페이지를 쓴 뒤 "내가 고객이라면?" 관점으로 반드시 점검하라</w:t>
@@ -2153,6 +2089,8 @@
       <w:r>
         <w:rPr>
           <w:rFonts w:ascii="맑은 고딕" w:hAnsi="맑은 고딕"/>
+          <w:b w:val="0"/>
+          <w:i w:val="0"/>
           <w:sz w:val="22"/>
         </w:rPr>
         <w:t>솔직하게 말씀드리겠습니다.</w:t>
@@ -2165,6 +2103,8 @@
       <w:r>
         <w:rPr>
           <w:rFonts w:ascii="맑은 고딕" w:hAnsi="맑은 고딕"/>
+          <w:b w:val="0"/>
+          <w:i w:val="0"/>
           <w:sz w:val="22"/>
         </w:rPr>
         <w:t>당신이 공들여 쓴 상세페이지, 고객은 처음부터 끝까지 읽지 않습니다.</w:t>
@@ -2177,6 +2117,8 @@
       <w:r>
         <w:rPr>
           <w:rFonts w:ascii="맑은 고딕" w:hAnsi="맑은 고딕"/>
+          <w:b w:val="0"/>
+          <w:i w:val="0"/>
           <w:sz w:val="22"/>
         </w:rPr>
         <w:t xml:space="preserve">화면을 열고, </w:t>
@@ -2185,6 +2127,7 @@
         <w:rPr>
           <w:rFonts w:ascii="맑은 고딕" w:hAnsi="맑은 고딕"/>
           <w:b/>
+          <w:i w:val="0"/>
           <w:sz w:val="22"/>
         </w:rPr>
         <w:t>스르륵 스크롤</w:t>
@@ -2192,6 +2135,8 @@
       <w:r>
         <w:rPr>
           <w:rFonts w:ascii="맑은 고딕" w:hAnsi="맑은 고딕"/>
+          <w:b w:val="0"/>
+          <w:i w:val="0"/>
           <w:sz w:val="22"/>
         </w:rPr>
         <w:t>하며 눈에 걸리는 게 있으면 멈추고, 없으면 나갑니다.</w:t>
@@ -2204,6 +2149,8 @@
       <w:r>
         <w:rPr>
           <w:rFonts w:ascii="맑은 고딕" w:hAnsi="맑은 고딕"/>
+          <w:b w:val="0"/>
+          <w:i w:val="0"/>
           <w:sz w:val="22"/>
         </w:rPr>
         <w:t xml:space="preserve">그 '눈에 걸리는 것'이 바로 </w:t>
@@ -2212,6 +2159,7 @@
         <w:rPr>
           <w:rFonts w:ascii="맑은 고딕" w:hAnsi="맑은 고딕"/>
           <w:b/>
+          <w:i w:val="0"/>
           <w:sz w:val="22"/>
         </w:rPr>
         <w:t>헤드라인</w:t>
@@ -2219,6 +2167,8 @@
       <w:r>
         <w:rPr>
           <w:rFonts w:ascii="맑은 고딕" w:hAnsi="맑은 고딕"/>
+          <w:b w:val="0"/>
+          <w:i w:val="0"/>
           <w:sz w:val="22"/>
         </w:rPr>
         <w:t>, 즉 첫 문장입니다.</w:t>
@@ -2249,6 +2199,8 @@
       <w:r>
         <w:rPr>
           <w:rFonts w:ascii="맑은 고딕" w:hAnsi="맑은 고딕"/>
+          <w:b w:val="0"/>
+          <w:i w:val="0"/>
           <w:sz w:val="22"/>
         </w:rPr>
         <w:t>사람들이 모바일로 상세페이지를 볼 때 실제 행동을 관찰해보면 이렇습니다.</w:t>
@@ -2262,6 +2214,8 @@
       <w:r>
         <w:rPr>
           <w:rFonts w:ascii="맑은 고딕" w:hAnsi="맑은 고딕"/>
+          <w:b w:val="0"/>
+          <w:i w:val="0"/>
           <w:sz w:val="22"/>
         </w:rPr>
         <w:t>첫 화면에서 약 **1~3초** 머무름</w:t>
@@ -2275,6 +2229,8 @@
       <w:r>
         <w:rPr>
           <w:rFonts w:ascii="맑은 고딕" w:hAnsi="맑은 고딕"/>
+          <w:b w:val="0"/>
+          <w:i w:val="0"/>
           <w:sz w:val="22"/>
         </w:rPr>
         <w:t>흥미 없으면 즉시 뒤로가기</w:t>
@@ -2288,6 +2244,8 @@
       <w:r>
         <w:rPr>
           <w:rFonts w:ascii="맑은 고딕" w:hAnsi="맑은 고딕"/>
+          <w:b w:val="0"/>
+          <w:i w:val="0"/>
           <w:sz w:val="22"/>
         </w:rPr>
         <w:t>첫 문장이 마음에 걸리면 그때서야 다음을 읽기 시작</w:t>
@@ -2300,6 +2258,8 @@
       <w:r>
         <w:rPr>
           <w:rFonts w:ascii="맑은 고딕" w:hAnsi="맑은 고딕"/>
+          <w:b w:val="0"/>
+          <w:i w:val="0"/>
           <w:sz w:val="22"/>
         </w:rPr>
         <w:t xml:space="preserve">결론: </w:t>
@@ -2308,6 +2268,7 @@
         <w:rPr>
           <w:rFonts w:ascii="맑은 고딕" w:hAnsi="맑은 고딕"/>
           <w:b/>
+          <w:i w:val="0"/>
           <w:sz w:val="22"/>
         </w:rPr>
         <w:t>첫 문장이 문을 열어주지 않으면, 나머지 글은 존재하지 않는 것과 같습니다.</w:t>
@@ -2315,17 +2276,21 @@
       <w:r>
         <w:rPr>
           <w:rFonts w:ascii="맑은 고딕" w:hAnsi="맑은 고딕"/>
-          <w:sz w:val="22"/>
-        </w:rPr>
-      </w:r>
-    </w:p>
-    <w:p>
-      <w:pPr>
-        <w:spacing w:after="80"/>
-      </w:pPr>
-      <w:r>
-        <w:rPr>
-          <w:rFonts w:ascii="맑은 고딕" w:hAnsi="맑은 고딕"/>
+          <w:b w:val="0"/>
+          <w:i w:val="0"/>
+          <w:sz w:val="22"/>
+        </w:rPr>
+      </w:r>
+    </w:p>
+    <w:p>
+      <w:pPr>
+        <w:spacing w:after="80"/>
+      </w:pPr>
+      <w:r>
+        <w:rPr>
+          <w:rFonts w:ascii="맑은 고딕" w:hAnsi="맑은 고딕"/>
+          <w:b w:val="0"/>
+          <w:i w:val="0"/>
           <w:sz w:val="22"/>
         </w:rPr>
         <w:t>*"헤드라인에 50센트를 쓰면, 나머지 카피에는 50센트를 써라."*</w:t>
@@ -2338,6 +2303,8 @@
       <w:r>
         <w:rPr>
           <w:rFonts w:ascii="맑은 고딕" w:hAnsi="맑은 고딕"/>
+          <w:b w:val="0"/>
+          <w:i w:val="0"/>
           <w:sz w:val="22"/>
         </w:rPr>
         <w:t>아무리 본문이 좋아도, 헤드라인이 약하면 본문은 읽히지 않습니다.</w:t>
@@ -2368,6 +2335,8 @@
       <w:r>
         <w:rPr>
           <w:rFonts w:ascii="맑은 고딕" w:hAnsi="맑은 고딕"/>
+          <w:b w:val="0"/>
+          <w:i w:val="0"/>
           <w:sz w:val="22"/>
         </w:rPr>
       </w:r>
@@ -2375,6 +2344,7 @@
         <w:rPr>
           <w:rFonts w:ascii="맑은 고딕" w:hAnsi="맑은 고딕"/>
           <w:b/>
+          <w:i w:val="0"/>
           <w:sz w:val="22"/>
         </w:rPr>
         <w:t>공식 1: 숫자 + 결과형</w:t>
@@ -2382,17 +2352,21 @@
       <w:r>
         <w:rPr>
           <w:rFonts w:ascii="맑은 고딕" w:hAnsi="맑은 고딕"/>
-          <w:sz w:val="22"/>
-        </w:rPr>
-      </w:r>
-    </w:p>
-    <w:p>
-      <w:pPr>
-        <w:spacing w:after="80"/>
-      </w:pPr>
-      <w:r>
-        <w:rPr>
-          <w:rFonts w:ascii="맑은 고딕" w:hAnsi="맑은 고딕"/>
+          <w:b w:val="0"/>
+          <w:i w:val="0"/>
+          <w:sz w:val="22"/>
+        </w:rPr>
+      </w:r>
+    </w:p>
+    <w:p>
+      <w:pPr>
+        <w:spacing w:after="80"/>
+      </w:pPr>
+      <w:r>
+        <w:rPr>
+          <w:rFonts w:ascii="맑은 고딕" w:hAnsi="맑은 고딕"/>
+          <w:b w:val="0"/>
+          <w:i w:val="0"/>
           <w:sz w:val="22"/>
         </w:rPr>
         <w:t>"[숫자]로 [결과]하는 법"</w:t>
@@ -2405,6 +2379,8 @@
       <w:r>
         <w:rPr>
           <w:rFonts w:ascii="맑은 고딕" w:hAnsi="맑은 고딕"/>
+          <w:b w:val="0"/>
+          <w:i w:val="0"/>
           <w:sz w:val="22"/>
         </w:rPr>
         <w:t>구체적인 숫자가 들어가는 순간, 신뢰도와 클릭률이 올라갑니다.</w:t>
@@ -2418,6 +2394,7 @@
       <w:r>
         <w:rPr>
           <w:rFonts w:ascii="맑은 고딕" w:hAnsi="맑은 고딕"/>
+          <w:b w:val="0"/>
           <w:i/>
           <w:color w:val="444466"/>
           <w:sz w:val="22"/>
@@ -2433,6 +2410,7 @@
       <w:r>
         <w:rPr>
           <w:rFonts w:ascii="맑은 고딕" w:hAnsi="맑은 고딕"/>
+          <w:b w:val="0"/>
           <w:i/>
           <w:color w:val="444466"/>
           <w:sz w:val="22"/>
@@ -2452,6 +2430,8 @@
       <w:r>
         <w:rPr>
           <w:rFonts w:ascii="맑은 고딕" w:hAnsi="맑은 고딕"/>
+          <w:b w:val="0"/>
+          <w:i w:val="0"/>
           <w:sz w:val="22"/>
         </w:rPr>
       </w:r>
@@ -2459,6 +2439,7 @@
         <w:rPr>
           <w:rFonts w:ascii="맑은 고딕" w:hAnsi="맑은 고딕"/>
           <w:b/>
+          <w:i w:val="0"/>
           <w:sz w:val="22"/>
         </w:rPr>
         <w:t>공식 2: 질문형 — 고객의 속마음을 대신 말하기</w:t>
@@ -2466,17 +2447,21 @@
       <w:r>
         <w:rPr>
           <w:rFonts w:ascii="맑은 고딕" w:hAnsi="맑은 고딕"/>
-          <w:sz w:val="22"/>
-        </w:rPr>
-      </w:r>
-    </w:p>
-    <w:p>
-      <w:pPr>
-        <w:spacing w:after="80"/>
-      </w:pPr>
-      <w:r>
-        <w:rPr>
-          <w:rFonts w:ascii="맑은 고딕" w:hAnsi="맑은 고딕"/>
+          <w:b w:val="0"/>
+          <w:i w:val="0"/>
+          <w:sz w:val="22"/>
+        </w:rPr>
+      </w:r>
+    </w:p>
+    <w:p>
+      <w:pPr>
+        <w:spacing w:after="80"/>
+      </w:pPr>
+      <w:r>
+        <w:rPr>
+          <w:rFonts w:ascii="맑은 고딕" w:hAnsi="맑은 고딕"/>
+          <w:b w:val="0"/>
+          <w:i w:val="0"/>
           <w:sz w:val="22"/>
         </w:rPr>
         <w:t>독자가 이미 마음속으로 하고 있는 질문을 첫 문장으로 던집니다.</w:t>
@@ -2489,6 +2474,8 @@
       <w:r>
         <w:rPr>
           <w:rFonts w:ascii="맑은 고딕" w:hAnsi="맑은 고딕"/>
+          <w:b w:val="0"/>
+          <w:i w:val="0"/>
           <w:sz w:val="22"/>
         </w:rPr>
         <w:t>자기 얘기처럼 느껴지면 멈추게 됩니다.</w:t>
@@ -2502,6 +2489,7 @@
       <w:r>
         <w:rPr>
           <w:rFonts w:ascii="맑은 고딕" w:hAnsi="맑은 고딕"/>
+          <w:b w:val="0"/>
           <w:i/>
           <w:color w:val="444466"/>
           <w:sz w:val="22"/>
@@ -2517,6 +2505,7 @@
       <w:r>
         <w:rPr>
           <w:rFonts w:ascii="맑은 고딕" w:hAnsi="맑은 고딕"/>
+          <w:b w:val="0"/>
           <w:i/>
           <w:color w:val="444466"/>
           <w:sz w:val="22"/>
@@ -2536,6 +2525,8 @@
       <w:r>
         <w:rPr>
           <w:rFonts w:ascii="맑은 고딕" w:hAnsi="맑은 고딕"/>
+          <w:b w:val="0"/>
+          <w:i w:val="0"/>
           <w:sz w:val="22"/>
         </w:rPr>
       </w:r>
@@ -2543,6 +2534,7 @@
         <w:rPr>
           <w:rFonts w:ascii="맑은 고딕" w:hAnsi="맑은 고딕"/>
           <w:b/>
+          <w:i w:val="0"/>
           <w:sz w:val="22"/>
         </w:rPr>
         <w:t>공식 3: 금지형 — 의외성으로 시선 잡기</w:t>
@@ -2550,17 +2542,21 @@
       <w:r>
         <w:rPr>
           <w:rFonts w:ascii="맑은 고딕" w:hAnsi="맑은 고딕"/>
-          <w:sz w:val="22"/>
-        </w:rPr>
-      </w:r>
-    </w:p>
-    <w:p>
-      <w:pPr>
-        <w:spacing w:after="80"/>
-      </w:pPr>
-      <w:r>
-        <w:rPr>
-          <w:rFonts w:ascii="맑은 고딕" w:hAnsi="맑은 고딕"/>
+          <w:b w:val="0"/>
+          <w:i w:val="0"/>
+          <w:sz w:val="22"/>
+        </w:rPr>
+      </w:r>
+    </w:p>
+    <w:p>
+      <w:pPr>
+        <w:spacing w:after="80"/>
+      </w:pPr>
+      <w:r>
+        <w:rPr>
+          <w:rFonts w:ascii="맑은 고딕" w:hAnsi="맑은 고딕"/>
+          <w:b w:val="0"/>
+          <w:i w:val="0"/>
           <w:sz w:val="22"/>
         </w:rPr>
         <w:t>"하지 마세요", "틀렸습니다" 같은 반전 표현은 강하게 눈을 잡아끕니다.</w:t>
@@ -2573,6 +2569,8 @@
       <w:r>
         <w:rPr>
           <w:rFonts w:ascii="맑은 고딕" w:hAnsi="맑은 고딕"/>
+          <w:b w:val="0"/>
+          <w:i w:val="0"/>
           <w:sz w:val="22"/>
         </w:rPr>
         <w:t>다만 너무 자주 쓰면 식상해지니, 포인트로 활용합니다.</w:t>
@@ -2586,6 +2584,7 @@
       <w:r>
         <w:rPr>
           <w:rFonts w:ascii="맑은 고딕" w:hAnsi="맑은 고딕"/>
+          <w:b w:val="0"/>
           <w:i/>
           <w:color w:val="444466"/>
           <w:sz w:val="22"/>
@@ -2601,6 +2600,7 @@
       <w:r>
         <w:rPr>
           <w:rFonts w:ascii="맑은 고딕" w:hAnsi="맑은 고딕"/>
+          <w:b w:val="0"/>
           <w:i/>
           <w:color w:val="444466"/>
           <w:sz w:val="22"/>
@@ -2620,6 +2620,8 @@
       <w:r>
         <w:rPr>
           <w:rFonts w:ascii="맑은 고딕" w:hAnsi="맑은 고딕"/>
+          <w:b w:val="0"/>
+          <w:i w:val="0"/>
           <w:sz w:val="22"/>
         </w:rPr>
       </w:r>
@@ -2627,6 +2629,7 @@
         <w:rPr>
           <w:rFonts w:ascii="맑은 고딕" w:hAnsi="맑은 고딕"/>
           <w:b/>
+          <w:i w:val="0"/>
           <w:sz w:val="22"/>
         </w:rPr>
         <w:t>공식 4: 대상 특정형 — "당신"을 콕 집어 부르기</w:t>
@@ -2634,17 +2637,21 @@
       <w:r>
         <w:rPr>
           <w:rFonts w:ascii="맑은 고딕" w:hAnsi="맑은 고딕"/>
-          <w:sz w:val="22"/>
-        </w:rPr>
-      </w:r>
-    </w:p>
-    <w:p>
-      <w:pPr>
-        <w:spacing w:after="80"/>
-      </w:pPr>
-      <w:r>
-        <w:rPr>
-          <w:rFonts w:ascii="맑은 고딕" w:hAnsi="맑은 고딕"/>
+          <w:b w:val="0"/>
+          <w:i w:val="0"/>
+          <w:sz w:val="22"/>
+        </w:rPr>
+      </w:r>
+    </w:p>
+    <w:p>
+      <w:pPr>
+        <w:spacing w:after="80"/>
+      </w:pPr>
+      <w:r>
+        <w:rPr>
+          <w:rFonts w:ascii="맑은 고딕" w:hAnsi="맑은 고딕"/>
+          <w:b w:val="0"/>
+          <w:i w:val="0"/>
           <w:sz w:val="22"/>
         </w:rPr>
         <w:t>모든 사람에게 말하는 카피는 아무에게도 말하는 게 아닙니다.</w:t>
@@ -2657,6 +2664,8 @@
       <w:r>
         <w:rPr>
           <w:rFonts w:ascii="맑은 고딕" w:hAnsi="맑은 고딕"/>
+          <w:b w:val="0"/>
+          <w:i w:val="0"/>
           <w:sz w:val="22"/>
         </w:rPr>
         <w:t>내 고객이 딱 누군지 헤드라인에서 선명하게 명시합니다.</w:t>
@@ -2670,6 +2679,7 @@
       <w:r>
         <w:rPr>
           <w:rFonts w:ascii="맑은 고딕" w:hAnsi="맑은 고딕"/>
+          <w:b w:val="0"/>
           <w:i/>
           <w:color w:val="444466"/>
           <w:sz w:val="22"/>
@@ -2685,6 +2695,7 @@
       <w:r>
         <w:rPr>
           <w:rFonts w:ascii="맑은 고딕" w:hAnsi="맑은 고딕"/>
+          <w:b w:val="0"/>
           <w:i/>
           <w:color w:val="444466"/>
           <w:sz w:val="22"/>
@@ -2704,6 +2715,8 @@
       <w:r>
         <w:rPr>
           <w:rFonts w:ascii="맑은 고딕" w:hAnsi="맑은 고딕"/>
+          <w:b w:val="0"/>
+          <w:i w:val="0"/>
           <w:sz w:val="22"/>
         </w:rPr>
       </w:r>
@@ -2711,6 +2724,7 @@
         <w:rPr>
           <w:rFonts w:ascii="맑은 고딕" w:hAnsi="맑은 고딕"/>
           <w:b/>
+          <w:i w:val="0"/>
           <w:sz w:val="22"/>
         </w:rPr>
         <w:t>공식 5: 비포-애프터형 — 변화를 한 문장에</w:t>
@@ -2718,17 +2732,21 @@
       <w:r>
         <w:rPr>
           <w:rFonts w:ascii="맑은 고딕" w:hAnsi="맑은 고딕"/>
-          <w:sz w:val="22"/>
-        </w:rPr>
-      </w:r>
-    </w:p>
-    <w:p>
-      <w:pPr>
-        <w:spacing w:after="80"/>
-      </w:pPr>
-      <w:r>
-        <w:rPr>
-          <w:rFonts w:ascii="맑은 고딕" w:hAnsi="맑은 고딕"/>
+          <w:b w:val="0"/>
+          <w:i w:val="0"/>
+          <w:sz w:val="22"/>
+        </w:rPr>
+      </w:r>
+    </w:p>
+    <w:p>
+      <w:pPr>
+        <w:spacing w:after="80"/>
+      </w:pPr>
+      <w:r>
+        <w:rPr>
+          <w:rFonts w:ascii="맑은 고딕" w:hAnsi="맑은 고딕"/>
+          <w:b w:val="0"/>
+          <w:i w:val="0"/>
           <w:sz w:val="22"/>
         </w:rPr>
         <w:t>지금의 상황(Before)과 상품 사용 후 상황(After)을 한 문장에 담습니다.</w:t>
@@ -2741,6 +2759,8 @@
       <w:r>
         <w:rPr>
           <w:rFonts w:ascii="맑은 고딕" w:hAnsi="맑은 고딕"/>
+          <w:b w:val="0"/>
+          <w:i w:val="0"/>
           <w:sz w:val="22"/>
         </w:rPr>
         <w:t>고객은 '나도 저렇게 될 수 있겠다'는 희망을 봅니다.</w:t>
@@ -2754,6 +2774,7 @@
       <w:r>
         <w:rPr>
           <w:rFonts w:ascii="맑은 고딕" w:hAnsi="맑은 고딕"/>
+          <w:b w:val="0"/>
           <w:i/>
           <w:color w:val="444466"/>
           <w:sz w:val="22"/>
@@ -2769,6 +2790,7 @@
       <w:r>
         <w:rPr>
           <w:rFonts w:ascii="맑은 고딕" w:hAnsi="맑은 고딕"/>
+          <w:b w:val="0"/>
           <w:i/>
           <w:color w:val="444466"/>
           <w:sz w:val="22"/>
@@ -2965,6 +2987,8 @@
       <w:r>
         <w:rPr>
           <w:rFonts w:ascii="맑은 고딕" w:hAnsi="맑은 고딕"/>
+          <w:b w:val="0"/>
+          <w:i w:val="0"/>
           <w:sz w:val="22"/>
         </w:rPr>
       </w:r>
@@ -2972,6 +2996,7 @@
         <w:rPr>
           <w:rFonts w:ascii="맑은 고딕" w:hAnsi="맑은 고딕"/>
           <w:b/>
+          <w:i w:val="0"/>
           <w:sz w:val="22"/>
         </w:rPr>
         <w:t>헤드라인은 3개 이상 써보세요.</w:t>
@@ -2979,6 +3004,8 @@
       <w:r>
         <w:rPr>
           <w:rFonts w:ascii="맑은 고딕" w:hAnsi="맑은 고딕"/>
+          <w:b w:val="0"/>
+          <w:i w:val="0"/>
           <w:sz w:val="22"/>
         </w:rPr>
         <w:t xml:space="preserve"> 처음 떠오른 문장이 가장 좋은 경우는 드뭅니다.</w:t>
@@ -2991,6 +3018,8 @@
       <w:r>
         <w:rPr>
           <w:rFonts w:ascii="맑은 고딕" w:hAnsi="맑은 고딕"/>
+          <w:b w:val="0"/>
+          <w:i w:val="0"/>
           <w:sz w:val="22"/>
         </w:rPr>
         <w:t>세 번째, 네 번째 버전에서 진짜 헤드라인이 나오는 일이 많습니다.</w:t>
@@ -3017,6 +3046,8 @@
       <w:r>
         <w:rPr>
           <w:rFonts w:ascii="맑은 고딕" w:hAnsi="맑은 고딕"/>
+          <w:b w:val="0"/>
+          <w:i w:val="0"/>
           <w:sz w:val="22"/>
         </w:rPr>
         <w:t>고객은 스크롤하다 걸리는 게 없으면 1~3초 만에 나간다</w:t>
@@ -3030,6 +3061,8 @@
       <w:r>
         <w:rPr>
           <w:rFonts w:ascii="맑은 고딕" w:hAnsi="맑은 고딕"/>
+          <w:b w:val="0"/>
+          <w:i w:val="0"/>
           <w:sz w:val="22"/>
         </w:rPr>
         <w:t>잘 팔리는 헤드라인 5공식: 숫자+결과 / 질문 / 금지 / 대상특정 / 비포-애프터</w:t>
@@ -3043,6 +3076,8 @@
       <w:r>
         <w:rPr>
           <w:rFonts w:ascii="맑은 고딕" w:hAnsi="맑은 고딕"/>
+          <w:b w:val="0"/>
+          <w:i w:val="0"/>
           <w:sz w:val="22"/>
         </w:rPr>
         <w:t>헤드라인은 최소 3개 이상 써보고 고를 것</w:t>
@@ -3073,6 +3108,8 @@
       <w:r>
         <w:rPr>
           <w:rFonts w:ascii="맑은 고딕" w:hAnsi="맑은 고딕"/>
+          <w:b w:val="0"/>
+          <w:i w:val="0"/>
           <w:sz w:val="22"/>
         </w:rPr>
         <w:t>이론은 충분합니다. 이제 실전입니다.</w:t>
@@ -3085,6 +3122,8 @@
       <w:r>
         <w:rPr>
           <w:rFonts w:ascii="맑은 고딕" w:hAnsi="맑은 고딕"/>
+          <w:b w:val="0"/>
+          <w:i w:val="0"/>
           <w:sz w:val="22"/>
         </w:rPr>
         <w:t>[ ] 안에 내 상품 정보를 채워보세요. 이 챕터가 끝날 때쯤 헤드라인 후보 5개가 완성됩니다.</w:t>
@@ -3115,6 +3154,8 @@
       <w:r>
         <w:rPr>
           <w:rFonts w:ascii="맑은 고딕" w:hAnsi="맑은 고딕"/>
+          <w:b w:val="0"/>
+          <w:i w:val="0"/>
           <w:sz w:val="22"/>
         </w:rPr>
       </w:r>
@@ -3122,6 +3163,7 @@
         <w:rPr>
           <w:rFonts w:ascii="맑은 고딕" w:hAnsi="맑은 고딕"/>
           <w:b/>
+          <w:i w:val="0"/>
           <w:sz w:val="22"/>
         </w:rPr>
         <w:t>01.</w:t>
@@ -3129,6 +3171,8 @@
       <w:r>
         <w:rPr>
           <w:rFonts w:ascii="맑은 고딕" w:hAnsi="맑은 고딕"/>
+          <w:b w:val="0"/>
+          <w:i w:val="0"/>
           <w:sz w:val="22"/>
         </w:rPr>
         <w:t xml:space="preserve"> [문제 상황]이 반복된다면, 이 [상품/방법]이 이유입니다.</w:t>
@@ -3142,6 +3186,7 @@
       <w:r>
         <w:rPr>
           <w:rFonts w:ascii="맑은 고딕" w:hAnsi="맑은 고딕"/>
+          <w:b w:val="0"/>
           <w:i/>
           <w:color w:val="444466"/>
           <w:sz w:val="22"/>
@@ -3156,6 +3201,8 @@
       <w:r>
         <w:rPr>
           <w:rFonts w:ascii="맑은 고딕" w:hAnsi="맑은 고딕"/>
+          <w:b w:val="0"/>
+          <w:i w:val="0"/>
           <w:sz w:val="22"/>
         </w:rPr>
       </w:r>
@@ -3163,6 +3210,7 @@
         <w:rPr>
           <w:rFonts w:ascii="맑은 고딕" w:hAnsi="맑은 고딕"/>
           <w:b/>
+          <w:i w:val="0"/>
           <w:sz w:val="22"/>
         </w:rPr>
         <w:t>02.</w:t>
@@ -3170,6 +3218,8 @@
       <w:r>
         <w:rPr>
           <w:rFonts w:ascii="맑은 고딕" w:hAnsi="맑은 고딕"/>
+          <w:b w:val="0"/>
+          <w:i w:val="0"/>
           <w:sz w:val="22"/>
         </w:rPr>
         <w:t xml:space="preserve"> [문제]로 지쳐있는 [대상]에게 딱 맞는 [해결책]</w:t>
@@ -3183,6 +3233,7 @@
       <w:r>
         <w:rPr>
           <w:rFonts w:ascii="맑은 고딕" w:hAnsi="맑은 고딕"/>
+          <w:b w:val="0"/>
           <w:i/>
           <w:color w:val="444466"/>
           <w:sz w:val="22"/>
@@ -3197,6 +3248,8 @@
       <w:r>
         <w:rPr>
           <w:rFonts w:ascii="맑은 고딕" w:hAnsi="맑은 고딕"/>
+          <w:b w:val="0"/>
+          <w:i w:val="0"/>
           <w:sz w:val="22"/>
         </w:rPr>
       </w:r>
@@ -3204,6 +3257,7 @@
         <w:rPr>
           <w:rFonts w:ascii="맑은 고딕" w:hAnsi="맑은 고딕"/>
           <w:b/>
+          <w:i w:val="0"/>
           <w:sz w:val="22"/>
         </w:rPr>
         <w:t>03.</w:t>
@@ -3211,6 +3265,8 @@
       <w:r>
         <w:rPr>
           <w:rFonts w:ascii="맑은 고딕" w:hAnsi="맑은 고딕"/>
+          <w:b w:val="0"/>
+          <w:i w:val="0"/>
           <w:sz w:val="22"/>
         </w:rPr>
         <w:t xml:space="preserve"> 왜 [내 상품]은 [문제]를 해결해줄까요?</w:t>
@@ -3224,6 +3280,7 @@
       <w:r>
         <w:rPr>
           <w:rFonts w:ascii="맑은 고딕" w:hAnsi="맑은 고딕"/>
+          <w:b w:val="0"/>
           <w:i/>
           <w:color w:val="444466"/>
           <w:sz w:val="22"/>
@@ -3238,6 +3295,8 @@
       <w:r>
         <w:rPr>
           <w:rFonts w:ascii="맑은 고딕" w:hAnsi="맑은 고딕"/>
+          <w:b w:val="0"/>
+          <w:i w:val="0"/>
           <w:sz w:val="22"/>
         </w:rPr>
       </w:r>
@@ -3245,6 +3304,7 @@
         <w:rPr>
           <w:rFonts w:ascii="맑은 고딕" w:hAnsi="맑은 고딕"/>
           <w:b/>
+          <w:i w:val="0"/>
           <w:sz w:val="22"/>
         </w:rPr>
         <w:t>04.</w:t>
@@ -3252,6 +3312,8 @@
       <w:r>
         <w:rPr>
           <w:rFonts w:ascii="맑은 고딕" w:hAnsi="맑은 고딕"/>
+          <w:b w:val="0"/>
+          <w:i w:val="0"/>
           <w:sz w:val="22"/>
         </w:rPr>
         <w:t xml:space="preserve"> [문제]가 아직도 해결되지 않는 단 한 가지 이유</w:t>
@@ -3265,6 +3327,7 @@
       <w:r>
         <w:rPr>
           <w:rFonts w:ascii="맑은 고딕" w:hAnsi="맑은 고딕"/>
+          <w:b w:val="0"/>
           <w:i/>
           <w:color w:val="444466"/>
           <w:sz w:val="22"/>
@@ -3279,6 +3342,8 @@
       <w:r>
         <w:rPr>
           <w:rFonts w:ascii="맑은 고딕" w:hAnsi="맑은 고딕"/>
+          <w:b w:val="0"/>
+          <w:i w:val="0"/>
           <w:sz w:val="22"/>
         </w:rPr>
       </w:r>
@@ -3286,6 +3351,7 @@
         <w:rPr>
           <w:rFonts w:ascii="맑은 고딕" w:hAnsi="맑은 고딕"/>
           <w:b/>
+          <w:i w:val="0"/>
           <w:sz w:val="22"/>
         </w:rPr>
         <w:t>05.</w:t>
@@ -3293,6 +3359,8 @@
       <w:r>
         <w:rPr>
           <w:rFonts w:ascii="맑은 고딕" w:hAnsi="맑은 고딕"/>
+          <w:b w:val="0"/>
+          <w:i w:val="0"/>
           <w:sz w:val="22"/>
         </w:rPr>
         <w:t xml:space="preserve"> [대상]이라면 꼭 알아야 할 [문제] 해결법</w:t>
@@ -3306,6 +3374,7 @@
       <w:r>
         <w:rPr>
           <w:rFonts w:ascii="맑은 고딕" w:hAnsi="맑은 고딕"/>
+          <w:b w:val="0"/>
           <w:i/>
           <w:color w:val="444466"/>
           <w:sz w:val="22"/>
@@ -3320,6 +3389,8 @@
       <w:r>
         <w:rPr>
           <w:rFonts w:ascii="맑은 고딕" w:hAnsi="맑은 고딕"/>
+          <w:b w:val="0"/>
+          <w:i w:val="0"/>
           <w:sz w:val="22"/>
         </w:rPr>
       </w:r>
@@ -3327,6 +3398,7 @@
         <w:rPr>
           <w:rFonts w:ascii="맑은 고딕" w:hAnsi="맑은 고딕"/>
           <w:b/>
+          <w:i w:val="0"/>
           <w:sz w:val="22"/>
         </w:rPr>
         <w:t>06.</w:t>
@@ -3334,6 +3406,8 @@
       <w:r>
         <w:rPr>
           <w:rFonts w:ascii="맑은 고딕" w:hAnsi="맑은 고딕"/>
+          <w:b w:val="0"/>
+          <w:i w:val="0"/>
           <w:sz w:val="22"/>
         </w:rPr>
         <w:t xml:space="preserve"> [기존 방법]으로 안 됐다면, 이제 [새 방법]을 써보세요</w:t>
@@ -3347,6 +3421,7 @@
       <w:r>
         <w:rPr>
           <w:rFonts w:ascii="맑은 고딕" w:hAnsi="맑은 고딕"/>
+          <w:b w:val="0"/>
           <w:i/>
           <w:color w:val="444466"/>
           <w:sz w:val="22"/>
@@ -3379,6 +3454,8 @@
       <w:r>
         <w:rPr>
           <w:rFonts w:ascii="맑은 고딕" w:hAnsi="맑은 고딕"/>
+          <w:b w:val="0"/>
+          <w:i w:val="0"/>
           <w:sz w:val="22"/>
         </w:rPr>
       </w:r>
@@ -3386,6 +3463,7 @@
         <w:rPr>
           <w:rFonts w:ascii="맑은 고딕" w:hAnsi="맑은 고딕"/>
           <w:b/>
+          <w:i w:val="0"/>
           <w:sz w:val="22"/>
         </w:rPr>
         <w:t>07.</w:t>
@@ -3393,6 +3471,8 @@
       <w:r>
         <w:rPr>
           <w:rFonts w:ascii="맑은 고딕" w:hAnsi="맑은 고딕"/>
+          <w:b w:val="0"/>
+          <w:i w:val="0"/>
           <w:sz w:val="22"/>
         </w:rPr>
         <w:t xml:space="preserve"> [숫자]분 만에 완성하는 [결과]</w:t>
@@ -3406,6 +3486,7 @@
       <w:r>
         <w:rPr>
           <w:rFonts w:ascii="맑은 고딕" w:hAnsi="맑은 고딕"/>
+          <w:b w:val="0"/>
           <w:i/>
           <w:color w:val="444466"/>
           <w:sz w:val="22"/>
@@ -3420,6 +3501,8 @@
       <w:r>
         <w:rPr>
           <w:rFonts w:ascii="맑은 고딕" w:hAnsi="맑은 고딕"/>
+          <w:b w:val="0"/>
+          <w:i w:val="0"/>
           <w:sz w:val="22"/>
         </w:rPr>
       </w:r>
@@ -3427,6 +3510,7 @@
         <w:rPr>
           <w:rFonts w:ascii="맑은 고딕" w:hAnsi="맑은 고딕"/>
           <w:b/>
+          <w:i w:val="0"/>
           <w:sz w:val="22"/>
         </w:rPr>
         <w:t>08.</w:t>
@@ -3434,6 +3518,8 @@
       <w:r>
         <w:rPr>
           <w:rFonts w:ascii="맑은 고딕" w:hAnsi="맑은 고딕"/>
+          <w:b w:val="0"/>
+          <w:i w:val="0"/>
           <w:sz w:val="22"/>
         </w:rPr>
         <w:t xml:space="preserve"> [숫자]가지 공식으로 [결과]하는 방법</w:t>
@@ -3447,6 +3533,7 @@
       <w:r>
         <w:rPr>
           <w:rFonts w:ascii="맑은 고딕" w:hAnsi="맑은 고딕"/>
+          <w:b w:val="0"/>
           <w:i/>
           <w:color w:val="444466"/>
           <w:sz w:val="22"/>
@@ -3461,6 +3548,8 @@
       <w:r>
         <w:rPr>
           <w:rFonts w:ascii="맑은 고딕" w:hAnsi="맑은 고딕"/>
+          <w:b w:val="0"/>
+          <w:i w:val="0"/>
           <w:sz w:val="22"/>
         </w:rPr>
       </w:r>
@@ -3468,6 +3557,7 @@
         <w:rPr>
           <w:rFonts w:ascii="맑은 고딕" w:hAnsi="맑은 고딕"/>
           <w:b/>
+          <w:i w:val="0"/>
           <w:sz w:val="22"/>
         </w:rPr>
         <w:t>09.</w:t>
@@ -3475,6 +3565,8 @@
       <w:r>
         <w:rPr>
           <w:rFonts w:ascii="맑은 고딕" w:hAnsi="맑은 고딕"/>
+          <w:b w:val="0"/>
+          <w:i w:val="0"/>
           <w:sz w:val="22"/>
         </w:rPr>
         <w:t xml:space="preserve"> [기간] 만에 [수치] 달성한 [대상]들의 공통점</w:t>
@@ -3488,6 +3580,7 @@
       <w:r>
         <w:rPr>
           <w:rFonts w:ascii="맑은 고딕" w:hAnsi="맑은 고딕"/>
+          <w:b w:val="0"/>
           <w:i/>
           <w:color w:val="444466"/>
           <w:sz w:val="22"/>
@@ -3502,6 +3595,8 @@
       <w:r>
         <w:rPr>
           <w:rFonts w:ascii="맑은 고딕" w:hAnsi="맑은 고딕"/>
+          <w:b w:val="0"/>
+          <w:i w:val="0"/>
           <w:sz w:val="22"/>
         </w:rPr>
       </w:r>
@@ -3509,6 +3604,7 @@
         <w:rPr>
           <w:rFonts w:ascii="맑은 고딕" w:hAnsi="맑은 고딕"/>
           <w:b/>
+          <w:i w:val="0"/>
           <w:sz w:val="22"/>
         </w:rPr>
         <w:t>10.</w:t>
@@ -3516,6 +3612,8 @@
       <w:r>
         <w:rPr>
           <w:rFonts w:ascii="맑은 고딕" w:hAnsi="맑은 고딕"/>
+          <w:b w:val="0"/>
+          <w:i w:val="0"/>
           <w:sz w:val="22"/>
         </w:rPr>
         <w:t xml:space="preserve"> [숫자]명이 이미 선택한 [상품/방법]</w:t>
@@ -3529,6 +3627,7 @@
       <w:r>
         <w:rPr>
           <w:rFonts w:ascii="맑은 고딕" w:hAnsi="맑은 고딕"/>
+          <w:b w:val="0"/>
           <w:i/>
           <w:color w:val="444466"/>
           <w:sz w:val="22"/>
@@ -3543,6 +3642,8 @@
       <w:r>
         <w:rPr>
           <w:rFonts w:ascii="맑은 고딕" w:hAnsi="맑은 고딕"/>
+          <w:b w:val="0"/>
+          <w:i w:val="0"/>
           <w:sz w:val="22"/>
         </w:rPr>
       </w:r>
@@ -3550,6 +3651,7 @@
         <w:rPr>
           <w:rFonts w:ascii="맑은 고딕" w:hAnsi="맑은 고딕"/>
           <w:b/>
+          <w:i w:val="0"/>
           <w:sz w:val="22"/>
         </w:rPr>
         <w:t>11.</w:t>
@@ -3557,6 +3659,8 @@
       <w:r>
         <w:rPr>
           <w:rFonts w:ascii="맑은 고딕" w:hAnsi="맑은 고딕"/>
+          <w:b w:val="0"/>
+          <w:i w:val="0"/>
           <w:sz w:val="22"/>
         </w:rPr>
         <w:t xml:space="preserve"> [숫자]가지만 바꿔도 [결과]가 달라집니다</w:t>
@@ -3570,6 +3674,7 @@
       <w:r>
         <w:rPr>
           <w:rFonts w:ascii="맑은 고딕" w:hAnsi="맑은 고딕"/>
+          <w:b w:val="0"/>
           <w:i/>
           <w:color w:val="444466"/>
           <w:sz w:val="22"/>
@@ -3584,6 +3689,8 @@
       <w:r>
         <w:rPr>
           <w:rFonts w:ascii="맑은 고딕" w:hAnsi="맑은 고딕"/>
+          <w:b w:val="0"/>
+          <w:i w:val="0"/>
           <w:sz w:val="22"/>
         </w:rPr>
       </w:r>
@@ -3591,6 +3698,7 @@
         <w:rPr>
           <w:rFonts w:ascii="맑은 고딕" w:hAnsi="맑은 고딕"/>
           <w:b/>
+          <w:i w:val="0"/>
           <w:sz w:val="22"/>
         </w:rPr>
         <w:t>12.</w:t>
@@ -3598,6 +3706,8 @@
       <w:r>
         <w:rPr>
           <w:rFonts w:ascii="맑은 고딕" w:hAnsi="맑은 고딕"/>
+          <w:b w:val="0"/>
+          <w:i w:val="0"/>
           <w:sz w:val="22"/>
         </w:rPr>
         <w:t xml:space="preserve"> 단 [숫자]줄로 [결과]를 만든 실제 사례</w:t>
@@ -3611,6 +3721,7 @@
       <w:r>
         <w:rPr>
           <w:rFonts w:ascii="맑은 고딕" w:hAnsi="맑은 고딕"/>
+          <w:b w:val="0"/>
           <w:i/>
           <w:color w:val="444466"/>
           <w:sz w:val="22"/>
@@ -3643,6 +3754,8 @@
       <w:r>
         <w:rPr>
           <w:rFonts w:ascii="맑은 고딕" w:hAnsi="맑은 고딕"/>
+          <w:b w:val="0"/>
+          <w:i w:val="0"/>
           <w:sz w:val="22"/>
         </w:rPr>
       </w:r>
@@ -3650,6 +3763,7 @@
         <w:rPr>
           <w:rFonts w:ascii="맑은 고딕" w:hAnsi="맑은 고딕"/>
           <w:b/>
+          <w:i w:val="0"/>
           <w:sz w:val="22"/>
         </w:rPr>
         <w:t>13.</w:t>
@@ -3657,6 +3771,8 @@
       <w:r>
         <w:rPr>
           <w:rFonts w:ascii="맑은 고딕" w:hAnsi="맑은 고딕"/>
+          <w:b w:val="0"/>
+          <w:i w:val="0"/>
           <w:sz w:val="22"/>
         </w:rPr>
         <w:t xml:space="preserve"> [분야] 고수들이 절대 알려주지 않는 [비밀]</w:t>
@@ -3670,6 +3786,7 @@
       <w:r>
         <w:rPr>
           <w:rFonts w:ascii="맑은 고딕" w:hAnsi="맑은 고딕"/>
+          <w:b w:val="0"/>
           <w:i/>
           <w:color w:val="444466"/>
           <w:sz w:val="22"/>
@@ -3684,6 +3801,8 @@
       <w:r>
         <w:rPr>
           <w:rFonts w:ascii="맑은 고딕" w:hAnsi="맑은 고딕"/>
+          <w:b w:val="0"/>
+          <w:i w:val="0"/>
           <w:sz w:val="22"/>
         </w:rPr>
       </w:r>
@@ -3691,6 +3810,7 @@
         <w:rPr>
           <w:rFonts w:ascii="맑은 고딕" w:hAnsi="맑은 고딕"/>
           <w:b/>
+          <w:i w:val="0"/>
           <w:sz w:val="22"/>
         </w:rPr>
         <w:t>14.</w:t>
@@ -3698,6 +3818,8 @@
       <w:r>
         <w:rPr>
           <w:rFonts w:ascii="맑은 고딕" w:hAnsi="맑은 고딕"/>
+          <w:b w:val="0"/>
+          <w:i w:val="0"/>
           <w:sz w:val="22"/>
         </w:rPr>
         <w:t xml:space="preserve"> [대상]이 [결과]를 내는 진짜 이유</w:t>
@@ -3711,6 +3833,7 @@
       <w:r>
         <w:rPr>
           <w:rFonts w:ascii="맑은 고딕" w:hAnsi="맑은 고딕"/>
+          <w:b w:val="0"/>
           <w:i/>
           <w:color w:val="444466"/>
           <w:sz w:val="22"/>
@@ -3725,6 +3848,8 @@
       <w:r>
         <w:rPr>
           <w:rFonts w:ascii="맑은 고딕" w:hAnsi="맑은 고딕"/>
+          <w:b w:val="0"/>
+          <w:i w:val="0"/>
           <w:sz w:val="22"/>
         </w:rPr>
       </w:r>
@@ -3732,6 +3857,7 @@
         <w:rPr>
           <w:rFonts w:ascii="맑은 고딕" w:hAnsi="맑은 고딕"/>
           <w:b/>
+          <w:i w:val="0"/>
           <w:sz w:val="22"/>
         </w:rPr>
         <w:t>15.</w:t>
@@ -3739,6 +3865,8 @@
       <w:r>
         <w:rPr>
           <w:rFonts w:ascii="맑은 고딕" w:hAnsi="맑은 고딕"/>
+          <w:b w:val="0"/>
+          <w:i w:val="0"/>
           <w:sz w:val="22"/>
         </w:rPr>
         <w:t xml:space="preserve"> 이것만 알면 [문제]는 더 이상 없습니다</w:t>
@@ -3752,6 +3880,7 @@
       <w:r>
         <w:rPr>
           <w:rFonts w:ascii="맑은 고딕" w:hAnsi="맑은 고딕"/>
+          <w:b w:val="0"/>
           <w:i/>
           <w:color w:val="444466"/>
           <w:sz w:val="22"/>
@@ -3766,6 +3895,8 @@
       <w:r>
         <w:rPr>
           <w:rFonts w:ascii="맑은 고딕" w:hAnsi="맑은 고딕"/>
+          <w:b w:val="0"/>
+          <w:i w:val="0"/>
           <w:sz w:val="22"/>
         </w:rPr>
       </w:r>
@@ -3773,6 +3904,7 @@
         <w:rPr>
           <w:rFonts w:ascii="맑은 고딕" w:hAnsi="맑은 고딕"/>
           <w:b/>
+          <w:i w:val="0"/>
           <w:sz w:val="22"/>
         </w:rPr>
         <w:t>16.</w:t>
@@ -3780,6 +3912,8 @@
       <w:r>
         <w:rPr>
           <w:rFonts w:ascii="맑은 고딕" w:hAnsi="맑은 고딕"/>
+          <w:b w:val="0"/>
+          <w:i w:val="0"/>
           <w:sz w:val="22"/>
         </w:rPr>
         <w:t xml:space="preserve"> 대부분이 모르는, [결과]를 만드는 [상품/방법]의 비밀</w:t>
@@ -3793,6 +3927,7 @@
       <w:r>
         <w:rPr>
           <w:rFonts w:ascii="맑은 고딕" w:hAnsi="맑은 고딕"/>
+          <w:b w:val="0"/>
           <w:i/>
           <w:color w:val="444466"/>
           <w:sz w:val="22"/>
@@ -3807,6 +3942,8 @@
       <w:r>
         <w:rPr>
           <w:rFonts w:ascii="맑은 고딕" w:hAnsi="맑은 고딕"/>
+          <w:b w:val="0"/>
+          <w:i w:val="0"/>
           <w:sz w:val="22"/>
         </w:rPr>
       </w:r>
@@ -3814,6 +3951,7 @@
         <w:rPr>
           <w:rFonts w:ascii="맑은 고딕" w:hAnsi="맑은 고딕"/>
           <w:b/>
+          <w:i w:val="0"/>
           <w:sz w:val="22"/>
         </w:rPr>
         <w:t>17.</w:t>
@@ -3821,6 +3959,8 @@
       <w:r>
         <w:rPr>
           <w:rFonts w:ascii="맑은 고딕" w:hAnsi="맑은 고딕"/>
+          <w:b w:val="0"/>
+          <w:i w:val="0"/>
           <w:sz w:val="22"/>
         </w:rPr>
         <w:t xml:space="preserve"> [예상 밖의 사실] — 당신은 알고 있었나요?</w:t>
@@ -3834,6 +3974,7 @@
       <w:r>
         <w:rPr>
           <w:rFonts w:ascii="맑은 고딕" w:hAnsi="맑은 고딕"/>
+          <w:b w:val="0"/>
           <w:i/>
           <w:color w:val="444466"/>
           <w:sz w:val="22"/>
@@ -3848,6 +3989,8 @@
       <w:r>
         <w:rPr>
           <w:rFonts w:ascii="맑은 고딕" w:hAnsi="맑은 고딕"/>
+          <w:b w:val="0"/>
+          <w:i w:val="0"/>
           <w:sz w:val="22"/>
         </w:rPr>
       </w:r>
@@ -3855,6 +3998,7 @@
         <w:rPr>
           <w:rFonts w:ascii="맑은 고딕" w:hAnsi="맑은 고딕"/>
           <w:b/>
+          <w:i w:val="0"/>
           <w:sz w:val="22"/>
         </w:rPr>
         <w:t>18.</w:t>
@@ -3862,6 +4006,8 @@
       <w:r>
         <w:rPr>
           <w:rFonts w:ascii="맑은 고딕" w:hAnsi="맑은 고딕"/>
+          <w:b w:val="0"/>
+          <w:i w:val="0"/>
           <w:sz w:val="22"/>
         </w:rPr>
         <w:t xml:space="preserve"> [A]보다 [B]가 더 중요한 이유</w:t>
@@ -3875,6 +4021,7 @@
       <w:r>
         <w:rPr>
           <w:rFonts w:ascii="맑은 고딕" w:hAnsi="맑은 고딕"/>
+          <w:b w:val="0"/>
           <w:i/>
           <w:color w:val="444466"/>
           <w:sz w:val="22"/>
@@ -3907,6 +4054,8 @@
       <w:r>
         <w:rPr>
           <w:rFonts w:ascii="맑은 고딕" w:hAnsi="맑은 고딕"/>
+          <w:b w:val="0"/>
+          <w:i w:val="0"/>
           <w:sz w:val="22"/>
         </w:rPr>
       </w:r>
@@ -3914,6 +4063,7 @@
         <w:rPr>
           <w:rFonts w:ascii="맑은 고딕" w:hAnsi="맑은 고딕"/>
           <w:b/>
+          <w:i w:val="0"/>
           <w:sz w:val="22"/>
         </w:rPr>
         <w:t>19.</w:t>
@@ -3921,6 +4071,8 @@
       <w:r>
         <w:rPr>
           <w:rFonts w:ascii="맑은 고딕" w:hAnsi="맑은 고딕"/>
+          <w:b w:val="0"/>
+          <w:i w:val="0"/>
           <w:sz w:val="22"/>
         </w:rPr>
         <w:t xml:space="preserve"> [힘든 상황] 때문에 지치셨나요? 이제 [해결책]이 있습니다</w:t>
@@ -3934,6 +4086,7 @@
       <w:r>
         <w:rPr>
           <w:rFonts w:ascii="맑은 고딕" w:hAnsi="맑은 고딕"/>
+          <w:b w:val="0"/>
           <w:i/>
           <w:color w:val="444466"/>
           <w:sz w:val="22"/>
@@ -3948,6 +4101,8 @@
       <w:r>
         <w:rPr>
           <w:rFonts w:ascii="맑은 고딕" w:hAnsi="맑은 고딕"/>
+          <w:b w:val="0"/>
+          <w:i w:val="0"/>
           <w:sz w:val="22"/>
         </w:rPr>
       </w:r>
@@ -3955,6 +4110,7 @@
         <w:rPr>
           <w:rFonts w:ascii="맑은 고딕" w:hAnsi="맑은 고딕"/>
           <w:b/>
+          <w:i w:val="0"/>
           <w:sz w:val="22"/>
         </w:rPr>
         <w:t>20.</w:t>
@@ -3962,6 +4118,8 @@
       <w:r>
         <w:rPr>
           <w:rFonts w:ascii="맑은 고딕" w:hAnsi="맑은 고딕"/>
+          <w:b w:val="0"/>
+          <w:i w:val="0"/>
           <w:sz w:val="22"/>
         </w:rPr>
         <w:t xml:space="preserve"> 혼자 [힘든 상황]을 버텨온 [대상]께</w:t>
@@ -3975,6 +4133,7 @@
       <w:r>
         <w:rPr>
           <w:rFonts w:ascii="맑은 고딕" w:hAnsi="맑은 고딕"/>
+          <w:b w:val="0"/>
           <w:i/>
           <w:color w:val="444466"/>
           <w:sz w:val="22"/>
@@ -3989,6 +4148,8 @@
       <w:r>
         <w:rPr>
           <w:rFonts w:ascii="맑은 고딕" w:hAnsi="맑은 고딕"/>
+          <w:b w:val="0"/>
+          <w:i w:val="0"/>
           <w:sz w:val="22"/>
         </w:rPr>
       </w:r>
@@ -3996,6 +4157,7 @@
         <w:rPr>
           <w:rFonts w:ascii="맑은 고딕" w:hAnsi="맑은 고딕"/>
           <w:b/>
+          <w:i w:val="0"/>
           <w:sz w:val="22"/>
         </w:rPr>
         <w:t>21.</w:t>
@@ -4003,6 +4165,8 @@
       <w:r>
         <w:rPr>
           <w:rFonts w:ascii="맑은 고딕" w:hAnsi="맑은 고딕"/>
+          <w:b w:val="0"/>
+          <w:i w:val="0"/>
           <w:sz w:val="22"/>
         </w:rPr>
         <w:t xml:space="preserve"> 저도 한때 [실패/고민]이었습니다</w:t>
@@ -4016,6 +4180,7 @@
       <w:r>
         <w:rPr>
           <w:rFonts w:ascii="맑은 고딕" w:hAnsi="맑은 고딕"/>
+          <w:b w:val="0"/>
           <w:i/>
           <w:color w:val="444466"/>
           <w:sz w:val="22"/>
@@ -4030,6 +4195,8 @@
       <w:r>
         <w:rPr>
           <w:rFonts w:ascii="맑은 고딕" w:hAnsi="맑은 고딕"/>
+          <w:b w:val="0"/>
+          <w:i w:val="0"/>
           <w:sz w:val="22"/>
         </w:rPr>
       </w:r>
@@ -4037,6 +4204,7 @@
         <w:rPr>
           <w:rFonts w:ascii="맑은 고딕" w:hAnsi="맑은 고딕"/>
           <w:b/>
+          <w:i w:val="0"/>
           <w:sz w:val="22"/>
         </w:rPr>
         <w:t>22.</w:t>
@@ -4044,6 +4212,8 @@
       <w:r>
         <w:rPr>
           <w:rFonts w:ascii="맑은 고딕" w:hAnsi="맑은 고딕"/>
+          <w:b w:val="0"/>
+          <w:i w:val="0"/>
           <w:sz w:val="22"/>
         </w:rPr>
         <w:t xml:space="preserve"> [실패]했다고 포기하지 마세요. 원인은 따로 있습니다</w:t>
@@ -4057,6 +4227,7 @@
       <w:r>
         <w:rPr>
           <w:rFonts w:ascii="맑은 고딕" w:hAnsi="맑은 고딕"/>
+          <w:b w:val="0"/>
           <w:i/>
           <w:color w:val="444466"/>
           <w:sz w:val="22"/>
@@ -4071,6 +4242,8 @@
       <w:r>
         <w:rPr>
           <w:rFonts w:ascii="맑은 고딕" w:hAnsi="맑은 고딕"/>
+          <w:b w:val="0"/>
+          <w:i w:val="0"/>
           <w:sz w:val="22"/>
         </w:rPr>
       </w:r>
@@ -4078,6 +4251,7 @@
         <w:rPr>
           <w:rFonts w:ascii="맑은 고딕" w:hAnsi="맑은 고딕"/>
           <w:b/>
+          <w:i w:val="0"/>
           <w:sz w:val="22"/>
         </w:rPr>
         <w:t>23.</w:t>
@@ -4085,6 +4259,8 @@
       <w:r>
         <w:rPr>
           <w:rFonts w:ascii="맑은 고딕" w:hAnsi="맑은 고딕"/>
+          <w:b w:val="0"/>
+          <w:i w:val="0"/>
           <w:sz w:val="22"/>
         </w:rPr>
         <w:t xml:space="preserve"> "왜 나만 안 되지?"라고 생각한 적 있으신가요?</w:t>
@@ -4098,6 +4274,7 @@
       <w:r>
         <w:rPr>
           <w:rFonts w:ascii="맑은 고딕" w:hAnsi="맑은 고딕"/>
+          <w:b w:val="0"/>
           <w:i/>
           <w:color w:val="444466"/>
           <w:sz w:val="22"/>
@@ -4112,6 +4289,8 @@
       <w:r>
         <w:rPr>
           <w:rFonts w:ascii="맑은 고딕" w:hAnsi="맑은 고딕"/>
+          <w:b w:val="0"/>
+          <w:i w:val="0"/>
           <w:sz w:val="22"/>
         </w:rPr>
       </w:r>
@@ -4119,6 +4298,7 @@
         <w:rPr>
           <w:rFonts w:ascii="맑은 고딕" w:hAnsi="맑은 고딕"/>
           <w:b/>
+          <w:i w:val="0"/>
           <w:sz w:val="22"/>
         </w:rPr>
         <w:t>24.</w:t>
@@ -4126,6 +4306,8 @@
       <w:r>
         <w:rPr>
           <w:rFonts w:ascii="맑은 고딕" w:hAnsi="맑은 고딕"/>
+          <w:b w:val="0"/>
+          <w:i w:val="0"/>
           <w:sz w:val="22"/>
         </w:rPr>
         <w:t xml:space="preserve"> 글재주 없어도 됩니다. [결과]는 공식에서 나옵니다</w:t>
@@ -4139,6 +4321,7 @@
       <w:r>
         <w:rPr>
           <w:rFonts w:ascii="맑은 고딕" w:hAnsi="맑은 고딕"/>
+          <w:b w:val="0"/>
           <w:i/>
           <w:color w:val="444466"/>
           <w:sz w:val="22"/>
@@ -4171,6 +4354,8 @@
       <w:r>
         <w:rPr>
           <w:rFonts w:ascii="맑은 고딕" w:hAnsi="맑은 고딕"/>
+          <w:b w:val="0"/>
+          <w:i w:val="0"/>
           <w:sz w:val="22"/>
         </w:rPr>
       </w:r>
@@ -4178,6 +4363,7 @@
         <w:rPr>
           <w:rFonts w:ascii="맑은 고딕" w:hAnsi="맑은 고딕"/>
           <w:b/>
+          <w:i w:val="0"/>
           <w:sz w:val="22"/>
         </w:rPr>
         <w:t>25.</w:t>
@@ -4185,6 +4371,8 @@
       <w:r>
         <w:rPr>
           <w:rFonts w:ascii="맑은 고딕" w:hAnsi="맑은 고딕"/>
+          <w:b w:val="0"/>
+          <w:i w:val="0"/>
           <w:sz w:val="22"/>
         </w:rPr>
         <w:t xml:space="preserve"> [기간/조건] 동안만 [혜택]. 지금 아니면 없습니다</w:t>
@@ -4198,6 +4386,7 @@
       <w:r>
         <w:rPr>
           <w:rFonts w:ascii="맑은 고딕" w:hAnsi="맑은 고딕"/>
+          <w:b w:val="0"/>
           <w:i/>
           <w:color w:val="444466"/>
           <w:sz w:val="22"/>
@@ -4212,6 +4401,8 @@
       <w:r>
         <w:rPr>
           <w:rFonts w:ascii="맑은 고딕" w:hAnsi="맑은 고딕"/>
+          <w:b w:val="0"/>
+          <w:i w:val="0"/>
           <w:sz w:val="22"/>
         </w:rPr>
       </w:r>
@@ -4219,6 +4410,7 @@
         <w:rPr>
           <w:rFonts w:ascii="맑은 고딕" w:hAnsi="맑은 고딕"/>
           <w:b/>
+          <w:i w:val="0"/>
           <w:sz w:val="22"/>
         </w:rPr>
         <w:t>26.</w:t>
@@ -4226,6 +4418,8 @@
       <w:r>
         <w:rPr>
           <w:rFonts w:ascii="맑은 고딕" w:hAnsi="맑은 고딕"/>
+          <w:b w:val="0"/>
+          <w:i w:val="0"/>
           <w:sz w:val="22"/>
         </w:rPr>
         <w:t xml:space="preserve"> 지금 이 순간에도 [경쟁자/기회]는 움직이고 있습니다</w:t>
@@ -4239,6 +4433,7 @@
       <w:r>
         <w:rPr>
           <w:rFonts w:ascii="맑은 고딕" w:hAnsi="맑은 고딕"/>
+          <w:b w:val="0"/>
           <w:i/>
           <w:color w:val="444466"/>
           <w:sz w:val="22"/>
@@ -4253,6 +4448,8 @@
       <w:r>
         <w:rPr>
           <w:rFonts w:ascii="맑은 고딕" w:hAnsi="맑은 고딕"/>
+          <w:b w:val="0"/>
+          <w:i w:val="0"/>
           <w:sz w:val="22"/>
         </w:rPr>
       </w:r>
@@ -4260,6 +4457,7 @@
         <w:rPr>
           <w:rFonts w:ascii="맑은 고딕" w:hAnsi="맑은 고딕"/>
           <w:b/>
+          <w:i w:val="0"/>
           <w:sz w:val="22"/>
         </w:rPr>
         <w:t>27.</w:t>
@@ -4267,6 +4465,8 @@
       <w:r>
         <w:rPr>
           <w:rFonts w:ascii="맑은 고딕" w:hAnsi="맑은 고딕"/>
+          <w:b w:val="0"/>
+          <w:i w:val="0"/>
           <w:sz w:val="22"/>
         </w:rPr>
         <w:t xml:space="preserve"> 오늘 안에 [결과]를 원한다면 이것부터</w:t>
@@ -4280,6 +4480,7 @@
       <w:r>
         <w:rPr>
           <w:rFonts w:ascii="맑은 고딕" w:hAnsi="맑은 고딕"/>
+          <w:b w:val="0"/>
           <w:i/>
           <w:color w:val="444466"/>
           <w:sz w:val="22"/>
@@ -4294,6 +4495,8 @@
       <w:r>
         <w:rPr>
           <w:rFonts w:ascii="맑은 고딕" w:hAnsi="맑은 고딕"/>
+          <w:b w:val="0"/>
+          <w:i w:val="0"/>
           <w:sz w:val="22"/>
         </w:rPr>
       </w:r>
@@ -4301,6 +4504,7 @@
         <w:rPr>
           <w:rFonts w:ascii="맑은 고딕" w:hAnsi="맑은 고딕"/>
           <w:b/>
+          <w:i w:val="0"/>
           <w:sz w:val="22"/>
         </w:rPr>
         <w:t>28.</w:t>
@@ -4308,6 +4512,8 @@
       <w:r>
         <w:rPr>
           <w:rFonts w:ascii="맑은 고딕" w:hAnsi="맑은 고딕"/>
+          <w:b w:val="0"/>
+          <w:i w:val="0"/>
           <w:sz w:val="22"/>
         </w:rPr>
         <w:t xml:space="preserve"> [마감 날짜/수량] 이후에는 다시 볼 수 없습니다</w:t>
@@ -4321,6 +4527,7 @@
       <w:r>
         <w:rPr>
           <w:rFonts w:ascii="맑은 고딕" w:hAnsi="맑은 고딕"/>
+          <w:b w:val="0"/>
           <w:i/>
           <w:color w:val="444466"/>
           <w:sz w:val="22"/>
@@ -4335,6 +4542,8 @@
       <w:r>
         <w:rPr>
           <w:rFonts w:ascii="맑은 고딕" w:hAnsi="맑은 고딕"/>
+          <w:b w:val="0"/>
+          <w:i w:val="0"/>
           <w:sz w:val="22"/>
         </w:rPr>
       </w:r>
@@ -4342,6 +4551,7 @@
         <w:rPr>
           <w:rFonts w:ascii="맑은 고딕" w:hAnsi="맑은 고딕"/>
           <w:b/>
+          <w:i w:val="0"/>
           <w:sz w:val="22"/>
         </w:rPr>
         <w:t>29.</w:t>
@@ -4349,6 +4559,8 @@
       <w:r>
         <w:rPr>
           <w:rFonts w:ascii="맑은 고딕" w:hAnsi="맑은 고딕"/>
+          <w:b w:val="0"/>
+          <w:i w:val="0"/>
           <w:sz w:val="22"/>
         </w:rPr>
         <w:t xml:space="preserve"> [시간]만 투자하면 [결과]. 시작이 반입니다</w:t>
@@ -4362,6 +4574,7 @@
       <w:r>
         <w:rPr>
           <w:rFonts w:ascii="맑은 고딕" w:hAnsi="맑은 고딕"/>
+          <w:b w:val="0"/>
           <w:i/>
           <w:color w:val="444466"/>
           <w:sz w:val="22"/>
@@ -4376,6 +4589,8 @@
       <w:r>
         <w:rPr>
           <w:rFonts w:ascii="맑은 고딕" w:hAnsi="맑은 고딕"/>
+          <w:b w:val="0"/>
+          <w:i w:val="0"/>
           <w:sz w:val="22"/>
         </w:rPr>
       </w:r>
@@ -4383,6 +4598,7 @@
         <w:rPr>
           <w:rFonts w:ascii="맑은 고딕" w:hAnsi="맑은 고딕"/>
           <w:b/>
+          <w:i w:val="0"/>
           <w:sz w:val="22"/>
         </w:rPr>
         <w:t>30.</w:t>
@@ -4390,6 +4606,8 @@
       <w:r>
         <w:rPr>
           <w:rFonts w:ascii="맑은 고딕" w:hAnsi="맑은 고딕"/>
+          <w:b w:val="0"/>
+          <w:i w:val="0"/>
           <w:sz w:val="22"/>
         </w:rPr>
         <w:t xml:space="preserve"> 지금 [상황]이라면, 오늘이 바꿀 수 있는 마지막 기회입니다</w:t>
@@ -4403,6 +4621,7 @@
       <w:r>
         <w:rPr>
           <w:rFonts w:ascii="맑은 고딕" w:hAnsi="맑은 고딕"/>
+          <w:b w:val="0"/>
           <w:i/>
           <w:color w:val="444466"/>
           <w:sz w:val="22"/>
@@ -4436,6 +4655,7 @@
       <w:r>
         <w:rPr>
           <w:rFonts w:ascii="맑은 고딕" w:hAnsi="맑은 고딕"/>
+          <w:b w:val="0"/>
           <w:i/>
           <w:color w:val="444466"/>
           <w:sz w:val="22"/>
@@ -4451,6 +4671,7 @@
       <w:r>
         <w:rPr>
           <w:rFonts w:ascii="맑은 고딕" w:hAnsi="맑은 고딕"/>
+          <w:b w:val="0"/>
           <w:i/>
           <w:color w:val="444466"/>
           <w:sz w:val="22"/>
@@ -4466,6 +4687,7 @@
       <w:r>
         <w:rPr>
           <w:rFonts w:ascii="맑은 고딕" w:hAnsi="맑은 고딕"/>
+          <w:b w:val="0"/>
           <w:i/>
           <w:color w:val="444466"/>
           <w:sz w:val="22"/>
@@ -4481,6 +4703,7 @@
       <w:r>
         <w:rPr>
           <w:rFonts w:ascii="맑은 고딕" w:hAnsi="맑은 고딕"/>
+          <w:b w:val="0"/>
           <w:i/>
           <w:color w:val="444466"/>
           <w:sz w:val="22"/>
@@ -4495,6 +4718,8 @@
       <w:r>
         <w:rPr>
           <w:rFonts w:ascii="맑은 고딕" w:hAnsi="맑은 고딕"/>
+          <w:b w:val="0"/>
+          <w:i w:val="0"/>
           <w:sz w:val="22"/>
         </w:rPr>
       </w:r>
@@ -4502,6 +4727,7 @@
         <w:rPr>
           <w:rFonts w:ascii="맑은 고딕" w:hAnsi="맑은 고딕"/>
           <w:b/>
+          <w:i w:val="0"/>
           <w:sz w:val="22"/>
         </w:rPr>
         <w:t>완벽한 헤드라인은 처음부터 나오지 않습니다.</w:t>
@@ -4509,17 +4735,21 @@
       <w:r>
         <w:rPr>
           <w:rFonts w:ascii="맑은 고딕" w:hAnsi="맑은 고딕"/>
-          <w:sz w:val="22"/>
-        </w:rPr>
-      </w:r>
-    </w:p>
-    <w:p>
-      <w:pPr>
-        <w:spacing w:after="80"/>
-      </w:pPr>
-      <w:r>
-        <w:rPr>
-          <w:rFonts w:ascii="맑은 고딕" w:hAnsi="맑은 고딕"/>
+          <w:b w:val="0"/>
+          <w:i w:val="0"/>
+          <w:sz w:val="22"/>
+        </w:rPr>
+      </w:r>
+    </w:p>
+    <w:p>
+      <w:pPr>
+        <w:spacing w:after="80"/>
+      </w:pPr>
+      <w:r>
+        <w:rPr>
+          <w:rFonts w:ascii="맑은 고딕" w:hAnsi="맑은 고딕"/>
+          <w:b w:val="0"/>
+          <w:i w:val="0"/>
           <w:sz w:val="22"/>
         </w:rPr>
         <w:t>쓰고, 보여주고, 반응 보고, 고치는 과정에서 나옵니다.</w:t>
@@ -4546,6 +4776,8 @@
       <w:r>
         <w:rPr>
           <w:rFonts w:ascii="맑은 고딕" w:hAnsi="맑은 고딕"/>
+          <w:b w:val="0"/>
+          <w:i w:val="0"/>
           <w:sz w:val="22"/>
         </w:rPr>
         <w:t>30개 템플릿을 카테고리별(문제해결/숫자/호기심/공감/긴급성)로 정리했다</w:t>
@@ -4559,6 +4791,8 @@
       <w:r>
         <w:rPr>
           <w:rFonts w:ascii="맑은 고딕" w:hAnsi="맑은 고딕"/>
+          <w:b w:val="0"/>
+          <w:i w:val="0"/>
           <w:sz w:val="22"/>
         </w:rPr>
         <w:t>☐ 안에 내 상품 정보만 채우면 바로 쓸 수 있다</w:t>
@@ -4572,6 +4806,8 @@
       <w:r>
         <w:rPr>
           <w:rFonts w:ascii="맑은 고딕" w:hAnsi="맑은 고딕"/>
+          <w:b w:val="0"/>
+          <w:i w:val="0"/>
           <w:sz w:val="22"/>
         </w:rPr>
         <w:t>좋은 헤드라인은 쓰고 → 보여주고 → 반응 보고 → 고치는 과정에서 완성된다</w:t>
@@ -4584,6 +4820,8 @@
       <w:r>
         <w:rPr>
           <w:rFonts w:ascii="맑은 고딕" w:hAnsi="맑은 고딕"/>
+          <w:b w:val="0"/>
+          <w:i w:val="0"/>
           <w:sz w:val="22"/>
         </w:rPr>
         <w:t xml:space="preserve">다음 챕터에서는 헤드라인 다음, 고객을 상세페이지 안으로 끌어들이는 </w:t>
@@ -4592,6 +4830,7 @@
         <w:rPr>
           <w:rFonts w:ascii="맑은 고딕" w:hAnsi="맑은 고딕"/>
           <w:b/>
+          <w:i w:val="0"/>
           <w:sz w:val="22"/>
         </w:rPr>
         <w:t>오프닝 문단 쓰는 법</w:t>
@@ -4599,6 +4838,8 @@
       <w:r>
         <w:rPr>
           <w:rFonts w:ascii="맑은 고딕" w:hAnsi="맑은 고딕"/>
+          <w:b w:val="0"/>
+          <w:i w:val="0"/>
           <w:sz w:val="22"/>
         </w:rPr>
         <w:t>을 배웁니다.</w:t>
@@ -4647,6 +4888,8 @@
       <w:r>
         <w:rPr>
           <w:rFonts w:ascii="맑은 고딕" w:hAnsi="맑은 고딕"/>
+          <w:b w:val="0"/>
+          <w:i w:val="0"/>
           <w:sz w:val="22"/>
         </w:rPr>
         <w:t>헤드라인이 클릭을 만든다면,</w:t>
@@ -4659,6 +4902,8 @@
       <w:r>
         <w:rPr>
           <w:rFonts w:ascii="맑은 고딕" w:hAnsi="맑은 고딕"/>
+          <w:b w:val="0"/>
+          <w:i w:val="0"/>
           <w:sz w:val="22"/>
         </w:rPr>
         <w:t xml:space="preserve">오프닝 문단은 </w:t>
@@ -4667,6 +4912,7 @@
         <w:rPr>
           <w:rFonts w:ascii="맑은 고딕" w:hAnsi="맑은 고딕"/>
           <w:b/>
+          <w:i w:val="0"/>
           <w:sz w:val="22"/>
         </w:rPr>
         <w:t>스크롤을 만든다.</w:t>
@@ -4674,17 +4920,21 @@
       <w:r>
         <w:rPr>
           <w:rFonts w:ascii="맑은 고딕" w:hAnsi="맑은 고딕"/>
-          <w:sz w:val="22"/>
-        </w:rPr>
-      </w:r>
-    </w:p>
-    <w:p>
-      <w:pPr>
-        <w:spacing w:after="80"/>
-      </w:pPr>
-      <w:r>
-        <w:rPr>
-          <w:rFonts w:ascii="맑은 고딕" w:hAnsi="맑은 고딕"/>
+          <w:b w:val="0"/>
+          <w:i w:val="0"/>
+          <w:sz w:val="22"/>
+        </w:rPr>
+      </w:r>
+    </w:p>
+    <w:p>
+      <w:pPr>
+        <w:spacing w:after="80"/>
+      </w:pPr>
+      <w:r>
+        <w:rPr>
+          <w:rFonts w:ascii="맑은 고딕" w:hAnsi="맑은 고딕"/>
+          <w:b w:val="0"/>
+          <w:i w:val="0"/>
           <w:sz w:val="22"/>
         </w:rPr>
         <w:t>고객이 상세페이지에 들어온 순간, 이미 한 번 설득된 상태입니다.</w:t>
@@ -4697,6 +4947,8 @@
       <w:r>
         <w:rPr>
           <w:rFonts w:ascii="맑은 고딕" w:hAnsi="맑은 고딕"/>
+          <w:b w:val="0"/>
+          <w:i w:val="0"/>
           <w:sz w:val="22"/>
         </w:rPr>
         <w:t>그런데 왜 또 나가버릴까요?</w:t>
@@ -4709,6 +4961,8 @@
       <w:r>
         <w:rPr>
           <w:rFonts w:ascii="맑은 고딕" w:hAnsi="맑은 고딕"/>
+          <w:b w:val="0"/>
+          <w:i w:val="0"/>
           <w:sz w:val="22"/>
         </w:rPr>
         <w:t>오프닝 첫 줄에서 "나랑 상관없는 얘기네"라고 느끼기 때문입니다.</w:t>
@@ -4721,6 +4975,8 @@
       <w:r>
         <w:rPr>
           <w:rFonts w:ascii="맑은 고딕" w:hAnsi="맑은 고딕"/>
+          <w:b w:val="0"/>
+          <w:i w:val="0"/>
           <w:sz w:val="22"/>
         </w:rPr>
         <w:t xml:space="preserve">헤드라인은 문을 열어주는 열쇠고, 오프닝 문단은 그 문 안으로 들어오게 만드는 </w:t>
@@ -4729,6 +4985,7 @@
         <w:rPr>
           <w:rFonts w:ascii="맑은 고딕" w:hAnsi="맑은 고딕"/>
           <w:b/>
+          <w:i w:val="0"/>
           <w:sz w:val="22"/>
         </w:rPr>
         <w:t>첫 인상</w:t>
@@ -4736,6 +4993,8 @@
       <w:r>
         <w:rPr>
           <w:rFonts w:ascii="맑은 고딕" w:hAnsi="맑은 고딕"/>
+          <w:b w:val="0"/>
+          <w:i w:val="0"/>
           <w:sz w:val="22"/>
         </w:rPr>
         <w:t>입니다.</w:t>
@@ -4766,6 +5025,8 @@
       <w:r>
         <w:rPr>
           <w:rFonts w:ascii="맑은 고딕" w:hAnsi="맑은 고딕"/>
+          <w:b w:val="0"/>
+          <w:i w:val="0"/>
           <w:sz w:val="22"/>
         </w:rPr>
       </w:r>
@@ -4773,6 +5034,7 @@
         <w:rPr>
           <w:rFonts w:ascii="맑은 고딕" w:hAnsi="맑은 고딕"/>
           <w:b/>
+          <w:i w:val="0"/>
           <w:sz w:val="22"/>
         </w:rPr>
         <w:t>① 짧다</w:t>
@@ -4780,6 +5042,8 @@
       <w:r>
         <w:rPr>
           <w:rFonts w:ascii="맑은 고딕" w:hAnsi="맑은 고딕"/>
+          <w:b w:val="0"/>
+          <w:i w:val="0"/>
           <w:sz w:val="22"/>
         </w:rPr>
         <w:t xml:space="preserve"> — 3줄 이내. 첫 문장은 10자 이내가 이상적입니다.</w:t>
@@ -4792,6 +5056,8 @@
       <w:r>
         <w:rPr>
           <w:rFonts w:ascii="맑은 고딕" w:hAnsi="맑은 고딕"/>
+          <w:b w:val="0"/>
+          <w:i w:val="0"/>
           <w:sz w:val="22"/>
         </w:rPr>
       </w:r>
@@ -4799,6 +5065,7 @@
         <w:rPr>
           <w:rFonts w:ascii="맑은 고딕" w:hAnsi="맑은 고딕"/>
           <w:b/>
+          <w:i w:val="0"/>
           <w:sz w:val="22"/>
         </w:rPr>
         <w:t>② 공감된다</w:t>
@@ -4806,6 +5073,8 @@
       <w:r>
         <w:rPr>
           <w:rFonts w:ascii="맑은 고딕" w:hAnsi="맑은 고딕"/>
+          <w:b w:val="0"/>
+          <w:i w:val="0"/>
           <w:sz w:val="22"/>
         </w:rPr>
         <w:t xml:space="preserve"> — "맞아, 나 얘기하는 거잖아"를 느껴야 합니다.</w:t>
@@ -4818,6 +5087,8 @@
       <w:r>
         <w:rPr>
           <w:rFonts w:ascii="맑은 고딕" w:hAnsi="맑은 고딕"/>
+          <w:b w:val="0"/>
+          <w:i w:val="0"/>
           <w:sz w:val="22"/>
         </w:rPr>
       </w:r>
@@ -4825,6 +5096,7 @@
         <w:rPr>
           <w:rFonts w:ascii="맑은 고딕" w:hAnsi="맑은 고딕"/>
           <w:b/>
+          <w:i w:val="0"/>
           <w:sz w:val="22"/>
         </w:rPr>
         <w:t>③ 다음 궁금증을 만든다</w:t>
@@ -4832,6 +5104,8 @@
       <w:r>
         <w:rPr>
           <w:rFonts w:ascii="맑은 고딕" w:hAnsi="맑은 고딕"/>
+          <w:b w:val="0"/>
+          <w:i w:val="0"/>
           <w:sz w:val="22"/>
         </w:rPr>
         <w:t xml:space="preserve"> — 읽다 보면 자연스럽게 다음 줄로 눈이 갑니다.</w:t>
@@ -4844,6 +5118,8 @@
       <w:r>
         <w:rPr>
           <w:rFonts w:ascii="맑은 고딕" w:hAnsi="맑은 고딕"/>
+          <w:b w:val="0"/>
+          <w:i w:val="0"/>
           <w:sz w:val="22"/>
         </w:rPr>
         <w:t>이 3가지가 없으면, 아무리 좋은 제품도 스크롤 한 번에 끝납니다.</w:t>
@@ -4874,6 +5150,8 @@
       <w:r>
         <w:rPr>
           <w:rFonts w:ascii="맑은 고딕" w:hAnsi="맑은 고딕"/>
+          <w:b w:val="0"/>
+          <w:i w:val="0"/>
           <w:sz w:val="22"/>
         </w:rPr>
       </w:r>
@@ -4881,6 +5159,7 @@
         <w:rPr>
           <w:rFonts w:ascii="맑은 고딕" w:hAnsi="맑은 고딕"/>
           <w:b/>
+          <w:i w:val="0"/>
           <w:sz w:val="22"/>
         </w:rPr>
         <w:t>1. 공감 스토리형 — "저도 한때 이랬습니다"</w:t>
@@ -4888,6 +5167,8 @@
       <w:r>
         <w:rPr>
           <w:rFonts w:ascii="맑은 고딕" w:hAnsi="맑은 고딕"/>
+          <w:b w:val="0"/>
+          <w:i w:val="0"/>
           <w:sz w:val="22"/>
         </w:rPr>
       </w:r>
@@ -4900,6 +5181,7 @@
       <w:r>
         <w:rPr>
           <w:rFonts w:ascii="맑은 고딕" w:hAnsi="맑은 고딕"/>
+          <w:b w:val="0"/>
           <w:i/>
           <w:color w:val="444466"/>
           <w:sz w:val="22"/>
@@ -4915,6 +5197,7 @@
       <w:r>
         <w:rPr>
           <w:rFonts w:ascii="맑은 고딕" w:hAnsi="맑은 고딕"/>
+          <w:b w:val="0"/>
           <w:i/>
           <w:color w:val="444466"/>
           <w:sz w:val="22"/>
@@ -4930,6 +5213,7 @@
       <w:r>
         <w:rPr>
           <w:rFonts w:ascii="맑은 고딕" w:hAnsi="맑은 고딕"/>
+          <w:b w:val="0"/>
           <w:i/>
           <w:color w:val="444466"/>
           <w:sz w:val="22"/>
@@ -4944,6 +5228,8 @@
       <w:r>
         <w:rPr>
           <w:rFonts w:ascii="맑은 고딕" w:hAnsi="맑은 고딕"/>
+          <w:b w:val="0"/>
+          <w:i w:val="0"/>
           <w:sz w:val="22"/>
         </w:rPr>
         <w:t>포인트: "나도 그랬어"에서 시작해 고객이 방어벽을 내립니다.</w:t>
@@ -4961,6 +5247,8 @@
       <w:r>
         <w:rPr>
           <w:rFonts w:ascii="맑은 고딕" w:hAnsi="맑은 고딕"/>
+          <w:b w:val="0"/>
+          <w:i w:val="0"/>
           <w:sz w:val="22"/>
         </w:rPr>
       </w:r>
@@ -4968,6 +5256,7 @@
         <w:rPr>
           <w:rFonts w:ascii="맑은 고딕" w:hAnsi="맑은 고딕"/>
           <w:b/>
+          <w:i w:val="0"/>
           <w:sz w:val="22"/>
         </w:rPr>
         <w:t>2. 충격 통계·사실형 — 숫자로 현실을 던진다</w:t>
@@ -4975,6 +5264,8 @@
       <w:r>
         <w:rPr>
           <w:rFonts w:ascii="맑은 고딕" w:hAnsi="맑은 고딕"/>
+          <w:b w:val="0"/>
+          <w:i w:val="0"/>
           <w:sz w:val="22"/>
         </w:rPr>
       </w:r>
@@ -4987,6 +5278,7 @@
       <w:r>
         <w:rPr>
           <w:rFonts w:ascii="맑은 고딕" w:hAnsi="맑은 고딕"/>
+          <w:b w:val="0"/>
           <w:i/>
           <w:color w:val="444466"/>
           <w:sz w:val="22"/>
@@ -5002,6 +5294,7 @@
       <w:r>
         <w:rPr>
           <w:rFonts w:ascii="맑은 고딕" w:hAnsi="맑은 고딕"/>
+          <w:b w:val="0"/>
           <w:i/>
           <w:color w:val="444466"/>
           <w:sz w:val="22"/>
@@ -5016,6 +5309,8 @@
       <w:r>
         <w:rPr>
           <w:rFonts w:ascii="맑은 고딕" w:hAnsi="맑은 고딕"/>
+          <w:b w:val="0"/>
+          <w:i w:val="0"/>
           <w:sz w:val="22"/>
         </w:rPr>
         <w:t>포인트: 숫자는 뇌를 멈추게 합니다.</w:t>
@@ -5033,6 +5328,8 @@
       <w:r>
         <w:rPr>
           <w:rFonts w:ascii="맑은 고딕" w:hAnsi="맑은 고딕"/>
+          <w:b w:val="0"/>
+          <w:i w:val="0"/>
           <w:sz w:val="22"/>
         </w:rPr>
       </w:r>
@@ -5040,6 +5337,7 @@
         <w:rPr>
           <w:rFonts w:ascii="맑은 고딕" w:hAnsi="맑은 고딕"/>
           <w:b/>
+          <w:i w:val="0"/>
           <w:sz w:val="22"/>
         </w:rPr>
         <w:t>3. 질문 연속형 — 고객 머릿속의 말을 대신 꺼낸다</w:t>
@@ -5047,6 +5345,8 @@
       <w:r>
         <w:rPr>
           <w:rFonts w:ascii="맑은 고딕" w:hAnsi="맑은 고딕"/>
+          <w:b w:val="0"/>
+          <w:i w:val="0"/>
           <w:sz w:val="22"/>
         </w:rPr>
       </w:r>
@@ -5059,6 +5359,7 @@
       <w:r>
         <w:rPr>
           <w:rFonts w:ascii="맑은 고딕" w:hAnsi="맑은 고딕"/>
+          <w:b w:val="0"/>
           <w:i/>
           <w:color w:val="444466"/>
           <w:sz w:val="22"/>
@@ -5074,6 +5375,7 @@
       <w:r>
         <w:rPr>
           <w:rFonts w:ascii="맑은 고딕" w:hAnsi="맑은 고딕"/>
+          <w:b w:val="0"/>
           <w:i/>
           <w:color w:val="444466"/>
           <w:sz w:val="22"/>
@@ -5089,6 +5391,7 @@
       <w:r>
         <w:rPr>
           <w:rFonts w:ascii="맑은 고딕" w:hAnsi="맑은 고딕"/>
+          <w:b w:val="0"/>
           <w:i/>
           <w:color w:val="444466"/>
           <w:sz w:val="22"/>
@@ -5104,6 +5407,7 @@
       <w:r>
         <w:rPr>
           <w:rFonts w:ascii="맑은 고딕" w:hAnsi="맑은 고딕"/>
+          <w:b w:val="0"/>
           <w:i/>
           <w:color w:val="444466"/>
           <w:sz w:val="22"/>
@@ -5118,6 +5422,8 @@
       <w:r>
         <w:rPr>
           <w:rFonts w:ascii="맑은 고딕" w:hAnsi="맑은 고딕"/>
+          <w:b w:val="0"/>
+          <w:i w:val="0"/>
           <w:sz w:val="22"/>
         </w:rPr>
         <w:t>포인트: 질문 3개가 연속되면 고객은 자동으로 고개를 끄덕입니다.</w:t>
@@ -5135,6 +5441,8 @@
       <w:r>
         <w:rPr>
           <w:rFonts w:ascii="맑은 고딕" w:hAnsi="맑은 고딕"/>
+          <w:b w:val="0"/>
+          <w:i w:val="0"/>
           <w:sz w:val="22"/>
         </w:rPr>
       </w:r>
@@ -5142,6 +5450,7 @@
         <w:rPr>
           <w:rFonts w:ascii="맑은 고딕" w:hAnsi="맑은 고딕"/>
           <w:b/>
+          <w:i w:val="0"/>
           <w:sz w:val="22"/>
         </w:rPr>
         <w:t>4. 장면 묘사형 — 영화처럼 시작한다</w:t>
@@ -5149,6 +5458,8 @@
       <w:r>
         <w:rPr>
           <w:rFonts w:ascii="맑은 고딕" w:hAnsi="맑은 고딕"/>
+          <w:b w:val="0"/>
+          <w:i w:val="0"/>
           <w:sz w:val="22"/>
         </w:rPr>
       </w:r>
@@ -5161,6 +5472,7 @@
       <w:r>
         <w:rPr>
           <w:rFonts w:ascii="맑은 고딕" w:hAnsi="맑은 고딕"/>
+          <w:b w:val="0"/>
           <w:i/>
           <w:color w:val="444466"/>
           <w:sz w:val="22"/>
@@ -5176,6 +5488,7 @@
       <w:r>
         <w:rPr>
           <w:rFonts w:ascii="맑은 고딕" w:hAnsi="맑은 고딕"/>
+          <w:b w:val="0"/>
           <w:i/>
           <w:color w:val="444466"/>
           <w:sz w:val="22"/>
@@ -5191,6 +5504,7 @@
       <w:r>
         <w:rPr>
           <w:rFonts w:ascii="맑은 고딕" w:hAnsi="맑은 고딕"/>
+          <w:b w:val="0"/>
           <w:i/>
           <w:color w:val="444466"/>
           <w:sz w:val="22"/>
@@ -5206,6 +5520,7 @@
       <w:r>
         <w:rPr>
           <w:rFonts w:ascii="맑은 고딕" w:hAnsi="맑은 고딕"/>
+          <w:b w:val="0"/>
           <w:i/>
           <w:color w:val="444466"/>
           <w:sz w:val="22"/>
@@ -5220,6 +5535,8 @@
       <w:r>
         <w:rPr>
           <w:rFonts w:ascii="맑은 고딕" w:hAnsi="맑은 고딕"/>
+          <w:b w:val="0"/>
+          <w:i w:val="0"/>
           <w:sz w:val="22"/>
         </w:rPr>
         <w:t>포인트: 장면이 구체적일수록 고객은 자신의 이야기처럼 느낍니다.</w:t>
@@ -5250,6 +5567,8 @@
       <w:r>
         <w:rPr>
           <w:rFonts w:ascii="맑은 고딕" w:hAnsi="맑은 고딕"/>
+          <w:b w:val="0"/>
+          <w:i w:val="0"/>
           <w:sz w:val="22"/>
         </w:rPr>
       </w:r>
@@ -5257,6 +5576,7 @@
         <w:rPr>
           <w:rFonts w:ascii="맑은 고딕" w:hAnsi="맑은 고딕"/>
           <w:b/>
+          <w:i w:val="0"/>
           <w:sz w:val="22"/>
         </w:rPr>
         <w:t>① 제품 설명부터 시작하기</w:t>
@@ -5264,17 +5584,21 @@
       <w:r>
         <w:rPr>
           <w:rFonts w:ascii="맑은 고딕" w:hAnsi="맑은 고딕"/>
-          <w:sz w:val="22"/>
-        </w:rPr>
-      </w:r>
-    </w:p>
-    <w:p>
-      <w:pPr>
-        <w:spacing w:after="80"/>
-      </w:pPr>
-      <w:r>
-        <w:rPr>
-          <w:rFonts w:ascii="맑은 고딕" w:hAnsi="맑은 고딕"/>
+          <w:b w:val="0"/>
+          <w:i w:val="0"/>
+          <w:sz w:val="22"/>
+        </w:rPr>
+      </w:r>
+    </w:p>
+    <w:p>
+      <w:pPr>
+        <w:spacing w:after="80"/>
+      </w:pPr>
+      <w:r>
+        <w:rPr>
+          <w:rFonts w:ascii="맑은 고딕" w:hAnsi="맑은 고딕"/>
+          <w:b w:val="0"/>
+          <w:i w:val="0"/>
           <w:sz w:val="22"/>
         </w:rPr>
         <w:t>"이 제품은 국내산 원료로 제조된…" → 고객은 아직 제품에 관심이 없습니다.</w:t>
@@ -5287,6 +5611,8 @@
       <w:r>
         <w:rPr>
           <w:rFonts w:ascii="맑은 고딕" w:hAnsi="맑은 고딕"/>
+          <w:b w:val="0"/>
+          <w:i w:val="0"/>
           <w:sz w:val="22"/>
         </w:rPr>
       </w:r>
@@ -5294,6 +5620,7 @@
         <w:rPr>
           <w:rFonts w:ascii="맑은 고딕" w:hAnsi="맑은 고딕"/>
           <w:b/>
+          <w:i w:val="0"/>
           <w:sz w:val="22"/>
         </w:rPr>
         <w:t>② 인사말로 시작하기</w:t>
@@ -5301,17 +5628,21 @@
       <w:r>
         <w:rPr>
           <w:rFonts w:ascii="맑은 고딕" w:hAnsi="맑은 고딕"/>
-          <w:sz w:val="22"/>
-        </w:rPr>
-      </w:r>
-    </w:p>
-    <w:p>
-      <w:pPr>
-        <w:spacing w:after="80"/>
-      </w:pPr>
-      <w:r>
-        <w:rPr>
-          <w:rFonts w:ascii="맑은 고딕" w:hAnsi="맑은 고딕"/>
+          <w:b w:val="0"/>
+          <w:i w:val="0"/>
+          <w:sz w:val="22"/>
+        </w:rPr>
+      </w:r>
+    </w:p>
+    <w:p>
+      <w:pPr>
+        <w:spacing w:after="80"/>
+      </w:pPr>
+      <w:r>
+        <w:rPr>
+          <w:rFonts w:ascii="맑은 고딕" w:hAnsi="맑은 고딕"/>
+          <w:b w:val="0"/>
+          <w:i w:val="0"/>
           <w:sz w:val="22"/>
         </w:rPr>
         <w:t>"안녕하세요, 저희 브랜드를 찾아주셔서…" → 읽을 이유가 없습니다.</w:t>
@@ -5324,6 +5655,8 @@
       <w:r>
         <w:rPr>
           <w:rFonts w:ascii="맑은 고딕" w:hAnsi="맑은 고딕"/>
+          <w:b w:val="0"/>
+          <w:i w:val="0"/>
           <w:sz w:val="22"/>
         </w:rPr>
       </w:r>
@@ -5331,6 +5664,7 @@
         <w:rPr>
           <w:rFonts w:ascii="맑은 고딕" w:hAnsi="맑은 고딕"/>
           <w:b/>
+          <w:i w:val="0"/>
           <w:sz w:val="22"/>
         </w:rPr>
         <w:t>③ 너무 길게 쓰기</w:t>
@@ -5338,17 +5672,21 @@
       <w:r>
         <w:rPr>
           <w:rFonts w:ascii="맑은 고딕" w:hAnsi="맑은 고딕"/>
-          <w:sz w:val="22"/>
-        </w:rPr>
-      </w:r>
-    </w:p>
-    <w:p>
-      <w:pPr>
-        <w:spacing w:after="80"/>
-      </w:pPr>
-      <w:r>
-        <w:rPr>
-          <w:rFonts w:ascii="맑은 고딕" w:hAnsi="맑은 고딕"/>
+          <w:b w:val="0"/>
+          <w:i w:val="0"/>
+          <w:sz w:val="22"/>
+        </w:rPr>
+      </w:r>
+    </w:p>
+    <w:p>
+      <w:pPr>
+        <w:spacing w:after="80"/>
+      </w:pPr>
+      <w:r>
+        <w:rPr>
+          <w:rFonts w:ascii="맑은 고딕" w:hAnsi="맑은 고딕"/>
+          <w:b w:val="0"/>
+          <w:i w:val="0"/>
           <w:sz w:val="22"/>
         </w:rPr>
         <w:t>오프닝은 3~5줄이면 충분합니다. 10줄이 넘으면 고객은 스킵합니다.</w:t>
@@ -5380,6 +5718,8 @@
       <w:r>
         <w:rPr>
           <w:rFonts w:ascii="맑은 고딕" w:hAnsi="맑은 고딕"/>
+          <w:b w:val="0"/>
+          <w:i w:val="0"/>
           <w:sz w:val="22"/>
         </w:rPr>
         <w:t>"혹시 이런 경험 있으신가요? [고객 문제 상황]. 그렇다면 이 글이 도움이 됩니다."</w:t>
@@ -5393,6 +5733,8 @@
       <w:r>
         <w:rPr>
           <w:rFonts w:ascii="맑은 고딕" w:hAnsi="맑은 고딕"/>
+          <w:b w:val="0"/>
+          <w:i w:val="0"/>
           <w:sz w:val="22"/>
         </w:rPr>
         <w:t>"[숫자]%의 [타겟]이 모르는 사실이 있습니다. 바로 [핵심 사실]입니다."</w:t>
@@ -5406,6 +5748,8 @@
       <w:r>
         <w:rPr>
           <w:rFonts w:ascii="맑은 고딕" w:hAnsi="맑은 고딕"/>
+          <w:b w:val="0"/>
+          <w:i w:val="0"/>
           <w:sz w:val="22"/>
         </w:rPr>
         <w:t>"저도 한때 [고객의 상황]이었습니다. 그런데 [해결 계기]를 알고 나서 달라졌습니다."</w:t>
@@ -5419,6 +5763,8 @@
       <w:r>
         <w:rPr>
           <w:rFonts w:ascii="맑은 고딕" w:hAnsi="맑은 고딕"/>
+          <w:b w:val="0"/>
+          <w:i w:val="0"/>
           <w:sz w:val="22"/>
         </w:rPr>
         <w:t>"[구체적 장면 묘사]. 그때 깨달았습니다. 문제는 [원인]이었다는 걸."</w:t>
@@ -5432,6 +5778,8 @@
       <w:r>
         <w:rPr>
           <w:rFonts w:ascii="맑은 고딕" w:hAnsi="맑은 고딕"/>
+          <w:b w:val="0"/>
+          <w:i w:val="0"/>
           <w:sz w:val="22"/>
         </w:rPr>
         <w:t>"[고객의 고통]이라면, 이것 하나만 바꿔도 됩니다."</w:t>
@@ -5445,6 +5793,8 @@
       <w:r>
         <w:rPr>
           <w:rFonts w:ascii="맑은 고딕" w:hAnsi="맑은 고딕"/>
+          <w:b w:val="0"/>
+          <w:i w:val="0"/>
           <w:sz w:val="22"/>
         </w:rPr>
         <w:t>"오늘 이 글을 읽는 데 [시간]이면 충분합니다. 대신, [결과]를 가져갈 수 있습니다."</w:t>
@@ -5458,6 +5808,8 @@
       <w:r>
         <w:rPr>
           <w:rFonts w:ascii="맑은 고딕" w:hAnsi="맑은 고딕"/>
+          <w:b w:val="0"/>
+          <w:i w:val="0"/>
           <w:sz w:val="22"/>
         </w:rPr>
         <w:t>"[타겟]이라면 한 번쯤 이런 생각 해보셨을 겁니다. '[고객의 속마음]'."</w:t>
@@ -5471,6 +5823,8 @@
       <w:r>
         <w:rPr>
           <w:rFonts w:ascii="맑은 고딕" w:hAnsi="맑은 고딕"/>
+          <w:b w:val="0"/>
+          <w:i w:val="0"/>
           <w:sz w:val="22"/>
         </w:rPr>
         <w:t>"솔직하게 말씀드리겠습니다. [공감 포인트]. 저도 그랬거든요."</w:t>
@@ -5484,6 +5838,8 @@
       <w:r>
         <w:rPr>
           <w:rFonts w:ascii="맑은 고딕" w:hAnsi="맑은 고딕"/>
+          <w:b w:val="0"/>
+          <w:i w:val="0"/>
           <w:sz w:val="22"/>
         </w:rPr>
         <w:t>"[결과 수치]가 가능한 이유는 딱 하나입니다. [핵심 비밀]."</w:t>
@@ -5497,6 +5853,8 @@
       <w:r>
         <w:rPr>
           <w:rFonts w:ascii="맑은 고딕" w:hAnsi="맑은 고딕"/>
+          <w:b w:val="0"/>
+          <w:i w:val="0"/>
           <w:sz w:val="22"/>
         </w:rPr>
         <w:t>"지금 [고객 상황]이라면, 이 3가지만 확인해보세요."</w:t>
@@ -5509,6 +5867,8 @@
       <w:r>
         <w:rPr>
           <w:rFonts w:ascii="맑은 고딕" w:hAnsi="맑은 고딕"/>
+          <w:b w:val="0"/>
+          <w:i w:val="0"/>
           <w:sz w:val="22"/>
         </w:rPr>
         <w:t>빈칸에 내 제품과 고객 상황을 넣는 것만으로 오프닝이 완성됩니다. 지금 바로 1개만 골라 써보세요.</w:t>
@@ -5535,6 +5895,8 @@
       <w:r>
         <w:rPr>
           <w:rFonts w:ascii="맑은 고딕" w:hAnsi="맑은 고딕"/>
+          <w:b w:val="0"/>
+          <w:i w:val="0"/>
           <w:sz w:val="22"/>
         </w:rPr>
         <w:t>헤드라인 다음에도 오프닝 문단에서 한 번 더 이탈한다</w:t>
@@ -5548,6 +5910,8 @@
       <w:r>
         <w:rPr>
           <w:rFonts w:ascii="맑은 고딕" w:hAnsi="맑은 고딕"/>
+          <w:b w:val="0"/>
+          <w:i w:val="0"/>
           <w:sz w:val="22"/>
         </w:rPr>
         <w:t>잘 쓴 오프닝의 3조건: 짧다 / 공감된다 / 다음 궁금증을 만든다</w:t>
@@ -5561,6 +5925,8 @@
       <w:r>
         <w:rPr>
           <w:rFonts w:ascii="맑은 고딕" w:hAnsi="맑은 고딕"/>
+          <w:b w:val="0"/>
+          <w:i w:val="0"/>
           <w:sz w:val="22"/>
         </w:rPr>
         <w:t>4가지 유형(공감스토리 / 충격통계 / 질문연속 / 장면묘사) 중 상황에 맞게 선택</w:t>
@@ -5604,6 +5970,8 @@
       <w:r>
         <w:rPr>
           <w:rFonts w:ascii="맑은 고딕" w:hAnsi="맑은 고딕"/>
+          <w:b w:val="0"/>
+          <w:i w:val="0"/>
           <w:sz w:val="22"/>
         </w:rPr>
         <w:t>"1.2kg 초경량 소재 사용."</w:t>
@@ -5616,6 +5984,8 @@
       <w:r>
         <w:rPr>
           <w:rFonts w:ascii="맑은 고딕" w:hAnsi="맑은 고딕"/>
+          <w:b w:val="0"/>
+          <w:i w:val="0"/>
           <w:sz w:val="22"/>
         </w:rPr>
         <w:t>이 문장을 읽고 지갑을 여는 고객은 없습니다.</w:t>
@@ -5628,6 +5998,8 @@
       <w:r>
         <w:rPr>
           <w:rFonts w:ascii="맑은 고딕" w:hAnsi="맑은 고딕"/>
+          <w:b w:val="0"/>
+          <w:i w:val="0"/>
           <w:sz w:val="22"/>
         </w:rPr>
         <w:t xml:space="preserve">고객이 지갑을 여는 건 딱 하나, </w:t>
@@ -5636,6 +6008,7 @@
         <w:rPr>
           <w:rFonts w:ascii="맑은 고딕" w:hAnsi="맑은 고딕"/>
           <w:b/>
+          <w:i w:val="0"/>
           <w:sz w:val="22"/>
         </w:rPr>
         <w:t>자기 삶이 나아지는 그림</w:t>
@@ -5643,6 +6016,8 @@
       <w:r>
         <w:rPr>
           <w:rFonts w:ascii="맑은 고딕" w:hAnsi="맑은 고딕"/>
+          <w:b w:val="0"/>
+          <w:i w:val="0"/>
           <w:sz w:val="22"/>
         </w:rPr>
         <w:t>이 보일 때입니다.</w:t>
@@ -5655,6 +6030,8 @@
       <w:r>
         <w:rPr>
           <w:rFonts w:ascii="맑은 고딕" w:hAnsi="맑은 고딕"/>
+          <w:b w:val="0"/>
+          <w:i w:val="0"/>
           <w:sz w:val="22"/>
         </w:rPr>
         <w:t>스펙을 그 그림으로 바꾸는 것, 그게 베네핏 번역기입니다.</w:t>
@@ -5685,6 +6062,8 @@
       <w:r>
         <w:rPr>
           <w:rFonts w:ascii="맑은 고딕" w:hAnsi="맑은 고딕"/>
+          <w:b w:val="0"/>
+          <w:i w:val="0"/>
           <w:sz w:val="22"/>
         </w:rPr>
       </w:r>
@@ -5692,6 +6071,7 @@
         <w:rPr>
           <w:rFonts w:ascii="맑은 고딕" w:hAnsi="맑은 고딕"/>
           <w:b/>
+          <w:i w:val="0"/>
           <w:sz w:val="22"/>
         </w:rPr>
         <w:t>피처(Feature):</w:t>
@@ -5699,6 +6079,8 @@
       <w:r>
         <w:rPr>
           <w:rFonts w:ascii="맑은 고딕" w:hAnsi="맑은 고딕"/>
+          <w:b w:val="0"/>
+          <w:i w:val="0"/>
           <w:sz w:val="22"/>
         </w:rPr>
         <w:t xml:space="preserve"> 제품이 가진 사실</w:t>
@@ -5711,6 +6093,8 @@
       <w:r>
         <w:rPr>
           <w:rFonts w:ascii="맑은 고딕" w:hAnsi="맑은 고딕"/>
+          <w:b w:val="0"/>
+          <w:i w:val="0"/>
           <w:sz w:val="22"/>
         </w:rPr>
       </w:r>
@@ -5718,6 +6102,7 @@
         <w:rPr>
           <w:rFonts w:ascii="맑은 고딕" w:hAnsi="맑은 고딕"/>
           <w:b/>
+          <w:i w:val="0"/>
           <w:sz w:val="22"/>
         </w:rPr>
         <w:t>베네핏(Benefit):</w:t>
@@ -5725,6 +6110,8 @@
       <w:r>
         <w:rPr>
           <w:rFonts w:ascii="맑은 고딕" w:hAnsi="맑은 고딕"/>
+          <w:b w:val="0"/>
+          <w:i w:val="0"/>
           <w:sz w:val="22"/>
         </w:rPr>
         <w:t xml:space="preserve"> 그 사실이 주는 이점</w:t>
@@ -5737,6 +6124,8 @@
       <w:r>
         <w:rPr>
           <w:rFonts w:ascii="맑은 고딕" w:hAnsi="맑은 고딕"/>
+          <w:b w:val="0"/>
+          <w:i w:val="0"/>
           <w:sz w:val="22"/>
         </w:rPr>
       </w:r>
@@ -5744,6 +6133,7 @@
         <w:rPr>
           <w:rFonts w:ascii="맑은 고딕" w:hAnsi="맑은 고딕"/>
           <w:b/>
+          <w:i w:val="0"/>
           <w:sz w:val="22"/>
         </w:rPr>
         <w:t>얼티밋 베네핏(Ultimate Benefit):</w:t>
@@ -5751,6 +6141,8 @@
       <w:r>
         <w:rPr>
           <w:rFonts w:ascii="맑은 고딕" w:hAnsi="맑은 고딕"/>
+          <w:b w:val="0"/>
+          <w:i w:val="0"/>
           <w:sz w:val="22"/>
         </w:rPr>
         <w:t xml:space="preserve"> 고객의 삶이 달라지는 순간</w:t>
@@ -6071,6 +6463,8 @@
       <w:r>
         <w:rPr>
           <w:rFonts w:ascii="맑은 고딕" w:hAnsi="맑은 고딕"/>
+          <w:b w:val="0"/>
+          <w:i w:val="0"/>
           <w:sz w:val="22"/>
         </w:rPr>
       </w:r>
@@ -6078,6 +6472,7 @@
         <w:rPr>
           <w:rFonts w:ascii="맑은 고딕" w:hAnsi="맑은 고딕"/>
           <w:b/>
+          <w:i w:val="0"/>
           <w:sz w:val="22"/>
         </w:rPr>
         <w:t>규칙은 하나입니다.</w:t>
@@ -6085,6 +6480,8 @@
       <w:r>
         <w:rPr>
           <w:rFonts w:ascii="맑은 고딕" w:hAnsi="맑은 고딕"/>
+          <w:b w:val="0"/>
+          <w:i w:val="0"/>
           <w:sz w:val="22"/>
         </w:rPr>
         <w:t xml:space="preserve"> 피처에 "그래서?"를 두 번 붙이면 얼티밋 베네핏이 나옵니다.</w:t>
@@ -6115,6 +6512,8 @@
       <w:r>
         <w:rPr>
           <w:rFonts w:ascii="맑은 고딕" w:hAnsi="맑은 고딕"/>
+          <w:b w:val="0"/>
+          <w:i w:val="0"/>
           <w:sz w:val="22"/>
         </w:rPr>
       </w:r>
@@ -6122,6 +6521,7 @@
         <w:rPr>
           <w:rFonts w:ascii="맑은 고딕" w:hAnsi="맑은 고딕"/>
           <w:b/>
+          <w:i w:val="0"/>
           <w:sz w:val="22"/>
         </w:rPr>
         <w:t>실수 1: 맥락 없이 bullet만 나열한다</w:t>
@@ -6129,17 +6529,21 @@
       <w:r>
         <w:rPr>
           <w:rFonts w:ascii="맑은 고딕" w:hAnsi="맑은 고딕"/>
-          <w:sz w:val="22"/>
-        </w:rPr>
-      </w:r>
-    </w:p>
-    <w:p>
-      <w:pPr>
-        <w:spacing w:after="80"/>
-      </w:pPr>
-      <w:r>
-        <w:rPr>
-          <w:rFonts w:ascii="맑은 고딕" w:hAnsi="맑은 고딕"/>
+          <w:b w:val="0"/>
+          <w:i w:val="0"/>
+          <w:sz w:val="22"/>
+        </w:rPr>
+      </w:r>
+    </w:p>
+    <w:p>
+      <w:pPr>
+        <w:spacing w:after="80"/>
+      </w:pPr>
+      <w:r>
+        <w:rPr>
+          <w:rFonts w:ascii="맑은 고딕" w:hAnsi="맑은 고딕"/>
+          <w:b w:val="0"/>
+          <w:i w:val="0"/>
           <w:sz w:val="22"/>
         </w:rPr>
         <w:t>"가볍습니다 / 튼튼합니다 / 예쁩니다"</w:t>
@@ -6152,6 +6556,8 @@
       <w:r>
         <w:rPr>
           <w:rFonts w:ascii="맑은 고딕" w:hAnsi="맑은 고딕"/>
+          <w:b w:val="0"/>
+          <w:i w:val="0"/>
           <w:sz w:val="22"/>
         </w:rPr>
         <w:t>→ 읽는 사람이 연결 고리를 못 찾습니다. 스토리로 이어주세요.</w:t>
@@ -6164,6 +6570,8 @@
       <w:r>
         <w:rPr>
           <w:rFonts w:ascii="맑은 고딕" w:hAnsi="맑은 고딕"/>
+          <w:b w:val="0"/>
+          <w:i w:val="0"/>
           <w:sz w:val="22"/>
         </w:rPr>
       </w:r>
@@ -6171,6 +6579,7 @@
         <w:rPr>
           <w:rFonts w:ascii="맑은 고딕" w:hAnsi="맑은 고딕"/>
           <w:b/>
+          <w:i w:val="0"/>
           <w:sz w:val="22"/>
         </w:rPr>
         <w:t>실수 2: 베네핏을 너무 많이 쓴다</w:t>
@@ -6178,17 +6587,21 @@
       <w:r>
         <w:rPr>
           <w:rFonts w:ascii="맑은 고딕" w:hAnsi="맑은 고딕"/>
-          <w:sz w:val="22"/>
-        </w:rPr>
-      </w:r>
-    </w:p>
-    <w:p>
-      <w:pPr>
-        <w:spacing w:after="80"/>
-      </w:pPr>
-      <w:r>
-        <w:rPr>
-          <w:rFonts w:ascii="맑은 고딕" w:hAnsi="맑은 고딕"/>
+          <w:b w:val="0"/>
+          <w:i w:val="0"/>
+          <w:sz w:val="22"/>
+        </w:rPr>
+      </w:r>
+    </w:p>
+    <w:p>
+      <w:pPr>
+        <w:spacing w:after="80"/>
+      </w:pPr>
+      <w:r>
+        <w:rPr>
+          <w:rFonts w:ascii="맑은 고딕" w:hAnsi="맑은 고딕"/>
+          <w:b w:val="0"/>
+          <w:i w:val="0"/>
           <w:sz w:val="22"/>
         </w:rPr>
         <w:t>베네핏이 10개면 고객은 1개도 기억 못 합니다.</w:t>
@@ -6201,6 +6614,8 @@
       <w:r>
         <w:rPr>
           <w:rFonts w:ascii="맑은 고딕" w:hAnsi="맑은 고딕"/>
+          <w:b w:val="0"/>
+          <w:i w:val="0"/>
           <w:sz w:val="22"/>
         </w:rPr>
         <w:t xml:space="preserve">핵심 베네핏 </w:t>
@@ -6209,6 +6624,7 @@
         <w:rPr>
           <w:rFonts w:ascii="맑은 고딕" w:hAnsi="맑은 고딕"/>
           <w:b/>
+          <w:i w:val="0"/>
           <w:sz w:val="22"/>
         </w:rPr>
         <w:t>3개</w:t>
@@ -6216,6 +6632,8 @@
       <w:r>
         <w:rPr>
           <w:rFonts w:ascii="맑은 고딕" w:hAnsi="맑은 고딕"/>
+          <w:b w:val="0"/>
+          <w:i w:val="0"/>
           <w:sz w:val="22"/>
         </w:rPr>
         <w:t>만 골라 깊게 파세요.</w:t>
@@ -6228,6 +6646,8 @@
       <w:r>
         <w:rPr>
           <w:rFonts w:ascii="맑은 고딕" w:hAnsi="맑은 고딕"/>
+          <w:b w:val="0"/>
+          <w:i w:val="0"/>
           <w:sz w:val="22"/>
         </w:rPr>
       </w:r>
@@ -6235,6 +6655,7 @@
         <w:rPr>
           <w:rFonts w:ascii="맑은 고딕" w:hAnsi="맑은 고딕"/>
           <w:b/>
+          <w:i w:val="0"/>
           <w:sz w:val="22"/>
         </w:rPr>
         <w:t>실수 3: 내가 좋아하는 것을 쓴다</w:t>
@@ -6242,17 +6663,21 @@
       <w:r>
         <w:rPr>
           <w:rFonts w:ascii="맑은 고딕" w:hAnsi="맑은 고딕"/>
-          <w:sz w:val="22"/>
-        </w:rPr>
-      </w:r>
-    </w:p>
-    <w:p>
-      <w:pPr>
-        <w:spacing w:after="80"/>
-      </w:pPr>
-      <w:r>
-        <w:rPr>
-          <w:rFonts w:ascii="맑은 고딕" w:hAnsi="맑은 고딕"/>
+          <w:b w:val="0"/>
+          <w:i w:val="0"/>
+          <w:sz w:val="22"/>
+        </w:rPr>
+      </w:r>
+    </w:p>
+    <w:p>
+      <w:pPr>
+        <w:spacing w:after="80"/>
+      </w:pPr>
+      <w:r>
+        <w:rPr>
+          <w:rFonts w:ascii="맑은 고딕" w:hAnsi="맑은 고딕"/>
+          <w:b w:val="0"/>
+          <w:i w:val="0"/>
           <w:sz w:val="22"/>
         </w:rPr>
         <w:t>내가 좋아하는 기능 ≠ 고객이 원하는 것.</w:t>
@@ -6265,6 +6690,8 @@
       <w:r>
         <w:rPr>
           <w:rFonts w:ascii="맑은 고딕" w:hAnsi="맑은 고딕"/>
+          <w:b w:val="0"/>
+          <w:i w:val="0"/>
           <w:sz w:val="22"/>
         </w:rPr>
         <w:t xml:space="preserve">상품이 아니라 </w:t>
@@ -6273,6 +6700,7 @@
         <w:rPr>
           <w:rFonts w:ascii="맑은 고딕" w:hAnsi="맑은 고딕"/>
           <w:b/>
+          <w:i w:val="0"/>
           <w:sz w:val="22"/>
         </w:rPr>
         <w:t>고객의 하루</w:t>
@@ -6280,6 +6708,8 @@
       <w:r>
         <w:rPr>
           <w:rFonts w:ascii="맑은 고딕" w:hAnsi="맑은 고딕"/>
+          <w:b w:val="0"/>
+          <w:i w:val="0"/>
           <w:sz w:val="22"/>
         </w:rPr>
         <w:t>를 먼저 그려보세요.</w:t>
@@ -6310,6 +6740,8 @@
       <w:r>
         <w:rPr>
           <w:rFonts w:ascii="맑은 고딕" w:hAnsi="맑은 고딕"/>
+          <w:b w:val="0"/>
+          <w:i w:val="0"/>
           <w:sz w:val="22"/>
         </w:rPr>
       </w:r>
@@ -6317,6 +6749,7 @@
         <w:rPr>
           <w:rFonts w:ascii="맑은 고딕" w:hAnsi="맑은 고딕"/>
           <w:b/>
+          <w:i w:val="0"/>
           <w:sz w:val="22"/>
         </w:rPr>
         <w:t>[식품]</w:t>
@@ -6324,6 +6757,8 @@
       <w:r>
         <w:rPr>
           <w:rFonts w:ascii="맑은 고딕" w:hAnsi="맑은 고딕"/>
+          <w:b w:val="0"/>
+          <w:i w:val="0"/>
           <w:sz w:val="22"/>
         </w:rPr>
       </w:r>
@@ -6336,6 +6771,7 @@
       <w:r>
         <w:rPr>
           <w:rFonts w:ascii="맑은 고딕" w:hAnsi="맑은 고딕"/>
+          <w:b w:val="0"/>
           <w:i/>
           <w:color w:val="444466"/>
           <w:sz w:val="22"/>
@@ -6351,6 +6787,7 @@
       <w:r>
         <w:rPr>
           <w:rFonts w:ascii="맑은 고딕" w:hAnsi="맑은 고딕"/>
+          <w:b w:val="0"/>
           <w:i/>
           <w:color w:val="444466"/>
           <w:sz w:val="22"/>
@@ -6365,6 +6802,8 @@
       <w:r>
         <w:rPr>
           <w:rFonts w:ascii="맑은 고딕" w:hAnsi="맑은 고딕"/>
+          <w:b w:val="0"/>
+          <w:i w:val="0"/>
           <w:sz w:val="22"/>
         </w:rPr>
         <w:t>완성 예시:</w:t>
@@ -6378,6 +6817,7 @@
       <w:r>
         <w:rPr>
           <w:rFonts w:ascii="맑은 고딕" w:hAnsi="맑은 고딕"/>
+          <w:b w:val="0"/>
           <w:i/>
           <w:color w:val="444466"/>
           <w:sz w:val="22"/>
@@ -6393,6 +6833,7 @@
       <w:r>
         <w:rPr>
           <w:rFonts w:ascii="맑은 고딕" w:hAnsi="맑은 고딕"/>
+          <w:b w:val="0"/>
           <w:i/>
           <w:color w:val="444466"/>
           <w:sz w:val="22"/>
@@ -6412,6 +6853,8 @@
       <w:r>
         <w:rPr>
           <w:rFonts w:ascii="맑은 고딕" w:hAnsi="맑은 고딕"/>
+          <w:b w:val="0"/>
+          <w:i w:val="0"/>
           <w:sz w:val="22"/>
         </w:rPr>
       </w:r>
@@ -6419,6 +6862,7 @@
         <w:rPr>
           <w:rFonts w:ascii="맑은 고딕" w:hAnsi="맑은 고딕"/>
           <w:b/>
+          <w:i w:val="0"/>
           <w:sz w:val="22"/>
         </w:rPr>
         <w:t>[패션·뷰티]</w:t>
@@ -6426,6 +6870,8 @@
       <w:r>
         <w:rPr>
           <w:rFonts w:ascii="맑은 고딕" w:hAnsi="맑은 고딕"/>
+          <w:b w:val="0"/>
+          <w:i w:val="0"/>
           <w:sz w:val="22"/>
         </w:rPr>
       </w:r>
@@ -6438,6 +6884,7 @@
       <w:r>
         <w:rPr>
           <w:rFonts w:ascii="맑은 고딕" w:hAnsi="맑은 고딕"/>
+          <w:b w:val="0"/>
           <w:i/>
           <w:color w:val="444466"/>
           <w:sz w:val="22"/>
@@ -6453,6 +6900,7 @@
       <w:r>
         <w:rPr>
           <w:rFonts w:ascii="맑은 고딕" w:hAnsi="맑은 고딕"/>
+          <w:b w:val="0"/>
           <w:i/>
           <w:color w:val="444466"/>
           <w:sz w:val="22"/>
@@ -6467,6 +6915,8 @@
       <w:r>
         <w:rPr>
           <w:rFonts w:ascii="맑은 고딕" w:hAnsi="맑은 고딕"/>
+          <w:b w:val="0"/>
+          <w:i w:val="0"/>
           <w:sz w:val="22"/>
         </w:rPr>
         <w:t>완성 예시:</w:t>
@@ -6480,6 +6930,7 @@
       <w:r>
         <w:rPr>
           <w:rFonts w:ascii="맑은 고딕" w:hAnsi="맑은 고딕"/>
+          <w:b w:val="0"/>
           <w:i/>
           <w:color w:val="444466"/>
           <w:sz w:val="22"/>
@@ -6495,6 +6946,7 @@
       <w:r>
         <w:rPr>
           <w:rFonts w:ascii="맑은 고딕" w:hAnsi="맑은 고딕"/>
+          <w:b w:val="0"/>
           <w:i/>
           <w:color w:val="444466"/>
           <w:sz w:val="22"/>
@@ -6514,6 +6966,8 @@
       <w:r>
         <w:rPr>
           <w:rFonts w:ascii="맑은 고딕" w:hAnsi="맑은 고딕"/>
+          <w:b w:val="0"/>
+          <w:i w:val="0"/>
           <w:sz w:val="22"/>
         </w:rPr>
       </w:r>
@@ -6521,6 +6975,7 @@
         <w:rPr>
           <w:rFonts w:ascii="맑은 고딕" w:hAnsi="맑은 고딕"/>
           <w:b/>
+          <w:i w:val="0"/>
           <w:sz w:val="22"/>
         </w:rPr>
         <w:t>[생활용품]</w:t>
@@ -6528,6 +6983,8 @@
       <w:r>
         <w:rPr>
           <w:rFonts w:ascii="맑은 고딕" w:hAnsi="맑은 고딕"/>
+          <w:b w:val="0"/>
+          <w:i w:val="0"/>
           <w:sz w:val="22"/>
         </w:rPr>
       </w:r>
@@ -6540,6 +6997,7 @@
       <w:r>
         <w:rPr>
           <w:rFonts w:ascii="맑은 고딕" w:hAnsi="맑은 고딕"/>
+          <w:b w:val="0"/>
           <w:i/>
           <w:color w:val="444466"/>
           <w:sz w:val="22"/>
@@ -6555,6 +7013,7 @@
       <w:r>
         <w:rPr>
           <w:rFonts w:ascii="맑은 고딕" w:hAnsi="맑은 고딕"/>
+          <w:b w:val="0"/>
           <w:i/>
           <w:color w:val="444466"/>
           <w:sz w:val="22"/>
@@ -6569,6 +7028,8 @@
       <w:r>
         <w:rPr>
           <w:rFonts w:ascii="맑은 고딕" w:hAnsi="맑은 고딕"/>
+          <w:b w:val="0"/>
+          <w:i w:val="0"/>
           <w:sz w:val="22"/>
         </w:rPr>
         <w:t>완성 예시:</w:t>
@@ -6582,6 +7043,7 @@
       <w:r>
         <w:rPr>
           <w:rFonts w:ascii="맑은 고딕" w:hAnsi="맑은 고딕"/>
+          <w:b w:val="0"/>
           <w:i/>
           <w:color w:val="444466"/>
           <w:sz w:val="22"/>
@@ -6597,6 +7059,7 @@
       <w:r>
         <w:rPr>
           <w:rFonts w:ascii="맑은 고딕" w:hAnsi="맑은 고딕"/>
+          <w:b w:val="0"/>
           <w:i/>
           <w:color w:val="444466"/>
           <w:sz w:val="22"/>
@@ -6616,6 +7079,8 @@
       <w:r>
         <w:rPr>
           <w:rFonts w:ascii="맑은 고딕" w:hAnsi="맑은 고딕"/>
+          <w:b w:val="0"/>
+          <w:i w:val="0"/>
           <w:sz w:val="22"/>
         </w:rPr>
       </w:r>
@@ -6623,6 +7088,7 @@
         <w:rPr>
           <w:rFonts w:ascii="맑은 고딕" w:hAnsi="맑은 고딕"/>
           <w:b/>
+          <w:i w:val="0"/>
           <w:sz w:val="22"/>
         </w:rPr>
         <w:t>[디지털 서비스]</w:t>
@@ -6630,6 +7096,8 @@
       <w:r>
         <w:rPr>
           <w:rFonts w:ascii="맑은 고딕" w:hAnsi="맑은 고딕"/>
+          <w:b w:val="0"/>
+          <w:i w:val="0"/>
           <w:sz w:val="22"/>
         </w:rPr>
       </w:r>
@@ -6642,6 +7110,7 @@
       <w:r>
         <w:rPr>
           <w:rFonts w:ascii="맑은 고딕" w:hAnsi="맑은 고딕"/>
+          <w:b w:val="0"/>
           <w:i/>
           <w:color w:val="444466"/>
           <w:sz w:val="22"/>
@@ -6657,6 +7126,7 @@
       <w:r>
         <w:rPr>
           <w:rFonts w:ascii="맑은 고딕" w:hAnsi="맑은 고딕"/>
+          <w:b w:val="0"/>
           <w:i/>
           <w:color w:val="444466"/>
           <w:sz w:val="22"/>
@@ -6671,6 +7141,8 @@
       <w:r>
         <w:rPr>
           <w:rFonts w:ascii="맑은 고딕" w:hAnsi="맑은 고딕"/>
+          <w:b w:val="0"/>
+          <w:i w:val="0"/>
           <w:sz w:val="22"/>
         </w:rPr>
         <w:t>완성 예시:</w:t>
@@ -6684,6 +7156,7 @@
       <w:r>
         <w:rPr>
           <w:rFonts w:ascii="맑은 고딕" w:hAnsi="맑은 고딕"/>
+          <w:b w:val="0"/>
           <w:i/>
           <w:color w:val="444466"/>
           <w:sz w:val="22"/>
@@ -6699,6 +7172,7 @@
       <w:r>
         <w:rPr>
           <w:rFonts w:ascii="맑은 고딕" w:hAnsi="맑은 고딕"/>
+          <w:b w:val="0"/>
           <w:i/>
           <w:color w:val="444466"/>
           <w:sz w:val="22"/>
@@ -6731,6 +7205,8 @@
       <w:r>
         <w:rPr>
           <w:rFonts w:ascii="맑은 고딕" w:hAnsi="맑은 고딕"/>
+          <w:b w:val="0"/>
+          <w:i w:val="0"/>
           <w:sz w:val="22"/>
         </w:rPr>
         <w:t>베네핏이 안 떠오를 때 쓰는 방법입니다.</w:t>
@@ -6744,6 +7220,7 @@
       <w:r>
         <w:rPr>
           <w:rFonts w:ascii="맑은 고딕" w:hAnsi="맑은 고딕"/>
+          <w:b w:val="0"/>
           <w:i/>
           <w:color w:val="444466"/>
           <w:sz w:val="22"/>
@@ -6758,6 +7235,8 @@
       <w:r>
         <w:rPr>
           <w:rFonts w:ascii="맑은 고딕" w:hAnsi="맑은 고딕"/>
+          <w:b w:val="0"/>
+          <w:i w:val="0"/>
           <w:sz w:val="22"/>
         </w:rPr>
         <w:t>"야, 이거 진짜 대박이야. \_\_\_\_해서 \_\_\_\_가 됐어. 너도 사봐."</w:t>
@@ -6770,6 +7249,8 @@
       <w:r>
         <w:rPr>
           <w:rFonts w:ascii="맑은 고딕" w:hAnsi="맑은 고딕"/>
+          <w:b w:val="0"/>
+          <w:i w:val="0"/>
           <w:sz w:val="22"/>
         </w:rPr>
         <w:t>그 빈칸이 바로 얼티밋 베네핏입니다.</w:t>
@@ -6782,6 +7263,8 @@
       <w:r>
         <w:rPr>
           <w:rFonts w:ascii="맑은 고딕" w:hAnsi="맑은 고딕"/>
+          <w:b w:val="0"/>
+          <w:i w:val="0"/>
           <w:sz w:val="22"/>
         </w:rPr>
         <w:t>고객이 자연스럽게 쓰는 말, 그게 가장 강한 카피입니다.</w:t>
@@ -6808,6 +7291,8 @@
       <w:r>
         <w:rPr>
           <w:rFonts w:ascii="맑은 고딕" w:hAnsi="맑은 고딕"/>
+          <w:b w:val="0"/>
+          <w:i w:val="0"/>
           <w:sz w:val="22"/>
         </w:rPr>
         <w:t>고객은 스펙이 아니라 "내 삶이 나아지는 그림"을 보고 산다</w:t>
@@ -6821,6 +7306,8 @@
       <w:r>
         <w:rPr>
           <w:rFonts w:ascii="맑은 고딕" w:hAnsi="맑은 고딕"/>
+          <w:b w:val="0"/>
+          <w:i w:val="0"/>
           <w:sz w:val="22"/>
         </w:rPr>
         <w:t>피처 → 베네핏 → 얼티밋 베네핏 3단계로 번역하라</w:t>
@@ -6834,6 +7321,8 @@
       <w:r>
         <w:rPr>
           <w:rFonts w:ascii="맑은 고딕" w:hAnsi="맑은 고딕"/>
+          <w:b w:val="0"/>
+          <w:i w:val="0"/>
           <w:sz w:val="22"/>
         </w:rPr>
         <w:t>핵심 베네핏은 3개만 / bullet 나열 대신 스토리로 연결</w:t>
@@ -6847,6 +7336,8 @@
       <w:r>
         <w:rPr>
           <w:rFonts w:ascii="맑은 고딕" w:hAnsi="맑은 고딕"/>
+          <w:b w:val="0"/>
+          <w:i w:val="0"/>
           <w:sz w:val="22"/>
         </w:rPr>
         <w:t>"친구한테 보낼 카카오톡 메시지" 상상법으로 얼티밋 베네핏을 발굴하라</w:t>
@@ -6859,6 +7350,8 @@
       <w:r>
         <w:rPr>
           <w:rFonts w:ascii="맑은 고딕" w:hAnsi="맑은 고딕"/>
+          <w:b w:val="0"/>
+          <w:i w:val="0"/>
           <w:sz w:val="22"/>
         </w:rPr>
         <w:t xml:space="preserve">다음 챕터에서는 베네핏 본문의 흐름을 행동으로 마무리하는 </w:t>
@@ -6867,6 +7360,7 @@
         <w:rPr>
           <w:rFonts w:ascii="맑은 고딕" w:hAnsi="맑은 고딕"/>
           <w:b/>
+          <w:i w:val="0"/>
           <w:sz w:val="22"/>
         </w:rPr>
         <w:t>CTA 문구 공식</w:t>
@@ -6874,6 +7368,8 @@
       <w:r>
         <w:rPr>
           <w:rFonts w:ascii="맑은 고딕" w:hAnsi="맑은 고딕"/>
+          <w:b w:val="0"/>
+          <w:i w:val="0"/>
           <w:sz w:val="22"/>
         </w:rPr>
         <w:t>을 다룹니다.</w:t>
@@ -6922,6 +7418,8 @@
       <w:r>
         <w:rPr>
           <w:rFonts w:ascii="맑은 고딕" w:hAnsi="맑은 고딕"/>
+          <w:b w:val="0"/>
+          <w:i w:val="0"/>
           <w:sz w:val="22"/>
         </w:rPr>
         <w:t xml:space="preserve">CTA(Call To Action)는 고객에게 </w:t>
@@ -6930,6 +7428,7 @@
         <w:rPr>
           <w:rFonts w:ascii="맑은 고딕" w:hAnsi="맑은 고딕"/>
           <w:b/>
+          <w:i w:val="0"/>
           <w:sz w:val="22"/>
         </w:rPr>
         <w:t>"지금 이 행동을 하세요"</w:t>
@@ -6937,6 +7436,8 @@
       <w:r>
         <w:rPr>
           <w:rFonts w:ascii="맑은 고딕" w:hAnsi="맑은 고딕"/>
+          <w:b w:val="0"/>
+          <w:i w:val="0"/>
           <w:sz w:val="22"/>
         </w:rPr>
         <w:t xml:space="preserve"> 라고 요청하는 문구입니다.</w:t>
@@ -6949,6 +7450,8 @@
       <w:r>
         <w:rPr>
           <w:rFonts w:ascii="맑은 고딕" w:hAnsi="맑은 고딕"/>
+          <w:b w:val="0"/>
+          <w:i w:val="0"/>
           <w:sz w:val="22"/>
         </w:rPr>
         <w:t>상세페이지 마지막에 오는 "구매하기" 버튼 위에 붙는 그 한 줄.</w:t>
@@ -6961,6 +7464,8 @@
       <w:r>
         <w:rPr>
           <w:rFonts w:ascii="맑은 고딕" w:hAnsi="맑은 고딕"/>
+          <w:b w:val="0"/>
+          <w:i w:val="0"/>
           <w:sz w:val="22"/>
         </w:rPr>
         <w:t>여기서 많은 셀러가 실수합니다.</w:t>
@@ -6991,6 +7496,8 @@
       <w:r>
         <w:rPr>
           <w:rFonts w:ascii="맑은 고딕" w:hAnsi="맑은 고딕"/>
+          <w:b w:val="0"/>
+          <w:i w:val="0"/>
           <w:sz w:val="22"/>
         </w:rPr>
         <w:t>세 가지 이유입니다.</w:t>
@@ -7004,6 +7511,8 @@
       <w:r>
         <w:rPr>
           <w:rFonts w:ascii="맑은 고딕" w:hAnsi="맑은 고딕"/>
+          <w:b w:val="0"/>
+          <w:i w:val="0"/>
           <w:sz w:val="22"/>
         </w:rPr>
         <w:t>**이유가 없다** — 왜 지금 사야 하는지 모른다</w:t>
@@ -7017,6 +7526,8 @@
       <w:r>
         <w:rPr>
           <w:rFonts w:ascii="맑은 고딕" w:hAnsi="맑은 고딕"/>
+          <w:b w:val="0"/>
+          <w:i w:val="0"/>
           <w:sz w:val="22"/>
         </w:rPr>
         <w:t>**신뢰가 없다** — 사고 후 괜찮을지 불안하다</w:t>
@@ -7030,6 +7541,8 @@
       <w:r>
         <w:rPr>
           <w:rFonts w:ascii="맑은 고딕" w:hAnsi="맑은 고딕"/>
+          <w:b w:val="0"/>
+          <w:i w:val="0"/>
           <w:sz w:val="22"/>
         </w:rPr>
         <w:t>**행동이 막막하다** — 다음에 뭘 해야 하는지 모른다</w:t>
@@ -7042,6 +7555,8 @@
       <w:r>
         <w:rPr>
           <w:rFonts w:ascii="맑은 고딕" w:hAnsi="맑은 고딕"/>
+          <w:b w:val="0"/>
+          <w:i w:val="0"/>
           <w:sz w:val="22"/>
         </w:rPr>
         <w:t>고객은 클릭 직전에 가장 많이 망설입니다. CTA는 그 망설임을 끊어주는 마지막 한 마디입니다.</w:t>
@@ -7073,6 +7588,7 @@
       <w:r>
         <w:rPr>
           <w:rFonts w:ascii="맑은 고딕" w:hAnsi="맑은 고딕"/>
+          <w:b w:val="0"/>
           <w:i/>
           <w:color w:val="444466"/>
           <w:sz w:val="22"/>
@@ -7087,6 +7603,8 @@
       <w:r>
         <w:rPr>
           <w:rFonts w:ascii="맑은 고딕" w:hAnsi="맑은 고딕"/>
+          <w:b w:val="0"/>
+          <w:i w:val="0"/>
           <w:sz w:val="22"/>
         </w:rPr>
         <w:t>이 세 가지가 한 문장 안에 들어가면 전환율이 달라집니다.</w:t>
@@ -7117,6 +7635,8 @@
       <w:r>
         <w:rPr>
           <w:rFonts w:ascii="맑은 고딕" w:hAnsi="맑은 고딕"/>
+          <w:b w:val="0"/>
+          <w:i w:val="0"/>
           <w:sz w:val="22"/>
         </w:rPr>
       </w:r>
@@ -7124,6 +7644,7 @@
         <w:rPr>
           <w:rFonts w:ascii="맑은 고딕" w:hAnsi="맑은 고딕"/>
           <w:b/>
+          <w:i w:val="0"/>
           <w:sz w:val="22"/>
         </w:rPr>
         <w:t>1. 긴급성형</w:t>
@@ -7131,6 +7652,8 @@
       <w:r>
         <w:rPr>
           <w:rFonts w:ascii="맑은 고딕" w:hAnsi="맑은 고딕"/>
+          <w:b w:val="0"/>
+          <w:i w:val="0"/>
           <w:sz w:val="22"/>
         </w:rPr>
         <w:t xml:space="preserve"> — "지금 안 사면 손해"를 느끼게 한다</w:t>
@@ -7144,6 +7667,8 @@
       <w:r>
         <w:rPr>
           <w:rFonts w:ascii="맑은 고딕" w:hAnsi="맑은 고딕"/>
+          <w:b w:val="0"/>
+          <w:i w:val="0"/>
           <w:sz w:val="22"/>
         </w:rPr>
         <w:t>오늘 자정까지만 20% 할인가로 구매하실 수 있습니다.</w:t>
@@ -7157,6 +7682,8 @@
       <w:r>
         <w:rPr>
           <w:rFonts w:ascii="맑은 고딕" w:hAnsi="맑은 고딕"/>
+          <w:b w:val="0"/>
+          <w:i w:val="0"/>
           <w:sz w:val="22"/>
         </w:rPr>
         <w:t>이 가격은 이번 주 일요일 밤 12시에 종료됩니다.</w:t>
@@ -7169,6 +7696,8 @@
       <w:r>
         <w:rPr>
           <w:rFonts w:ascii="맑은 고딕" w:hAnsi="맑은 고딕"/>
+          <w:b w:val="0"/>
+          <w:i w:val="0"/>
           <w:sz w:val="22"/>
         </w:rPr>
       </w:r>
@@ -7176,6 +7705,7 @@
         <w:rPr>
           <w:rFonts w:ascii="맑은 고딕" w:hAnsi="맑은 고딕"/>
           <w:b/>
+          <w:i w:val="0"/>
           <w:sz w:val="22"/>
         </w:rPr>
         <w:t>2. 희소성형</w:t>
@@ -7183,6 +7713,8 @@
       <w:r>
         <w:rPr>
           <w:rFonts w:ascii="맑은 고딕" w:hAnsi="맑은 고딕"/>
+          <w:b w:val="0"/>
+          <w:i w:val="0"/>
           <w:sz w:val="22"/>
         </w:rPr>
         <w:t xml:space="preserve"> — 수량이 한정돼 있다는 걸 알린다</w:t>
@@ -7196,6 +7728,8 @@
       <w:r>
         <w:rPr>
           <w:rFonts w:ascii="맑은 고딕" w:hAnsi="맑은 고딕"/>
+          <w:b w:val="0"/>
+          <w:i w:val="0"/>
           <w:sz w:val="22"/>
         </w:rPr>
         <w:t>현재 재고 50개 남았습니다. 품절 후 재입고 미정.</w:t>
@@ -7209,6 +7743,8 @@
       <w:r>
         <w:rPr>
           <w:rFonts w:ascii="맑은 고딕" w:hAnsi="맑은 고딕"/>
+          <w:b w:val="0"/>
+          <w:i w:val="0"/>
           <w:sz w:val="22"/>
         </w:rPr>
         <w:t>이번 생산 로트 마지막 수량입니다.</w:t>
@@ -7221,6 +7757,8 @@
       <w:r>
         <w:rPr>
           <w:rFonts w:ascii="맑은 고딕" w:hAnsi="맑은 고딕"/>
+          <w:b w:val="0"/>
+          <w:i w:val="0"/>
           <w:sz w:val="22"/>
         </w:rPr>
       </w:r>
@@ -7228,6 +7766,7 @@
         <w:rPr>
           <w:rFonts w:ascii="맑은 고딕" w:hAnsi="맑은 고딕"/>
           <w:b/>
+          <w:i w:val="0"/>
           <w:sz w:val="22"/>
         </w:rPr>
         <w:t>3. 혜택 강조형</w:t>
@@ -7235,6 +7774,8 @@
       <w:r>
         <w:rPr>
           <w:rFonts w:ascii="맑은 고딕" w:hAnsi="맑은 고딕"/>
+          <w:b w:val="0"/>
+          <w:i w:val="0"/>
           <w:sz w:val="22"/>
         </w:rPr>
         <w:t xml:space="preserve"> — 지금 사면 더 받는다</w:t>
@@ -7248,6 +7789,8 @@
       <w:r>
         <w:rPr>
           <w:rFonts w:ascii="맑은 고딕" w:hAnsi="맑은 고딕"/>
+          <w:b w:val="0"/>
+          <w:i w:val="0"/>
           <w:sz w:val="22"/>
         </w:rPr>
         <w:t>지금 구매하시면 전용 파우치(정가 9,800원)를 무료 증정합니다.</w:t>
@@ -7261,6 +7804,8 @@
       <w:r>
         <w:rPr>
           <w:rFonts w:ascii="맑은 고딕" w:hAnsi="맑은 고딕"/>
+          <w:b w:val="0"/>
+          <w:i w:val="0"/>
           <w:sz w:val="22"/>
         </w:rPr>
         <w:t>오늘 주문 시 다음 구매 10% 적립 쿠폰 자동 발급.</w:t>
@@ -7273,6 +7818,8 @@
       <w:r>
         <w:rPr>
           <w:rFonts w:ascii="맑은 고딕" w:hAnsi="맑은 고딕"/>
+          <w:b w:val="0"/>
+          <w:i w:val="0"/>
           <w:sz w:val="22"/>
         </w:rPr>
       </w:r>
@@ -7280,6 +7827,7 @@
         <w:rPr>
           <w:rFonts w:ascii="맑은 고딕" w:hAnsi="맑은 고딕"/>
           <w:b/>
+          <w:i w:val="0"/>
           <w:sz w:val="22"/>
         </w:rPr>
         <w:t>4. 리스크 제거형</w:t>
@@ -7287,6 +7835,8 @@
       <w:r>
         <w:rPr>
           <w:rFonts w:ascii="맑은 고딕" w:hAnsi="맑은 고딕"/>
+          <w:b w:val="0"/>
+          <w:i w:val="0"/>
           <w:sz w:val="22"/>
         </w:rPr>
         <w:t xml:space="preserve"> — 사고 나서 후회할까봐 못 사는 사람을 잡는다</w:t>
@@ -7300,6 +7850,8 @@
       <w:r>
         <w:rPr>
           <w:rFonts w:ascii="맑은 고딕" w:hAnsi="맑은 고딕"/>
+          <w:b w:val="0"/>
+          <w:i w:val="0"/>
           <w:sz w:val="22"/>
         </w:rPr>
         <w:t>마음에 안 드시면 수령 후 7일 이내 전액 환불해드립니다.</w:t>
@@ -7313,6 +7865,8 @@
       <w:r>
         <w:rPr>
           <w:rFonts w:ascii="맑은 고딕" w:hAnsi="맑은 고딕"/>
+          <w:b w:val="0"/>
+          <w:i w:val="0"/>
           <w:sz w:val="22"/>
         </w:rPr>
         <w:t>한 번만 드셔보세요. 효과 없으면 영수증 없이도 반품 가능합니다.</w:t>
@@ -7325,6 +7879,8 @@
       <w:r>
         <w:rPr>
           <w:rFonts w:ascii="맑은 고딕" w:hAnsi="맑은 고딕"/>
+          <w:b w:val="0"/>
+          <w:i w:val="0"/>
           <w:sz w:val="22"/>
         </w:rPr>
       </w:r>
@@ -7332,6 +7888,7 @@
         <w:rPr>
           <w:rFonts w:ascii="맑은 고딕" w:hAnsi="맑은 고딕"/>
           <w:b/>
+          <w:i w:val="0"/>
           <w:sz w:val="22"/>
         </w:rPr>
         <w:t>5. 다음 단계 안내형</w:t>
@@ -7339,6 +7896,8 @@
       <w:r>
         <w:rPr>
           <w:rFonts w:ascii="맑은 고딕" w:hAnsi="맑은 고딕"/>
+          <w:b w:val="0"/>
+          <w:i w:val="0"/>
           <w:sz w:val="22"/>
         </w:rPr>
         <w:t xml:space="preserve"> — 행동을 구체적으로 쪼개준다</w:t>
@@ -7352,6 +7911,8 @@
       <w:r>
         <w:rPr>
           <w:rFonts w:ascii="맑은 고딕" w:hAnsi="맑은 고딕"/>
+          <w:b w:val="0"/>
+          <w:i w:val="0"/>
           <w:sz w:val="22"/>
         </w:rPr>
         <w:t>장바구니 담기 → 주소 입력 → 내일 오후 도착</w:t>
@@ -7365,6 +7926,8 @@
       <w:r>
         <w:rPr>
           <w:rFonts w:ascii="맑은 고딕" w:hAnsi="맑은 고딕"/>
+          <w:b w:val="0"/>
+          <w:i w:val="0"/>
           <w:sz w:val="22"/>
         </w:rPr>
         <w:t>지금 주문하시면 오늘 오후 2시 이전 출고, 내일 받아보실 수 있습니다.</w:t>
@@ -7396,6 +7959,8 @@
       <w:r>
         <w:rPr>
           <w:rFonts w:ascii="맑은 고딕" w:hAnsi="맑은 고딕"/>
+          <w:b w:val="0"/>
+          <w:i w:val="0"/>
           <w:sz w:val="22"/>
         </w:rPr>
         <w:t>오늘 [날짜/시간]까지만 [혜택]. 이후엔 정가로 돌아갑니다.</w:t>
@@ -7409,6 +7974,8 @@
       <w:r>
         <w:rPr>
           <w:rFonts w:ascii="맑은 고딕" w:hAnsi="맑은 고딕"/>
+          <w:b w:val="0"/>
+          <w:i w:val="0"/>
           <w:sz w:val="22"/>
         </w:rPr>
         <w:t>현재 재고 [  ]개 남았습니다. 품절되면 [재입고 일정].</w:t>
@@ -7422,6 +7989,8 @@
       <w:r>
         <w:rPr>
           <w:rFonts w:ascii="맑은 고딕" w:hAnsi="맑은 고딕"/>
+          <w:b w:val="0"/>
+          <w:i w:val="0"/>
           <w:sz w:val="22"/>
         </w:rPr>
         <w:t>지금 구매하시면 [증정품]을 함께 보내드립니다.</w:t>
@@ -7435,6 +8004,8 @@
       <w:r>
         <w:rPr>
           <w:rFonts w:ascii="맑은 고딕" w:hAnsi="맑은 고딕"/>
+          <w:b w:val="0"/>
+          <w:i w:val="0"/>
           <w:sz w:val="22"/>
         </w:rPr>
         <w:t>[기간] 안에 마음에 안 드시면 이유 불문 전액 환불입니다.</w:t>
@@ -7448,6 +8019,8 @@
       <w:r>
         <w:rPr>
           <w:rFonts w:ascii="맑은 고딕" w:hAnsi="맑은 고딕"/>
+          <w:b w:val="0"/>
+          <w:i w:val="0"/>
           <w:sz w:val="22"/>
         </w:rPr>
         <w:t>주문 → [출고 기준] → [수령 예상일]. 딱 이 순서입니다.</w:t>
@@ -7461,6 +8034,8 @@
       <w:r>
         <w:rPr>
           <w:rFonts w:ascii="맑은 고딕" w:hAnsi="맑은 고딕"/>
+          <w:b w:val="0"/>
+          <w:i w:val="0"/>
           <w:sz w:val="22"/>
         </w:rPr>
         <w:t>[고객 유형]이라면 지금이 시작할 가장 좋은 타이밍입니다.</w:t>
@@ -7474,6 +8049,8 @@
       <w:r>
         <w:rPr>
           <w:rFonts w:ascii="맑은 고딕" w:hAnsi="맑은 고딕"/>
+          <w:b w:val="0"/>
+          <w:i w:val="0"/>
           <w:sz w:val="22"/>
         </w:rPr>
         <w:t>[숫자]명이 이미 선택했습니다. 다음은 고객님 차례입니다.</w:t>
@@ -7487,6 +8064,8 @@
       <w:r>
         <w:rPr>
           <w:rFonts w:ascii="맑은 고딕" w:hAnsi="맑은 고딕"/>
+          <w:b w:val="0"/>
+          <w:i w:val="0"/>
           <w:sz w:val="22"/>
         </w:rPr>
         <w:t>한 번만 써보세요. [구체적 변화]를 직접 느끼신 후 결정하셔도 됩니다.</w:t>
@@ -7517,6 +8096,8 @@
       <w:r>
         <w:rPr>
           <w:rFonts w:ascii="맑은 고딕" w:hAnsi="맑은 고딕"/>
+          <w:b w:val="0"/>
+          <w:i w:val="0"/>
           <w:sz w:val="22"/>
         </w:rPr>
         <w:t>"오늘 자정까지"가 내일도 뜨고, "재고 50개"가 한 달째 그대로라면?</w:t>
@@ -7529,6 +8110,8 @@
       <w:r>
         <w:rPr>
           <w:rFonts w:ascii="맑은 고딕" w:hAnsi="맑은 고딕"/>
+          <w:b w:val="0"/>
+          <w:i w:val="0"/>
           <w:sz w:val="22"/>
         </w:rPr>
         <w:t>고객은 바로 알아챕니다. 신뢰는 한 번 무너지면 돌아오지 않습니다.</w:t>
@@ -7541,6 +8124,8 @@
       <w:r>
         <w:rPr>
           <w:rFonts w:ascii="맑은 고딕" w:hAnsi="맑은 고딕"/>
+          <w:b w:val="0"/>
+          <w:i w:val="0"/>
           <w:sz w:val="22"/>
         </w:rPr>
       </w:r>
@@ -7548,6 +8133,7 @@
         <w:rPr>
           <w:rFonts w:ascii="맑은 고딕" w:hAnsi="맑은 고딕"/>
           <w:b/>
+          <w:i w:val="0"/>
           <w:sz w:val="22"/>
         </w:rPr>
         <w:t>실제인 것만 쓰세요.</w:t>
@@ -7555,6 +8141,8 @@
       <w:r>
         <w:rPr>
           <w:rFonts w:ascii="맑은 고딕" w:hAnsi="맑은 고딕"/>
+          <w:b w:val="0"/>
+          <w:i w:val="0"/>
           <w:sz w:val="22"/>
         </w:rPr>
         <w:t xml:space="preserve"> 없으면 혜택형이나 리스크 제거형으로 대체하면 됩니다.</w:t>
@@ -7581,6 +8169,8 @@
       <w:r>
         <w:rPr>
           <w:rFonts w:ascii="맑은 고딕" w:hAnsi="맑은 고딕"/>
+          <w:b w:val="0"/>
+          <w:i w:val="0"/>
           <w:sz w:val="22"/>
         </w:rPr>
         <w:t>CTA는 "지금 이 행동을 하세요"라고 요청하는 마지막 한 마디</w:t>
@@ -7594,6 +8184,8 @@
       <w:r>
         <w:rPr>
           <w:rFonts w:ascii="맑은 고딕" w:hAnsi="맑은 고딕"/>
+          <w:b w:val="0"/>
+          <w:i w:val="0"/>
           <w:sz w:val="22"/>
         </w:rPr>
         <w:t>잘 되는 CTA = 행동 + 이유(긴급성/희소성/혜택) + 결과(안심)</w:t>
@@ -7607,6 +8199,8 @@
       <w:r>
         <w:rPr>
           <w:rFonts w:ascii="맑은 고딕" w:hAnsi="맑은 고딕"/>
+          <w:b w:val="0"/>
+          <w:i w:val="0"/>
           <w:sz w:val="22"/>
         </w:rPr>
         <w:t>5가지 유형 중 내 상황에 맞는 것을 골라 템플릿에 채워 넣기</w:t>
@@ -7620,6 +8214,8 @@
       <w:r>
         <w:rPr>
           <w:rFonts w:ascii="맑은 고딕" w:hAnsi="맑은 고딕"/>
+          <w:b w:val="0"/>
+          <w:i w:val="0"/>
           <w:sz w:val="22"/>
         </w:rPr>
         <w:t>거짓 긴급성·희소성은 신뢰를 무너뜨린다 — 실제인 것만 사용</w:t>
@@ -7655,6 +8251,8 @@
       <w:r>
         <w:rPr>
           <w:rFonts w:ascii="맑은 고딕" w:hAnsi="맑은 고딕"/>
+          <w:b w:val="0"/>
+          <w:i w:val="0"/>
           <w:sz w:val="22"/>
         </w:rPr>
         <w:t xml:space="preserve">이 챕터는 읽는 챕터가 아닙니다. </w:t>
@@ -7663,6 +8261,7 @@
         <w:rPr>
           <w:rFonts w:ascii="맑은 고딕" w:hAnsi="맑은 고딕"/>
           <w:b/>
+          <w:i w:val="0"/>
           <w:sz w:val="22"/>
         </w:rPr>
         <w:t>훔치는 챕터입니다.</w:t>
@@ -7670,17 +8269,21 @@
       <w:r>
         <w:rPr>
           <w:rFonts w:ascii="맑은 고딕" w:hAnsi="맑은 고딕"/>
-          <w:sz w:val="22"/>
-        </w:rPr>
-      </w:r>
-    </w:p>
-    <w:p>
-      <w:pPr>
-        <w:spacing w:after="80"/>
-      </w:pPr>
-      <w:r>
-        <w:rPr>
-          <w:rFonts w:ascii="맑은 고딕" w:hAnsi="맑은 고딕"/>
+          <w:b w:val="0"/>
+          <w:i w:val="0"/>
+          <w:sz w:val="22"/>
+        </w:rPr>
+      </w:r>
+    </w:p>
+    <w:p>
+      <w:pPr>
+        <w:spacing w:after="80"/>
+      </w:pPr>
+      <w:r>
+        <w:rPr>
+          <w:rFonts w:ascii="맑은 고딕" w:hAnsi="맑은 고딕"/>
+          <w:b w:val="0"/>
+          <w:i w:val="0"/>
           <w:sz w:val="22"/>
         </w:rPr>
         <w:t>앞서 배운 공식이 실전에서 어떻게 작동하는지, 10개의 비교 사례로 직접 확인하세요.</w:t>
@@ -7711,6 +8314,8 @@
       <w:r>
         <w:rPr>
           <w:rFonts w:ascii="맑은 고딕" w:hAnsi="맑은 고딕"/>
+          <w:b w:val="0"/>
+          <w:i w:val="0"/>
           <w:sz w:val="22"/>
         </w:rPr>
       </w:r>
@@ -7718,6 +8323,7 @@
         <w:rPr>
           <w:rFonts w:ascii="맑은 고딕" w:hAnsi="맑은 고딕"/>
           <w:b/>
+          <w:i w:val="0"/>
           <w:sz w:val="22"/>
         </w:rPr>
         <w:t>[사례 1 — 건강식품]</w:t>
@@ -7725,17 +8331,21 @@
       <w:r>
         <w:rPr>
           <w:rFonts w:ascii="맑은 고딕" w:hAnsi="맑은 고딕"/>
-          <w:sz w:val="22"/>
-        </w:rPr>
-      </w:r>
-    </w:p>
-    <w:p>
-      <w:pPr>
-        <w:spacing w:after="80"/>
-      </w:pPr>
-      <w:r>
-        <w:rPr>
-          <w:rFonts w:ascii="맑은 고딕" w:hAnsi="맑은 고딕"/>
+          <w:b w:val="0"/>
+          <w:i w:val="0"/>
+          <w:sz w:val="22"/>
+        </w:rPr>
+      </w:r>
+    </w:p>
+    <w:p>
+      <w:pPr>
+        <w:spacing w:after="80"/>
+      </w:pPr>
+      <w:r>
+        <w:rPr>
+          <w:rFonts w:ascii="맑은 고딕" w:hAnsi="맑은 고딕"/>
+          <w:b w:val="0"/>
+          <w:i w:val="0"/>
           <w:sz w:val="22"/>
         </w:rPr>
       </w:r>
@@ -7743,6 +8353,7 @@
         <w:rPr>
           <w:rFonts w:ascii="맑은 고딕" w:hAnsi="맑은 고딕"/>
           <w:b/>
+          <w:i w:val="0"/>
           <w:sz w:val="22"/>
         </w:rPr>
         <w:t>Before</w:t>
@@ -7750,6 +8361,8 @@
       <w:r>
         <w:rPr>
           <w:rFonts w:ascii="맑은 고딕" w:hAnsi="맑은 고딕"/>
+          <w:b w:val="0"/>
+          <w:i w:val="0"/>
           <w:sz w:val="22"/>
         </w:rPr>
       </w:r>
@@ -7762,6 +8375,7 @@
       <w:r>
         <w:rPr>
           <w:rFonts w:ascii="맑은 고딕" w:hAnsi="맑은 고딕"/>
+          <w:b w:val="0"/>
           <w:i/>
           <w:color w:val="444466"/>
           <w:sz w:val="22"/>
@@ -7777,6 +8391,7 @@
       <w:r>
         <w:rPr>
           <w:rFonts w:ascii="맑은 고딕" w:hAnsi="맑은 고딕"/>
+          <w:b w:val="0"/>
           <w:i/>
           <w:color w:val="444466"/>
           <w:sz w:val="22"/>
@@ -7791,6 +8406,8 @@
       <w:r>
         <w:rPr>
           <w:rFonts w:ascii="맑은 고딕" w:hAnsi="맑은 고딕"/>
+          <w:b w:val="0"/>
+          <w:i w:val="0"/>
           <w:sz w:val="22"/>
         </w:rPr>
       </w:r>
@@ -7798,6 +8415,7 @@
         <w:rPr>
           <w:rFonts w:ascii="맑은 고딕" w:hAnsi="맑은 고딕"/>
           <w:b/>
+          <w:i w:val="0"/>
           <w:sz w:val="22"/>
         </w:rPr>
         <w:t>After</w:t>
@@ -7805,6 +8423,8 @@
       <w:r>
         <w:rPr>
           <w:rFonts w:ascii="맑은 고딕" w:hAnsi="맑은 고딕"/>
+          <w:b w:val="0"/>
+          <w:i w:val="0"/>
           <w:sz w:val="22"/>
         </w:rPr>
       </w:r>
@@ -7817,6 +8437,7 @@
       <w:r>
         <w:rPr>
           <w:rFonts w:ascii="맑은 고딕" w:hAnsi="맑은 고딕"/>
+          <w:b w:val="0"/>
           <w:i/>
           <w:color w:val="444466"/>
           <w:sz w:val="22"/>
@@ -7832,6 +8453,7 @@
       <w:r>
         <w:rPr>
           <w:rFonts w:ascii="맑은 고딕" w:hAnsi="맑은 고딕"/>
+          <w:b w:val="0"/>
           <w:i/>
           <w:color w:val="444466"/>
           <w:sz w:val="22"/>
@@ -7847,6 +8469,7 @@
       <w:r>
         <w:rPr>
           <w:rFonts w:ascii="맑은 고딕" w:hAnsi="맑은 고딕"/>
+          <w:b w:val="0"/>
           <w:i/>
           <w:color w:val="444466"/>
           <w:sz w:val="22"/>
@@ -7861,6 +8484,8 @@
       <w:r>
         <w:rPr>
           <w:rFonts w:ascii="맑은 고딕" w:hAnsi="맑은 고딕"/>
+          <w:b w:val="0"/>
+          <w:i w:val="0"/>
           <w:sz w:val="22"/>
         </w:rPr>
       </w:r>
@@ -7868,6 +8493,7 @@
         <w:rPr>
           <w:rFonts w:ascii="맑은 고딕" w:hAnsi="맑은 고딕"/>
           <w:b/>
+          <w:i w:val="0"/>
           <w:sz w:val="22"/>
         </w:rPr>
         <w:t>적용 원칙:</w:t>
@@ -7875,6 +8501,8 @@
       <w:r>
         <w:rPr>
           <w:rFonts w:ascii="맑은 고딕" w:hAnsi="맑은 고딕"/>
+          <w:b w:val="0"/>
+          <w:i w:val="0"/>
           <w:sz w:val="22"/>
         </w:rPr>
         <w:t xml:space="preserve"> 성분 나열 → 고객의 고통 장면(오후 피로) → 변화(얼티밋 베네핏)</w:t>
@@ -7892,6 +8520,8 @@
       <w:r>
         <w:rPr>
           <w:rFonts w:ascii="맑은 고딕" w:hAnsi="맑은 고딕"/>
+          <w:b w:val="0"/>
+          <w:i w:val="0"/>
           <w:sz w:val="22"/>
         </w:rPr>
       </w:r>
@@ -7899,6 +8529,7 @@
         <w:rPr>
           <w:rFonts w:ascii="맑은 고딕" w:hAnsi="맑은 고딕"/>
           <w:b/>
+          <w:i w:val="0"/>
           <w:sz w:val="22"/>
         </w:rPr>
         <w:t>[사례 2 — 가공식품]</w:t>
@@ -7906,17 +8537,21 @@
       <w:r>
         <w:rPr>
           <w:rFonts w:ascii="맑은 고딕" w:hAnsi="맑은 고딕"/>
-          <w:sz w:val="22"/>
-        </w:rPr>
-      </w:r>
-    </w:p>
-    <w:p>
-      <w:pPr>
-        <w:spacing w:after="80"/>
-      </w:pPr>
-      <w:r>
-        <w:rPr>
-          <w:rFonts w:ascii="맑은 고딕" w:hAnsi="맑은 고딕"/>
+          <w:b w:val="0"/>
+          <w:i w:val="0"/>
+          <w:sz w:val="22"/>
+        </w:rPr>
+      </w:r>
+    </w:p>
+    <w:p>
+      <w:pPr>
+        <w:spacing w:after="80"/>
+      </w:pPr>
+      <w:r>
+        <w:rPr>
+          <w:rFonts w:ascii="맑은 고딕" w:hAnsi="맑은 고딕"/>
+          <w:b w:val="0"/>
+          <w:i w:val="0"/>
           <w:sz w:val="22"/>
         </w:rPr>
       </w:r>
@@ -7924,6 +8559,7 @@
         <w:rPr>
           <w:rFonts w:ascii="맑은 고딕" w:hAnsi="맑은 고딕"/>
           <w:b/>
+          <w:i w:val="0"/>
           <w:sz w:val="22"/>
         </w:rPr>
         <w:t>Before</w:t>
@@ -7931,6 +8567,8 @@
       <w:r>
         <w:rPr>
           <w:rFonts w:ascii="맑은 고딕" w:hAnsi="맑은 고딕"/>
+          <w:b w:val="0"/>
+          <w:i w:val="0"/>
           <w:sz w:val="22"/>
         </w:rPr>
       </w:r>
@@ -7943,6 +8581,7 @@
       <w:r>
         <w:rPr>
           <w:rFonts w:ascii="맑은 고딕" w:hAnsi="맑은 고딕"/>
+          <w:b w:val="0"/>
           <w:i/>
           <w:color w:val="444466"/>
           <w:sz w:val="22"/>
@@ -7957,6 +8596,8 @@
       <w:r>
         <w:rPr>
           <w:rFonts w:ascii="맑은 고딕" w:hAnsi="맑은 고딕"/>
+          <w:b w:val="0"/>
+          <w:i w:val="0"/>
           <w:sz w:val="22"/>
         </w:rPr>
       </w:r>
@@ -7964,6 +8605,7 @@
         <w:rPr>
           <w:rFonts w:ascii="맑은 고딕" w:hAnsi="맑은 고딕"/>
           <w:b/>
+          <w:i w:val="0"/>
           <w:sz w:val="22"/>
         </w:rPr>
         <w:t>After</w:t>
@@ -7971,6 +8613,8 @@
       <w:r>
         <w:rPr>
           <w:rFonts w:ascii="맑은 고딕" w:hAnsi="맑은 고딕"/>
+          <w:b w:val="0"/>
+          <w:i w:val="0"/>
           <w:sz w:val="22"/>
         </w:rPr>
       </w:r>
@@ -7983,6 +8627,7 @@
       <w:r>
         <w:rPr>
           <w:rFonts w:ascii="맑은 고딕" w:hAnsi="맑은 고딕"/>
+          <w:b w:val="0"/>
           <w:i/>
           <w:color w:val="444466"/>
           <w:sz w:val="22"/>
@@ -7998,6 +8643,7 @@
       <w:r>
         <w:rPr>
           <w:rFonts w:ascii="맑은 고딕" w:hAnsi="맑은 고딕"/>
+          <w:b w:val="0"/>
           <w:i/>
           <w:color w:val="444466"/>
           <w:sz w:val="22"/>
@@ -8013,6 +8659,7 @@
       <w:r>
         <w:rPr>
           <w:rFonts w:ascii="맑은 고딕" w:hAnsi="맑은 고딕"/>
+          <w:b w:val="0"/>
           <w:i/>
           <w:color w:val="444466"/>
           <w:sz w:val="22"/>
@@ -8027,6 +8674,8 @@
       <w:r>
         <w:rPr>
           <w:rFonts w:ascii="맑은 고딕" w:hAnsi="맑은 고딕"/>
+          <w:b w:val="0"/>
+          <w:i w:val="0"/>
           <w:sz w:val="22"/>
         </w:rPr>
       </w:r>
@@ -8034,6 +8683,7 @@
         <w:rPr>
           <w:rFonts w:ascii="맑은 고딕" w:hAnsi="맑은 고딕"/>
           <w:b/>
+          <w:i w:val="0"/>
           <w:sz w:val="22"/>
         </w:rPr>
         <w:t>적용 원칙:</w:t>
@@ -8041,6 +8691,8 @@
       <w:r>
         <w:rPr>
           <w:rFonts w:ascii="맑은 고딕" w:hAnsi="맑은 고딕"/>
+          <w:b w:val="0"/>
+          <w:i w:val="0"/>
           <w:sz w:val="22"/>
         </w:rPr>
         <w:t xml:space="preserve"> 스펙 → 고객의 내면 갈등 → "참지 않아도 된다"는 해방감 제공</w:t>
@@ -8071,6 +8723,8 @@
       <w:r>
         <w:rPr>
           <w:rFonts w:ascii="맑은 고딕" w:hAnsi="맑은 고딕"/>
+          <w:b w:val="0"/>
+          <w:i w:val="0"/>
           <w:sz w:val="22"/>
         </w:rPr>
       </w:r>
@@ -8078,6 +8732,7 @@
         <w:rPr>
           <w:rFonts w:ascii="맑은 고딕" w:hAnsi="맑은 고딕"/>
           <w:b/>
+          <w:i w:val="0"/>
           <w:sz w:val="22"/>
         </w:rPr>
         <w:t>[사례 3 — 여성 하의]</w:t>
@@ -8085,17 +8740,21 @@
       <w:r>
         <w:rPr>
           <w:rFonts w:ascii="맑은 고딕" w:hAnsi="맑은 고딕"/>
-          <w:sz w:val="22"/>
-        </w:rPr>
-      </w:r>
-    </w:p>
-    <w:p>
-      <w:pPr>
-        <w:spacing w:after="80"/>
-      </w:pPr>
-      <w:r>
-        <w:rPr>
-          <w:rFonts w:ascii="맑은 고딕" w:hAnsi="맑은 고딕"/>
+          <w:b w:val="0"/>
+          <w:i w:val="0"/>
+          <w:sz w:val="22"/>
+        </w:rPr>
+      </w:r>
+    </w:p>
+    <w:p>
+      <w:pPr>
+        <w:spacing w:after="80"/>
+      </w:pPr>
+      <w:r>
+        <w:rPr>
+          <w:rFonts w:ascii="맑은 고딕" w:hAnsi="맑은 고딕"/>
+          <w:b w:val="0"/>
+          <w:i w:val="0"/>
           <w:sz w:val="22"/>
         </w:rPr>
       </w:r>
@@ -8103,6 +8762,7 @@
         <w:rPr>
           <w:rFonts w:ascii="맑은 고딕" w:hAnsi="맑은 고딕"/>
           <w:b/>
+          <w:i w:val="0"/>
           <w:sz w:val="22"/>
         </w:rPr>
         <w:t>Before</w:t>
@@ -8110,6 +8770,8 @@
       <w:r>
         <w:rPr>
           <w:rFonts w:ascii="맑은 고딕" w:hAnsi="맑은 고딕"/>
+          <w:b w:val="0"/>
+          <w:i w:val="0"/>
           <w:sz w:val="22"/>
         </w:rPr>
       </w:r>
@@ -8122,6 +8784,7 @@
       <w:r>
         <w:rPr>
           <w:rFonts w:ascii="맑은 고딕" w:hAnsi="맑은 고딕"/>
+          <w:b w:val="0"/>
           <w:i/>
           <w:color w:val="444466"/>
           <w:sz w:val="22"/>
@@ -8136,6 +8799,8 @@
       <w:r>
         <w:rPr>
           <w:rFonts w:ascii="맑은 고딕" w:hAnsi="맑은 고딕"/>
+          <w:b w:val="0"/>
+          <w:i w:val="0"/>
           <w:sz w:val="22"/>
         </w:rPr>
       </w:r>
@@ -8143,6 +8808,7 @@
         <w:rPr>
           <w:rFonts w:ascii="맑은 고딕" w:hAnsi="맑은 고딕"/>
           <w:b/>
+          <w:i w:val="0"/>
           <w:sz w:val="22"/>
         </w:rPr>
         <w:t>After</w:t>
@@ -8150,6 +8816,8 @@
       <w:r>
         <w:rPr>
           <w:rFonts w:ascii="맑은 고딕" w:hAnsi="맑은 고딕"/>
+          <w:b w:val="0"/>
+          <w:i w:val="0"/>
           <w:sz w:val="22"/>
         </w:rPr>
       </w:r>
@@ -8162,6 +8830,7 @@
       <w:r>
         <w:rPr>
           <w:rFonts w:ascii="맑은 고딕" w:hAnsi="맑은 고딕"/>
+          <w:b w:val="0"/>
           <w:i/>
           <w:color w:val="444466"/>
           <w:sz w:val="22"/>
@@ -8177,6 +8846,7 @@
       <w:r>
         <w:rPr>
           <w:rFonts w:ascii="맑은 고딕" w:hAnsi="맑은 고딕"/>
+          <w:b w:val="0"/>
           <w:i/>
           <w:color w:val="444466"/>
           <w:sz w:val="22"/>
@@ -8192,6 +8862,7 @@
       <w:r>
         <w:rPr>
           <w:rFonts w:ascii="맑은 고딕" w:hAnsi="맑은 고딕"/>
+          <w:b w:val="0"/>
           <w:i/>
           <w:color w:val="444466"/>
           <w:sz w:val="22"/>
@@ -8206,6 +8877,8 @@
       <w:r>
         <w:rPr>
           <w:rFonts w:ascii="맑은 고딕" w:hAnsi="맑은 고딕"/>
+          <w:b w:val="0"/>
+          <w:i w:val="0"/>
           <w:sz w:val="22"/>
         </w:rPr>
       </w:r>
@@ -8213,6 +8886,7 @@
         <w:rPr>
           <w:rFonts w:ascii="맑은 고딕" w:hAnsi="맑은 고딕"/>
           <w:b/>
+          <w:i w:val="0"/>
           <w:sz w:val="22"/>
         </w:rPr>
         <w:t>적용 원칙:</w:t>
@@ -8220,6 +8894,8 @@
       <w:r>
         <w:rPr>
           <w:rFonts w:ascii="맑은 고딕" w:hAnsi="맑은 고딕"/>
+          <w:b w:val="0"/>
+          <w:i w:val="0"/>
           <w:sz w:val="22"/>
         </w:rPr>
         <w:t xml:space="preserve"> 소재 설명 → "편한 옷 = 촌스럽다"는 고객의 기존 믿음을 정면 반박</w:t>
@@ -8237,6 +8913,8 @@
       <w:r>
         <w:rPr>
           <w:rFonts w:ascii="맑은 고딕" w:hAnsi="맑은 고딕"/>
+          <w:b w:val="0"/>
+          <w:i w:val="0"/>
           <w:sz w:val="22"/>
         </w:rPr>
       </w:r>
@@ -8244,6 +8922,7 @@
         <w:rPr>
           <w:rFonts w:ascii="맑은 고딕" w:hAnsi="맑은 고딕"/>
           <w:b/>
+          <w:i w:val="0"/>
           <w:sz w:val="22"/>
         </w:rPr>
         <w:t>[사례 4 — 남성 셔츠]</w:t>
@@ -8251,17 +8930,21 @@
       <w:r>
         <w:rPr>
           <w:rFonts w:ascii="맑은 고딕" w:hAnsi="맑은 고딕"/>
-          <w:sz w:val="22"/>
-        </w:rPr>
-      </w:r>
-    </w:p>
-    <w:p>
-      <w:pPr>
-        <w:spacing w:after="80"/>
-      </w:pPr>
-      <w:r>
-        <w:rPr>
-          <w:rFonts w:ascii="맑은 고딕" w:hAnsi="맑은 고딕"/>
+          <w:b w:val="0"/>
+          <w:i w:val="0"/>
+          <w:sz w:val="22"/>
+        </w:rPr>
+      </w:r>
+    </w:p>
+    <w:p>
+      <w:pPr>
+        <w:spacing w:after="80"/>
+      </w:pPr>
+      <w:r>
+        <w:rPr>
+          <w:rFonts w:ascii="맑은 고딕" w:hAnsi="맑은 고딕"/>
+          <w:b w:val="0"/>
+          <w:i w:val="0"/>
           <w:sz w:val="22"/>
         </w:rPr>
       </w:r>
@@ -8269,6 +8952,7 @@
         <w:rPr>
           <w:rFonts w:ascii="맑은 고딕" w:hAnsi="맑은 고딕"/>
           <w:b/>
+          <w:i w:val="0"/>
           <w:sz w:val="22"/>
         </w:rPr>
         <w:t>Before</w:t>
@@ -8276,6 +8960,8 @@
       <w:r>
         <w:rPr>
           <w:rFonts w:ascii="맑은 고딕" w:hAnsi="맑은 고딕"/>
+          <w:b w:val="0"/>
+          <w:i w:val="0"/>
           <w:sz w:val="22"/>
         </w:rPr>
       </w:r>
@@ -8288,6 +8974,7 @@
       <w:r>
         <w:rPr>
           <w:rFonts w:ascii="맑은 고딕" w:hAnsi="맑은 고딕"/>
+          <w:b w:val="0"/>
           <w:i/>
           <w:color w:val="444466"/>
           <w:sz w:val="22"/>
@@ -8302,6 +8989,8 @@
       <w:r>
         <w:rPr>
           <w:rFonts w:ascii="맑은 고딕" w:hAnsi="맑은 고딕"/>
+          <w:b w:val="0"/>
+          <w:i w:val="0"/>
           <w:sz w:val="22"/>
         </w:rPr>
       </w:r>
@@ -8309,6 +8998,7 @@
         <w:rPr>
           <w:rFonts w:ascii="맑은 고딕" w:hAnsi="맑은 고딕"/>
           <w:b/>
+          <w:i w:val="0"/>
           <w:sz w:val="22"/>
         </w:rPr>
         <w:t>After</w:t>
@@ -8316,6 +9006,8 @@
       <w:r>
         <w:rPr>
           <w:rFonts w:ascii="맑은 고딕" w:hAnsi="맑은 고딕"/>
+          <w:b w:val="0"/>
+          <w:i w:val="0"/>
           <w:sz w:val="22"/>
         </w:rPr>
       </w:r>
@@ -8328,6 +9020,7 @@
       <w:r>
         <w:rPr>
           <w:rFonts w:ascii="맑은 고딕" w:hAnsi="맑은 고딕"/>
+          <w:b w:val="0"/>
           <w:i/>
           <w:color w:val="444466"/>
           <w:sz w:val="22"/>
@@ -8343,6 +9036,7 @@
       <w:r>
         <w:rPr>
           <w:rFonts w:ascii="맑은 고딕" w:hAnsi="맑은 고딕"/>
+          <w:b w:val="0"/>
           <w:i/>
           <w:color w:val="444466"/>
           <w:sz w:val="22"/>
@@ -8358,6 +9052,7 @@
       <w:r>
         <w:rPr>
           <w:rFonts w:ascii="맑은 고딕" w:hAnsi="맑은 고딕"/>
+          <w:b w:val="0"/>
           <w:i/>
           <w:color w:val="444466"/>
           <w:sz w:val="22"/>
@@ -8372,6 +9067,8 @@
       <w:r>
         <w:rPr>
           <w:rFonts w:ascii="맑은 고딕" w:hAnsi="맑은 고딕"/>
+          <w:b w:val="0"/>
+          <w:i w:val="0"/>
           <w:sz w:val="22"/>
         </w:rPr>
       </w:r>
@@ -8379,6 +9076,7 @@
         <w:rPr>
           <w:rFonts w:ascii="맑은 고딕" w:hAnsi="맑은 고딕"/>
           <w:b/>
+          <w:i w:val="0"/>
           <w:sz w:val="22"/>
         </w:rPr>
         <w:t>적용 원칙:</w:t>
@@ -8386,6 +9084,8 @@
       <w:r>
         <w:rPr>
           <w:rFonts w:ascii="맑은 고딕" w:hAnsi="맑은 고딕"/>
+          <w:b w:val="0"/>
+          <w:i w:val="0"/>
           <w:sz w:val="22"/>
         </w:rPr>
         <w:t xml:space="preserve"> 기능 → 구체적 상황(미팅, 여행) → "여유 있어 보이는 사람"이라는 얼티밋 베네핏</w:t>
@@ -8416,6 +9116,8 @@
       <w:r>
         <w:rPr>
           <w:rFonts w:ascii="맑은 고딕" w:hAnsi="맑은 고딕"/>
+          <w:b w:val="0"/>
+          <w:i w:val="0"/>
           <w:sz w:val="22"/>
         </w:rPr>
       </w:r>
@@ -8423,6 +9125,7 @@
         <w:rPr>
           <w:rFonts w:ascii="맑은 고딕" w:hAnsi="맑은 고딕"/>
           <w:b/>
+          <w:i w:val="0"/>
           <w:sz w:val="22"/>
         </w:rPr>
         <w:t>[사례 5 — 선크림]</w:t>
@@ -8430,17 +9133,21 @@
       <w:r>
         <w:rPr>
           <w:rFonts w:ascii="맑은 고딕" w:hAnsi="맑은 고딕"/>
-          <w:sz w:val="22"/>
-        </w:rPr>
-      </w:r>
-    </w:p>
-    <w:p>
-      <w:pPr>
-        <w:spacing w:after="80"/>
-      </w:pPr>
-      <w:r>
-        <w:rPr>
-          <w:rFonts w:ascii="맑은 고딕" w:hAnsi="맑은 고딕"/>
+          <w:b w:val="0"/>
+          <w:i w:val="0"/>
+          <w:sz w:val="22"/>
+        </w:rPr>
+      </w:r>
+    </w:p>
+    <w:p>
+      <w:pPr>
+        <w:spacing w:after="80"/>
+      </w:pPr>
+      <w:r>
+        <w:rPr>
+          <w:rFonts w:ascii="맑은 고딕" w:hAnsi="맑은 고딕"/>
+          <w:b w:val="0"/>
+          <w:i w:val="0"/>
           <w:sz w:val="22"/>
         </w:rPr>
       </w:r>
@@ -8448,6 +9155,7 @@
         <w:rPr>
           <w:rFonts w:ascii="맑은 고딕" w:hAnsi="맑은 고딕"/>
           <w:b/>
+          <w:i w:val="0"/>
           <w:sz w:val="22"/>
         </w:rPr>
         <w:t>Before</w:t>
@@ -8455,6 +9163,8 @@
       <w:r>
         <w:rPr>
           <w:rFonts w:ascii="맑은 고딕" w:hAnsi="맑은 고딕"/>
+          <w:b w:val="0"/>
+          <w:i w:val="0"/>
           <w:sz w:val="22"/>
         </w:rPr>
       </w:r>
@@ -8467,6 +9177,7 @@
       <w:r>
         <w:rPr>
           <w:rFonts w:ascii="맑은 고딕" w:hAnsi="맑은 고딕"/>
+          <w:b w:val="0"/>
           <w:i/>
           <w:color w:val="444466"/>
           <w:sz w:val="22"/>
@@ -8481,6 +9192,8 @@
       <w:r>
         <w:rPr>
           <w:rFonts w:ascii="맑은 고딕" w:hAnsi="맑은 고딕"/>
+          <w:b w:val="0"/>
+          <w:i w:val="0"/>
           <w:sz w:val="22"/>
         </w:rPr>
       </w:r>
@@ -8488,6 +9201,7 @@
         <w:rPr>
           <w:rFonts w:ascii="맑은 고딕" w:hAnsi="맑은 고딕"/>
           <w:b/>
+          <w:i w:val="0"/>
           <w:sz w:val="22"/>
         </w:rPr>
         <w:t>After</w:t>
@@ -8495,6 +9209,8 @@
       <w:r>
         <w:rPr>
           <w:rFonts w:ascii="맑은 고딕" w:hAnsi="맑은 고딕"/>
+          <w:b w:val="0"/>
+          <w:i w:val="0"/>
           <w:sz w:val="22"/>
         </w:rPr>
       </w:r>
@@ -8507,6 +9223,7 @@
       <w:r>
         <w:rPr>
           <w:rFonts w:ascii="맑은 고딕" w:hAnsi="맑은 고딕"/>
+          <w:b w:val="0"/>
           <w:i/>
           <w:color w:val="444466"/>
           <w:sz w:val="22"/>
@@ -8522,6 +9239,7 @@
       <w:r>
         <w:rPr>
           <w:rFonts w:ascii="맑은 고딕" w:hAnsi="맑은 고딕"/>
+          <w:b w:val="0"/>
           <w:i/>
           <w:color w:val="444466"/>
           <w:sz w:val="22"/>
@@ -8537,6 +9255,7 @@
       <w:r>
         <w:rPr>
           <w:rFonts w:ascii="맑은 고딕" w:hAnsi="맑은 고딕"/>
+          <w:b w:val="0"/>
           <w:i/>
           <w:color w:val="444466"/>
           <w:sz w:val="22"/>
@@ -8551,6 +9270,8 @@
       <w:r>
         <w:rPr>
           <w:rFonts w:ascii="맑은 고딕" w:hAnsi="맑은 고딕"/>
+          <w:b w:val="0"/>
+          <w:i w:val="0"/>
           <w:sz w:val="22"/>
         </w:rPr>
       </w:r>
@@ -8558,6 +9279,7 @@
         <w:rPr>
           <w:rFonts w:ascii="맑은 고딕" w:hAnsi="맑은 고딕"/>
           <w:b/>
+          <w:i w:val="0"/>
           <w:sz w:val="22"/>
         </w:rPr>
         <w:t>적용 원칙:</w:t>
@@ -8565,6 +9287,8 @@
       <w:r>
         <w:rPr>
           <w:rFonts w:ascii="맑은 고딕" w:hAnsi="맑은 고딕"/>
+          <w:b w:val="0"/>
+          <w:i w:val="0"/>
           <w:sz w:val="22"/>
         </w:rPr>
         <w:t xml:space="preserve"> 성분·지수 나열 → 불쾌한 경험 공감 → "없는 것"을 강조하는 네거티브 베네핏</w:t>
@@ -8582,6 +9306,8 @@
       <w:r>
         <w:rPr>
           <w:rFonts w:ascii="맑은 고딕" w:hAnsi="맑은 고딕"/>
+          <w:b w:val="0"/>
+          <w:i w:val="0"/>
           <w:sz w:val="22"/>
         </w:rPr>
       </w:r>
@@ -8589,6 +9315,7 @@
         <w:rPr>
           <w:rFonts w:ascii="맑은 고딕" w:hAnsi="맑은 고딕"/>
           <w:b/>
+          <w:i w:val="0"/>
           <w:sz w:val="22"/>
         </w:rPr>
         <w:t>[사례 6 — 에센스]</w:t>
@@ -8596,17 +9323,21 @@
       <w:r>
         <w:rPr>
           <w:rFonts w:ascii="맑은 고딕" w:hAnsi="맑은 고딕"/>
-          <w:sz w:val="22"/>
-        </w:rPr>
-      </w:r>
-    </w:p>
-    <w:p>
-      <w:pPr>
-        <w:spacing w:after="80"/>
-      </w:pPr>
-      <w:r>
-        <w:rPr>
-          <w:rFonts w:ascii="맑은 고딕" w:hAnsi="맑은 고딕"/>
+          <w:b w:val="0"/>
+          <w:i w:val="0"/>
+          <w:sz w:val="22"/>
+        </w:rPr>
+      </w:r>
+    </w:p>
+    <w:p>
+      <w:pPr>
+        <w:spacing w:after="80"/>
+      </w:pPr>
+      <w:r>
+        <w:rPr>
+          <w:rFonts w:ascii="맑은 고딕" w:hAnsi="맑은 고딕"/>
+          <w:b w:val="0"/>
+          <w:i w:val="0"/>
           <w:sz w:val="22"/>
         </w:rPr>
       </w:r>
@@ -8614,6 +9345,7 @@
         <w:rPr>
           <w:rFonts w:ascii="맑은 고딕" w:hAnsi="맑은 고딕"/>
           <w:b/>
+          <w:i w:val="0"/>
           <w:sz w:val="22"/>
         </w:rPr>
         <w:t>Before</w:t>
@@ -8621,6 +9353,8 @@
       <w:r>
         <w:rPr>
           <w:rFonts w:ascii="맑은 고딕" w:hAnsi="맑은 고딕"/>
+          <w:b w:val="0"/>
+          <w:i w:val="0"/>
           <w:sz w:val="22"/>
         </w:rPr>
       </w:r>
@@ -8633,6 +9367,7 @@
       <w:r>
         <w:rPr>
           <w:rFonts w:ascii="맑은 고딕" w:hAnsi="맑은 고딕"/>
+          <w:b w:val="0"/>
           <w:i/>
           <w:color w:val="444466"/>
           <w:sz w:val="22"/>
@@ -8647,6 +9382,8 @@
       <w:r>
         <w:rPr>
           <w:rFonts w:ascii="맑은 고딕" w:hAnsi="맑은 고딕"/>
+          <w:b w:val="0"/>
+          <w:i w:val="0"/>
           <w:sz w:val="22"/>
         </w:rPr>
       </w:r>
@@ -8654,6 +9391,7 @@
         <w:rPr>
           <w:rFonts w:ascii="맑은 고딕" w:hAnsi="맑은 고딕"/>
           <w:b/>
+          <w:i w:val="0"/>
           <w:sz w:val="22"/>
         </w:rPr>
         <w:t>After</w:t>
@@ -8661,6 +9399,8 @@
       <w:r>
         <w:rPr>
           <w:rFonts w:ascii="맑은 고딕" w:hAnsi="맑은 고딕"/>
+          <w:b w:val="0"/>
+          <w:i w:val="0"/>
           <w:sz w:val="22"/>
         </w:rPr>
       </w:r>
@@ -8673,6 +9413,7 @@
       <w:r>
         <w:rPr>
           <w:rFonts w:ascii="맑은 고딕" w:hAnsi="맑은 고딕"/>
+          <w:b w:val="0"/>
           <w:i/>
           <w:color w:val="444466"/>
           <w:sz w:val="22"/>
@@ -8688,6 +9429,7 @@
       <w:r>
         <w:rPr>
           <w:rFonts w:ascii="맑은 고딕" w:hAnsi="맑은 고딕"/>
+          <w:b w:val="0"/>
           <w:i/>
           <w:color w:val="444466"/>
           <w:sz w:val="22"/>
@@ -8703,6 +9445,7 @@
       <w:r>
         <w:rPr>
           <w:rFonts w:ascii="맑은 고딕" w:hAnsi="맑은 고딕"/>
+          <w:b w:val="0"/>
           <w:i/>
           <w:color w:val="444466"/>
           <w:sz w:val="22"/>
@@ -8717,6 +9460,8 @@
       <w:r>
         <w:rPr>
           <w:rFonts w:ascii="맑은 고딕" w:hAnsi="맑은 고딕"/>
+          <w:b w:val="0"/>
+          <w:i w:val="0"/>
           <w:sz w:val="22"/>
         </w:rPr>
       </w:r>
@@ -8724,6 +9469,7 @@
         <w:rPr>
           <w:rFonts w:ascii="맑은 고딕" w:hAnsi="맑은 고딕"/>
           <w:b/>
+          <w:i w:val="0"/>
           <w:sz w:val="22"/>
         </w:rPr>
         <w:t>적용 원칙:</w:t>
@@ -8731,6 +9477,8 @@
       <w:r>
         <w:rPr>
           <w:rFonts w:ascii="맑은 고딕" w:hAnsi="맑은 고딕"/>
+          <w:b w:val="0"/>
+          <w:i w:val="0"/>
           <w:sz w:val="22"/>
         </w:rPr>
         <w:t xml:space="preserve"> 성분 설명 → "그 좋은 날"을 불러낸 뒤 매일의 기본값으로 연결</w:t>
@@ -8761,6 +9509,8 @@
       <w:r>
         <w:rPr>
           <w:rFonts w:ascii="맑은 고딕" w:hAnsi="맑은 고딕"/>
+          <w:b w:val="0"/>
+          <w:i w:val="0"/>
           <w:sz w:val="22"/>
         </w:rPr>
       </w:r>
@@ -8768,6 +9518,7 @@
         <w:rPr>
           <w:rFonts w:ascii="맑은 고딕" w:hAnsi="맑은 고딕"/>
           <w:b/>
+          <w:i w:val="0"/>
           <w:sz w:val="22"/>
         </w:rPr>
         <w:t>[사례 7 — 공기청정기]</w:t>
@@ -8775,17 +9526,21 @@
       <w:r>
         <w:rPr>
           <w:rFonts w:ascii="맑은 고딕" w:hAnsi="맑은 고딕"/>
-          <w:sz w:val="22"/>
-        </w:rPr>
-      </w:r>
-    </w:p>
-    <w:p>
-      <w:pPr>
-        <w:spacing w:after="80"/>
-      </w:pPr>
-      <w:r>
-        <w:rPr>
-          <w:rFonts w:ascii="맑은 고딕" w:hAnsi="맑은 고딕"/>
+          <w:b w:val="0"/>
+          <w:i w:val="0"/>
+          <w:sz w:val="22"/>
+        </w:rPr>
+      </w:r>
+    </w:p>
+    <w:p>
+      <w:pPr>
+        <w:spacing w:after="80"/>
+      </w:pPr>
+      <w:r>
+        <w:rPr>
+          <w:rFonts w:ascii="맑은 고딕" w:hAnsi="맑은 고딕"/>
+          <w:b w:val="0"/>
+          <w:i w:val="0"/>
           <w:sz w:val="22"/>
         </w:rPr>
       </w:r>
@@ -8793,6 +9548,7 @@
         <w:rPr>
           <w:rFonts w:ascii="맑은 고딕" w:hAnsi="맑은 고딕"/>
           <w:b/>
+          <w:i w:val="0"/>
           <w:sz w:val="22"/>
         </w:rPr>
         <w:t>Before</w:t>
@@ -8800,6 +9556,8 @@
       <w:r>
         <w:rPr>
           <w:rFonts w:ascii="맑은 고딕" w:hAnsi="맑은 고딕"/>
+          <w:b w:val="0"/>
+          <w:i w:val="0"/>
           <w:sz w:val="22"/>
         </w:rPr>
       </w:r>
@@ -8812,6 +9570,7 @@
       <w:r>
         <w:rPr>
           <w:rFonts w:ascii="맑은 고딕" w:hAnsi="맑은 고딕"/>
+          <w:b w:val="0"/>
           <w:i/>
           <w:color w:val="444466"/>
           <w:sz w:val="22"/>
@@ -8826,6 +9585,8 @@
       <w:r>
         <w:rPr>
           <w:rFonts w:ascii="맑은 고딕" w:hAnsi="맑은 고딕"/>
+          <w:b w:val="0"/>
+          <w:i w:val="0"/>
           <w:sz w:val="22"/>
         </w:rPr>
       </w:r>
@@ -8833,6 +9594,7 @@
         <w:rPr>
           <w:rFonts w:ascii="맑은 고딕" w:hAnsi="맑은 고딕"/>
           <w:b/>
+          <w:i w:val="0"/>
           <w:sz w:val="22"/>
         </w:rPr>
         <w:t>After</w:t>
@@ -8840,6 +9602,8 @@
       <w:r>
         <w:rPr>
           <w:rFonts w:ascii="맑은 고딕" w:hAnsi="맑은 고딕"/>
+          <w:b w:val="0"/>
+          <w:i w:val="0"/>
           <w:sz w:val="22"/>
         </w:rPr>
       </w:r>
@@ -8852,6 +9616,7 @@
       <w:r>
         <w:rPr>
           <w:rFonts w:ascii="맑은 고딕" w:hAnsi="맑은 고딕"/>
+          <w:b w:val="0"/>
           <w:i/>
           <w:color w:val="444466"/>
           <w:sz w:val="22"/>
@@ -8867,6 +9632,7 @@
       <w:r>
         <w:rPr>
           <w:rFonts w:ascii="맑은 고딕" w:hAnsi="맑은 고딕"/>
+          <w:b w:val="0"/>
           <w:i/>
           <w:color w:val="444466"/>
           <w:sz w:val="22"/>
@@ -8882,6 +9648,7 @@
       <w:r>
         <w:rPr>
           <w:rFonts w:ascii="맑은 고딕" w:hAnsi="맑은 고딕"/>
+          <w:b w:val="0"/>
           <w:i/>
           <w:color w:val="444466"/>
           <w:sz w:val="22"/>
@@ -8896,6 +9663,8 @@
       <w:r>
         <w:rPr>
           <w:rFonts w:ascii="맑은 고딕" w:hAnsi="맑은 고딕"/>
+          <w:b w:val="0"/>
+          <w:i w:val="0"/>
           <w:sz w:val="22"/>
         </w:rPr>
       </w:r>
@@ -8903,6 +9672,7 @@
         <w:rPr>
           <w:rFonts w:ascii="맑은 고딕" w:hAnsi="맑은 고딕"/>
           <w:b/>
+          <w:i w:val="0"/>
           <w:sz w:val="22"/>
         </w:rPr>
         <w:t>적용 원칙:</w:t>
@@ -8910,6 +9680,8 @@
       <w:r>
         <w:rPr>
           <w:rFonts w:ascii="맑은 고딕" w:hAnsi="맑은 고딕"/>
+          <w:b w:val="0"/>
+          <w:i w:val="0"/>
           <w:sz w:val="22"/>
         </w:rPr>
         <w:t xml:space="preserve"> 스펙 → 행동 장벽(창문 못 여는 심리) → 가족·반려동물 보호라는 감정적 얼티밋 베네핏</w:t>
@@ -8927,6 +9699,8 @@
       <w:r>
         <w:rPr>
           <w:rFonts w:ascii="맑은 고딕" w:hAnsi="맑은 고딕"/>
+          <w:b w:val="0"/>
+          <w:i w:val="0"/>
           <w:sz w:val="22"/>
         </w:rPr>
       </w:r>
@@ -8934,6 +9708,7 @@
         <w:rPr>
           <w:rFonts w:ascii="맑은 고딕" w:hAnsi="맑은 고딕"/>
           <w:b/>
+          <w:i w:val="0"/>
           <w:sz w:val="22"/>
         </w:rPr>
         <w:t>[사례 8 — 주방 칼]</w:t>
@@ -8941,17 +9716,21 @@
       <w:r>
         <w:rPr>
           <w:rFonts w:ascii="맑은 고딕" w:hAnsi="맑은 고딕"/>
-          <w:sz w:val="22"/>
-        </w:rPr>
-      </w:r>
-    </w:p>
-    <w:p>
-      <w:pPr>
-        <w:spacing w:after="80"/>
-      </w:pPr>
-      <w:r>
-        <w:rPr>
-          <w:rFonts w:ascii="맑은 고딕" w:hAnsi="맑은 고딕"/>
+          <w:b w:val="0"/>
+          <w:i w:val="0"/>
+          <w:sz w:val="22"/>
+        </w:rPr>
+      </w:r>
+    </w:p>
+    <w:p>
+      <w:pPr>
+        <w:spacing w:after="80"/>
+      </w:pPr>
+      <w:r>
+        <w:rPr>
+          <w:rFonts w:ascii="맑은 고딕" w:hAnsi="맑은 고딕"/>
+          <w:b w:val="0"/>
+          <w:i w:val="0"/>
           <w:sz w:val="22"/>
         </w:rPr>
       </w:r>
@@ -8959,6 +9738,7 @@
         <w:rPr>
           <w:rFonts w:ascii="맑은 고딕" w:hAnsi="맑은 고딕"/>
           <w:b/>
+          <w:i w:val="0"/>
           <w:sz w:val="22"/>
         </w:rPr>
         <w:t>Before</w:t>
@@ -8966,6 +9746,8 @@
       <w:r>
         <w:rPr>
           <w:rFonts w:ascii="맑은 고딕" w:hAnsi="맑은 고딕"/>
+          <w:b w:val="0"/>
+          <w:i w:val="0"/>
           <w:sz w:val="22"/>
         </w:rPr>
       </w:r>
@@ -8978,6 +9760,7 @@
       <w:r>
         <w:rPr>
           <w:rFonts w:ascii="맑은 고딕" w:hAnsi="맑은 고딕"/>
+          <w:b w:val="0"/>
           <w:i/>
           <w:color w:val="444466"/>
           <w:sz w:val="22"/>
@@ -8992,6 +9775,8 @@
       <w:r>
         <w:rPr>
           <w:rFonts w:ascii="맑은 고딕" w:hAnsi="맑은 고딕"/>
+          <w:b w:val="0"/>
+          <w:i w:val="0"/>
           <w:sz w:val="22"/>
         </w:rPr>
       </w:r>
@@ -8999,6 +9784,7 @@
         <w:rPr>
           <w:rFonts w:ascii="맑은 고딕" w:hAnsi="맑은 고딕"/>
           <w:b/>
+          <w:i w:val="0"/>
           <w:sz w:val="22"/>
         </w:rPr>
         <w:t>After</w:t>
@@ -9006,6 +9792,8 @@
       <w:r>
         <w:rPr>
           <w:rFonts w:ascii="맑은 고딕" w:hAnsi="맑은 고딕"/>
+          <w:b w:val="0"/>
+          <w:i w:val="0"/>
           <w:sz w:val="22"/>
         </w:rPr>
       </w:r>
@@ -9018,6 +9806,7 @@
       <w:r>
         <w:rPr>
           <w:rFonts w:ascii="맑은 고딕" w:hAnsi="맑은 고딕"/>
+          <w:b w:val="0"/>
           <w:i/>
           <w:color w:val="444466"/>
           <w:sz w:val="22"/>
@@ -9033,6 +9822,7 @@
       <w:r>
         <w:rPr>
           <w:rFonts w:ascii="맑은 고딕" w:hAnsi="맑은 고딕"/>
+          <w:b w:val="0"/>
           <w:i/>
           <w:color w:val="444466"/>
           <w:sz w:val="22"/>
@@ -9048,6 +9838,7 @@
       <w:r>
         <w:rPr>
           <w:rFonts w:ascii="맑은 고딕" w:hAnsi="맑은 고딕"/>
+          <w:b w:val="0"/>
           <w:i/>
           <w:color w:val="444466"/>
           <w:sz w:val="22"/>
@@ -9062,6 +9853,8 @@
       <w:r>
         <w:rPr>
           <w:rFonts w:ascii="맑은 고딕" w:hAnsi="맑은 고딕"/>
+          <w:b w:val="0"/>
+          <w:i w:val="0"/>
           <w:sz w:val="22"/>
         </w:rPr>
       </w:r>
@@ -9069,6 +9862,7 @@
         <w:rPr>
           <w:rFonts w:ascii="맑은 고딕" w:hAnsi="맑은 고딕"/>
           <w:b/>
+          <w:i w:val="0"/>
           <w:sz w:val="22"/>
         </w:rPr>
         <w:t>적용 원칙:</w:t>
@@ -9076,6 +9870,8 @@
       <w:r>
         <w:rPr>
           <w:rFonts w:ascii="맑은 고딕" w:hAnsi="맑은 고딕"/>
+          <w:b w:val="0"/>
+          <w:i w:val="0"/>
           <w:sz w:val="22"/>
         </w:rPr>
         <w:t xml:space="preserve"> 소재·기능 → "칼질이 무서운 이유는 칼 때문"이라는 인식 전환 → 라이프스타일 베네핏</w:t>
@@ -9106,6 +9902,8 @@
       <w:r>
         <w:rPr>
           <w:rFonts w:ascii="맑은 고딕" w:hAnsi="맑은 고딕"/>
+          <w:b w:val="0"/>
+          <w:i w:val="0"/>
           <w:sz w:val="22"/>
         </w:rPr>
       </w:r>
@@ -9113,6 +9911,7 @@
         <w:rPr>
           <w:rFonts w:ascii="맑은 고딕" w:hAnsi="맑은 고딕"/>
           <w:b/>
+          <w:i w:val="0"/>
           <w:sz w:val="22"/>
         </w:rPr>
         <w:t>[사례 9 — 온라인 강의]</w:t>
@@ -9120,17 +9919,21 @@
       <w:r>
         <w:rPr>
           <w:rFonts w:ascii="맑은 고딕" w:hAnsi="맑은 고딕"/>
-          <w:sz w:val="22"/>
-        </w:rPr>
-      </w:r>
-    </w:p>
-    <w:p>
-      <w:pPr>
-        <w:spacing w:after="80"/>
-      </w:pPr>
-      <w:r>
-        <w:rPr>
-          <w:rFonts w:ascii="맑은 고딕" w:hAnsi="맑은 고딕"/>
+          <w:b w:val="0"/>
+          <w:i w:val="0"/>
+          <w:sz w:val="22"/>
+        </w:rPr>
+      </w:r>
+    </w:p>
+    <w:p>
+      <w:pPr>
+        <w:spacing w:after="80"/>
+      </w:pPr>
+      <w:r>
+        <w:rPr>
+          <w:rFonts w:ascii="맑은 고딕" w:hAnsi="맑은 고딕"/>
+          <w:b w:val="0"/>
+          <w:i w:val="0"/>
           <w:sz w:val="22"/>
         </w:rPr>
       </w:r>
@@ -9138,6 +9941,7 @@
         <w:rPr>
           <w:rFonts w:ascii="맑은 고딕" w:hAnsi="맑은 고딕"/>
           <w:b/>
+          <w:i w:val="0"/>
           <w:sz w:val="22"/>
         </w:rPr>
         <w:t>Before</w:t>
@@ -9145,6 +9949,8 @@
       <w:r>
         <w:rPr>
           <w:rFonts w:ascii="맑은 고딕" w:hAnsi="맑은 고딕"/>
+          <w:b w:val="0"/>
+          <w:i w:val="0"/>
           <w:sz w:val="22"/>
         </w:rPr>
       </w:r>
@@ -9157,6 +9963,7 @@
       <w:r>
         <w:rPr>
           <w:rFonts w:ascii="맑은 고딕" w:hAnsi="맑은 고딕"/>
+          <w:b w:val="0"/>
           <w:i/>
           <w:color w:val="444466"/>
           <w:sz w:val="22"/>
@@ -9171,6 +9978,8 @@
       <w:r>
         <w:rPr>
           <w:rFonts w:ascii="맑은 고딕" w:hAnsi="맑은 고딕"/>
+          <w:b w:val="0"/>
+          <w:i w:val="0"/>
           <w:sz w:val="22"/>
         </w:rPr>
       </w:r>
@@ -9178,6 +9987,7 @@
         <w:rPr>
           <w:rFonts w:ascii="맑은 고딕" w:hAnsi="맑은 고딕"/>
           <w:b/>
+          <w:i w:val="0"/>
           <w:sz w:val="22"/>
         </w:rPr>
         <w:t>After</w:t>
@@ -9185,6 +9995,8 @@
       <w:r>
         <w:rPr>
           <w:rFonts w:ascii="맑은 고딕" w:hAnsi="맑은 고딕"/>
+          <w:b w:val="0"/>
+          <w:i w:val="0"/>
           <w:sz w:val="22"/>
         </w:rPr>
       </w:r>
@@ -9197,6 +10009,7 @@
       <w:r>
         <w:rPr>
           <w:rFonts w:ascii="맑은 고딕" w:hAnsi="맑은 고딕"/>
+          <w:b w:val="0"/>
           <w:i/>
           <w:color w:val="444466"/>
           <w:sz w:val="22"/>
@@ -9212,6 +10025,7 @@
       <w:r>
         <w:rPr>
           <w:rFonts w:ascii="맑은 고딕" w:hAnsi="맑은 고딕"/>
+          <w:b w:val="0"/>
           <w:i/>
           <w:color w:val="444466"/>
           <w:sz w:val="22"/>
@@ -9227,6 +10041,7 @@
       <w:r>
         <w:rPr>
           <w:rFonts w:ascii="맑은 고딕" w:hAnsi="맑은 고딕"/>
+          <w:b w:val="0"/>
           <w:i/>
           <w:color w:val="444466"/>
           <w:sz w:val="22"/>
@@ -9241,6 +10056,8 @@
       <w:r>
         <w:rPr>
           <w:rFonts w:ascii="맑은 고딕" w:hAnsi="맑은 고딕"/>
+          <w:b w:val="0"/>
+          <w:i w:val="0"/>
           <w:sz w:val="22"/>
         </w:rPr>
       </w:r>
@@ -9248,6 +10065,7 @@
         <w:rPr>
           <w:rFonts w:ascii="맑은 고딕" w:hAnsi="맑은 고딕"/>
           <w:b/>
+          <w:i w:val="0"/>
           <w:sz w:val="22"/>
         </w:rPr>
         <w:t>적용 원칙:</w:t>
@@ -9255,6 +10073,8 @@
       <w:r>
         <w:rPr>
           <w:rFonts w:ascii="맑은 고딕" w:hAnsi="맑은 고딕"/>
+          <w:b w:val="0"/>
+          <w:i w:val="0"/>
           <w:sz w:val="22"/>
         </w:rPr>
         <w:t xml:space="preserve"> 커리큘럼 설명 → 구체적 시간 낭비 상황 → "퇴근 1시간"이라는 측정 가능한 베네핏</w:t>
@@ -9272,6 +10092,8 @@
       <w:r>
         <w:rPr>
           <w:rFonts w:ascii="맑은 고딕" w:hAnsi="맑은 고딕"/>
+          <w:b w:val="0"/>
+          <w:i w:val="0"/>
           <w:sz w:val="22"/>
         </w:rPr>
       </w:r>
@@ -9279,6 +10101,7 @@
         <w:rPr>
           <w:rFonts w:ascii="맑은 고딕" w:hAnsi="맑은 고딕"/>
           <w:b/>
+          <w:i w:val="0"/>
           <w:sz w:val="22"/>
         </w:rPr>
         <w:t>[사례 10 — 구독 서비스]</w:t>
@@ -9286,17 +10109,21 @@
       <w:r>
         <w:rPr>
           <w:rFonts w:ascii="맑은 고딕" w:hAnsi="맑은 고딕"/>
-          <w:sz w:val="22"/>
-        </w:rPr>
-      </w:r>
-    </w:p>
-    <w:p>
-      <w:pPr>
-        <w:spacing w:after="80"/>
-      </w:pPr>
-      <w:r>
-        <w:rPr>
-          <w:rFonts w:ascii="맑은 고딕" w:hAnsi="맑은 고딕"/>
+          <w:b w:val="0"/>
+          <w:i w:val="0"/>
+          <w:sz w:val="22"/>
+        </w:rPr>
+      </w:r>
+    </w:p>
+    <w:p>
+      <w:pPr>
+        <w:spacing w:after="80"/>
+      </w:pPr>
+      <w:r>
+        <w:rPr>
+          <w:rFonts w:ascii="맑은 고딕" w:hAnsi="맑은 고딕"/>
+          <w:b w:val="0"/>
+          <w:i w:val="0"/>
           <w:sz w:val="22"/>
         </w:rPr>
       </w:r>
@@ -9304,6 +10131,7 @@
         <w:rPr>
           <w:rFonts w:ascii="맑은 고딕" w:hAnsi="맑은 고딕"/>
           <w:b/>
+          <w:i w:val="0"/>
           <w:sz w:val="22"/>
         </w:rPr>
         <w:t>Before</w:t>
@@ -9311,6 +10139,8 @@
       <w:r>
         <w:rPr>
           <w:rFonts w:ascii="맑은 고딕" w:hAnsi="맑은 고딕"/>
+          <w:b w:val="0"/>
+          <w:i w:val="0"/>
           <w:sz w:val="22"/>
         </w:rPr>
       </w:r>
@@ -9323,6 +10153,7 @@
       <w:r>
         <w:rPr>
           <w:rFonts w:ascii="맑은 고딕" w:hAnsi="맑은 고딕"/>
+          <w:b w:val="0"/>
           <w:i/>
           <w:color w:val="444466"/>
           <w:sz w:val="22"/>
@@ -9337,6 +10168,8 @@
       <w:r>
         <w:rPr>
           <w:rFonts w:ascii="맑은 고딕" w:hAnsi="맑은 고딕"/>
+          <w:b w:val="0"/>
+          <w:i w:val="0"/>
           <w:sz w:val="22"/>
         </w:rPr>
       </w:r>
@@ -9344,6 +10177,7 @@
         <w:rPr>
           <w:rFonts w:ascii="맑은 고딕" w:hAnsi="맑은 고딕"/>
           <w:b/>
+          <w:i w:val="0"/>
           <w:sz w:val="22"/>
         </w:rPr>
         <w:t>After</w:t>
@@ -9351,6 +10185,8 @@
       <w:r>
         <w:rPr>
           <w:rFonts w:ascii="맑은 고딕" w:hAnsi="맑은 고딕"/>
+          <w:b w:val="0"/>
+          <w:i w:val="0"/>
           <w:sz w:val="22"/>
         </w:rPr>
       </w:r>
@@ -9363,6 +10199,7 @@
       <w:r>
         <w:rPr>
           <w:rFonts w:ascii="맑은 고딕" w:hAnsi="맑은 고딕"/>
+          <w:b w:val="0"/>
           <w:i/>
           <w:color w:val="444466"/>
           <w:sz w:val="22"/>
@@ -9378,6 +10215,7 @@
       <w:r>
         <w:rPr>
           <w:rFonts w:ascii="맑은 고딕" w:hAnsi="맑은 고딕"/>
+          <w:b w:val="0"/>
           <w:i/>
           <w:color w:val="444466"/>
           <w:sz w:val="22"/>
@@ -9393,6 +10231,7 @@
       <w:r>
         <w:rPr>
           <w:rFonts w:ascii="맑은 고딕" w:hAnsi="맑은 고딕"/>
+          <w:b w:val="0"/>
           <w:i/>
           <w:color w:val="444466"/>
           <w:sz w:val="22"/>
@@ -9407,6 +10246,8 @@
       <w:r>
         <w:rPr>
           <w:rFonts w:ascii="맑은 고딕" w:hAnsi="맑은 고딕"/>
+          <w:b w:val="0"/>
+          <w:i w:val="0"/>
           <w:sz w:val="22"/>
         </w:rPr>
       </w:r>
@@ -9414,6 +10255,7 @@
         <w:rPr>
           <w:rFonts w:ascii="맑은 고딕" w:hAnsi="맑은 고딕"/>
           <w:b/>
+          <w:i w:val="0"/>
           <w:sz w:val="22"/>
         </w:rPr>
         <w:t>적용 원칙:</w:t>
@@ -9421,6 +10263,8 @@
       <w:r>
         <w:rPr>
           <w:rFonts w:ascii="맑은 고딕" w:hAnsi="맑은 고딕"/>
+          <w:b w:val="0"/>
+          <w:i w:val="0"/>
           <w:sz w:val="22"/>
         </w:rPr>
         <w:t xml:space="preserve"> 서비스 스펙 → 정보 피로감 공감 → "10분 투자 → 일주일 활용"이라는 ROI 베네핏</w:t>
@@ -9451,6 +10295,8 @@
       <w:r>
         <w:rPr>
           <w:rFonts w:ascii="맑은 고딕" w:hAnsi="맑은 고딕"/>
+          <w:b w:val="0"/>
+          <w:i w:val="0"/>
           <w:sz w:val="22"/>
         </w:rPr>
         <w:t>10개를 읽었다면, 지금 당장 여러분의 상세페이지를 열어보세요.</w:t>
@@ -9463,6 +10309,8 @@
       <w:r>
         <w:rPr>
           <w:rFonts w:ascii="맑은 고딕" w:hAnsi="맑은 고딕"/>
+          <w:b w:val="0"/>
+          <w:i w:val="0"/>
           <w:sz w:val="22"/>
         </w:rPr>
         <w:t xml:space="preserve">가장 첫 줄이 </w:t>
@@ -9471,6 +10319,7 @@
         <w:rPr>
           <w:rFonts w:ascii="맑은 고딕" w:hAnsi="맑은 고딕"/>
           <w:b/>
+          <w:i w:val="0"/>
           <w:sz w:val="22"/>
         </w:rPr>
         <w:t>제품 이름이나 성분으로 시작하고 있다면</w:t>
@@ -9478,6 +10327,8 @@
       <w:r>
         <w:rPr>
           <w:rFonts w:ascii="맑은 고딕" w:hAnsi="맑은 고딕"/>
+          <w:b w:val="0"/>
+          <w:i w:val="0"/>
           <w:sz w:val="22"/>
         </w:rPr>
         <w:t xml:space="preserve"> — 그게 리라이팅을 시작할 지점입니다.</w:t>
@@ -9491,6 +10342,7 @@
       <w:r>
         <w:rPr>
           <w:rFonts w:ascii="맑은 고딕" w:hAnsi="맑은 고딕"/>
+          <w:b w:val="0"/>
           <w:i/>
           <w:color w:val="444466"/>
           <w:sz w:val="22"/>
@@ -9506,6 +10358,7 @@
       <w:r>
         <w:rPr>
           <w:rFonts w:ascii="맑은 고딕" w:hAnsi="맑은 고딕"/>
+          <w:b w:val="0"/>
           <w:i/>
           <w:color w:val="444466"/>
           <w:sz w:val="22"/>
@@ -9521,6 +10374,7 @@
       <w:r>
         <w:rPr>
           <w:rFonts w:ascii="맑은 고딕" w:hAnsi="맑은 고딕"/>
+          <w:b w:val="0"/>
           <w:i/>
           <w:color w:val="444466"/>
           <w:sz w:val="22"/>
@@ -9535,6 +10389,8 @@
       <w:r>
         <w:rPr>
           <w:rFonts w:ascii="맑은 고딕" w:hAnsi="맑은 고딕"/>
+          <w:b w:val="0"/>
+          <w:i w:val="0"/>
           <w:sz w:val="22"/>
         </w:rPr>
         <w:t>훔쳐도 됩니다. 공식은 그러라고 있습니다.</w:t>
@@ -9561,6 +10417,8 @@
       <w:r>
         <w:rPr>
           <w:rFonts w:ascii="맑은 고딕" w:hAnsi="맑은 고딕"/>
+          <w:b w:val="0"/>
+          <w:i w:val="0"/>
           <w:sz w:val="22"/>
         </w:rPr>
         <w:t>10개 카테고리별 Before→After를 보고 패턴을 체득하라</w:t>
@@ -9574,6 +10432,8 @@
       <w:r>
         <w:rPr>
           <w:rFonts w:ascii="맑은 고딕" w:hAnsi="맑은 고딕"/>
+          <w:b w:val="0"/>
+          <w:i w:val="0"/>
           <w:sz w:val="22"/>
         </w:rPr>
         <w:t>공통 원칙: 스펙/성분 나열 → 고객의 고통 장면 → 얼티밋 베네핏</w:t>
@@ -9587,6 +10447,8 @@
       <w:r>
         <w:rPr>
           <w:rFonts w:ascii="맑은 고딕" w:hAnsi="맑은 고딕"/>
+          <w:b w:val="0"/>
+          <w:i w:val="0"/>
           <w:sz w:val="22"/>
         </w:rPr>
         <w:t>리라이팅 시작점은 "제품 이름·성분으로 시작하는 첫 줄"</w:t>
@@ -9635,6 +10497,8 @@
       <w:r>
         <w:rPr>
           <w:rFonts w:ascii="맑은 고딕" w:hAnsi="맑은 고딕"/>
+          <w:b w:val="0"/>
+          <w:i w:val="0"/>
           <w:sz w:val="22"/>
         </w:rPr>
         <w:t>카피를 잘 쓰고 싶다는 말은 곧 이런 뜻이기도 합니다.</w:t>
@@ -9647,6 +10511,8 @@
       <w:r>
         <w:rPr>
           <w:rFonts w:ascii="맑은 고딕" w:hAnsi="맑은 고딕"/>
+          <w:b w:val="0"/>
+          <w:i w:val="0"/>
           <w:sz w:val="22"/>
         </w:rPr>
         <w:t>"시간이 없는데, 어떻게 하면 빠르게 만들 수 있을까?"</w:t>
@@ -9659,6 +10525,8 @@
       <w:r>
         <w:rPr>
           <w:rFonts w:ascii="맑은 고딕" w:hAnsi="맑은 고딕"/>
+          <w:b w:val="0"/>
+          <w:i w:val="0"/>
           <w:sz w:val="22"/>
         </w:rPr>
         <w:t>AI가 그 답입니다. 단, 조건이 하나 있습니다.</w:t>
@@ -9671,6 +10539,8 @@
       <w:r>
         <w:rPr>
           <w:rFonts w:ascii="맑은 고딕" w:hAnsi="맑은 고딕"/>
+          <w:b w:val="0"/>
+          <w:i w:val="0"/>
           <w:sz w:val="22"/>
         </w:rPr>
       </w:r>
@@ -9678,6 +10548,7 @@
         <w:rPr>
           <w:rFonts w:ascii="맑은 고딕" w:hAnsi="맑은 고딕"/>
           <w:b/>
+          <w:i w:val="0"/>
           <w:sz w:val="22"/>
         </w:rPr>
         <w:t>AI는 초안 기계, 나는 편집자.</w:t>
@@ -9685,17 +10556,21 @@
       <w:r>
         <w:rPr>
           <w:rFonts w:ascii="맑은 고딕" w:hAnsi="맑은 고딕"/>
-          <w:sz w:val="22"/>
-        </w:rPr>
-      </w:r>
-    </w:p>
-    <w:p>
-      <w:pPr>
-        <w:spacing w:after="80"/>
-      </w:pPr>
-      <w:r>
-        <w:rPr>
-          <w:rFonts w:ascii="맑은 고딕" w:hAnsi="맑은 고딕"/>
+          <w:b w:val="0"/>
+          <w:i w:val="0"/>
+          <w:sz w:val="22"/>
+        </w:rPr>
+      </w:r>
+    </w:p>
+    <w:p>
+      <w:pPr>
+        <w:spacing w:after="80"/>
+      </w:pPr>
+      <w:r>
+        <w:rPr>
+          <w:rFonts w:ascii="맑은 고딕" w:hAnsi="맑은 고딕"/>
+          <w:b w:val="0"/>
+          <w:i w:val="0"/>
           <w:sz w:val="22"/>
         </w:rPr>
         <w:t>AI가 쓴 글을 그대로 쓰는 게 아니라, 내가 다듬어서 납품하는 구조입니다.</w:t>
@@ -9755,6 +10630,8 @@
       <w:r>
         <w:rPr>
           <w:rFonts w:ascii="맑은 고딕" w:hAnsi="맑은 고딕"/>
+          <w:b w:val="0"/>
+          <w:i w:val="0"/>
           <w:sz w:val="22"/>
         </w:rPr>
         <w:t xml:space="preserve">전체 소요 시간: </w:t>
@@ -9763,6 +10640,7 @@
         <w:rPr>
           <w:rFonts w:ascii="맑은 고딕" w:hAnsi="맑은 고딕"/>
           <w:b/>
+          <w:i w:val="0"/>
           <w:sz w:val="22"/>
         </w:rPr>
         <w:t>30분 이내.</w:t>
@@ -9770,6 +10648,8 @@
       <w:r>
         <w:rPr>
           <w:rFonts w:ascii="맑은 고딕" w:hAnsi="맑은 고딕"/>
+          <w:b w:val="0"/>
+          <w:i w:val="0"/>
           <w:sz w:val="22"/>
         </w:rPr>
         <w:t xml:space="preserve"> 혼자 처음부터 쓰면 2~3시간 걸릴 작업입니다.</w:t>
@@ -9800,6 +10680,8 @@
       <w:r>
         <w:rPr>
           <w:rFonts w:ascii="맑은 고딕" w:hAnsi="맑은 고딕"/>
+          <w:b w:val="0"/>
+          <w:i w:val="0"/>
           <w:sz w:val="22"/>
         </w:rPr>
       </w:r>
@@ -9807,6 +10689,7 @@
         <w:rPr>
           <w:rFonts w:ascii="맑은 고딕" w:hAnsi="맑은 고딕"/>
           <w:b/>
+          <w:i w:val="0"/>
           <w:sz w:val="22"/>
         </w:rPr>
         <w:t>1. 역할을 명확히 줘라</w:t>
@@ -9814,17 +10697,21 @@
       <w:r>
         <w:rPr>
           <w:rFonts w:ascii="맑은 고딕" w:hAnsi="맑은 고딕"/>
-          <w:sz w:val="22"/>
-        </w:rPr>
-      </w:r>
-    </w:p>
-    <w:p>
-      <w:pPr>
-        <w:spacing w:after="80"/>
-      </w:pPr>
-      <w:r>
-        <w:rPr>
-          <w:rFonts w:ascii="맑은 고딕" w:hAnsi="맑은 고딕"/>
+          <w:b w:val="0"/>
+          <w:i w:val="0"/>
+          <w:sz w:val="22"/>
+        </w:rPr>
+      </w:r>
+    </w:p>
+    <w:p>
+      <w:pPr>
+        <w:spacing w:after="80"/>
+      </w:pPr>
+      <w:r>
+        <w:rPr>
+          <w:rFonts w:ascii="맑은 고딕" w:hAnsi="맑은 고딕"/>
+          <w:b w:val="0"/>
+          <w:i w:val="0"/>
           <w:sz w:val="22"/>
         </w:rPr>
         <w:t>"너는 스마트스토어 전문 카피라이터야. 구매 전환을 높이는 문장을 써줘."</w:t>
@@ -9837,6 +10724,8 @@
       <w:r>
         <w:rPr>
           <w:rFonts w:ascii="맑은 고딕" w:hAnsi="맑은 고딕"/>
+          <w:b w:val="0"/>
+          <w:i w:val="0"/>
           <w:sz w:val="22"/>
         </w:rPr>
         <w:t>역할이 없으면 AI는 그냥 '설명문'을 씁니다.</w:t>
@@ -9849,6 +10738,8 @@
       <w:r>
         <w:rPr>
           <w:rFonts w:ascii="맑은 고딕" w:hAnsi="맑은 고딕"/>
+          <w:b w:val="0"/>
+          <w:i w:val="0"/>
           <w:sz w:val="22"/>
         </w:rPr>
       </w:r>
@@ -9856,6 +10747,7 @@
         <w:rPr>
           <w:rFonts w:ascii="맑은 고딕" w:hAnsi="맑은 고딕"/>
           <w:b/>
+          <w:i w:val="0"/>
           <w:sz w:val="22"/>
         </w:rPr>
         <w:t>2. 정보를 충분히 줘라</w:t>
@@ -9863,17 +10755,21 @@
       <w:r>
         <w:rPr>
           <w:rFonts w:ascii="맑은 고딕" w:hAnsi="맑은 고딕"/>
-          <w:sz w:val="22"/>
-        </w:rPr>
-      </w:r>
-    </w:p>
-    <w:p>
-      <w:pPr>
-        <w:spacing w:after="80"/>
-      </w:pPr>
-      <w:r>
-        <w:rPr>
-          <w:rFonts w:ascii="맑은 고딕" w:hAnsi="맑은 고딕"/>
+          <w:b w:val="0"/>
+          <w:i w:val="0"/>
+          <w:sz w:val="22"/>
+        </w:rPr>
+      </w:r>
+    </w:p>
+    <w:p>
+      <w:pPr>
+        <w:spacing w:after="80"/>
+      </w:pPr>
+      <w:r>
+        <w:rPr>
+          <w:rFonts w:ascii="맑은 고딕" w:hAnsi="맑은 고딕"/>
+          <w:b w:val="0"/>
+          <w:i w:val="0"/>
           <w:sz w:val="22"/>
         </w:rPr>
         <w:t>상품명, 주요 기능, 타겟 고객, 경쟁 상품과의 차이, 원하는 톤(친근한/전문적/감성적).</w:t>
@@ -9886,6 +10782,8 @@
       <w:r>
         <w:rPr>
           <w:rFonts w:ascii="맑은 고딕" w:hAnsi="맑은 고딕"/>
+          <w:b w:val="0"/>
+          <w:i w:val="0"/>
           <w:sz w:val="22"/>
         </w:rPr>
         <w:t>입력이 빈약하면 출력도 빈약합니다.</w:t>
@@ -9898,6 +10796,8 @@
       <w:r>
         <w:rPr>
           <w:rFonts w:ascii="맑은 고딕" w:hAnsi="맑은 고딕"/>
+          <w:b w:val="0"/>
+          <w:i w:val="0"/>
           <w:sz w:val="22"/>
         </w:rPr>
       </w:r>
@@ -9905,6 +10805,7 @@
         <w:rPr>
           <w:rFonts w:ascii="맑은 고딕" w:hAnsi="맑은 고딕"/>
           <w:b/>
+          <w:i w:val="0"/>
           <w:sz w:val="22"/>
         </w:rPr>
         <w:t>3. 형식을 지정해라</w:t>
@@ -9912,17 +10813,21 @@
       <w:r>
         <w:rPr>
           <w:rFonts w:ascii="맑은 고딕" w:hAnsi="맑은 고딕"/>
-          <w:sz w:val="22"/>
-        </w:rPr>
-      </w:r>
-    </w:p>
-    <w:p>
-      <w:pPr>
-        <w:spacing w:after="80"/>
-      </w:pPr>
-      <w:r>
-        <w:rPr>
-          <w:rFonts w:ascii="맑은 고딕" w:hAnsi="맑은 고딕"/>
+          <w:b w:val="0"/>
+          <w:i w:val="0"/>
+          <w:sz w:val="22"/>
+        </w:rPr>
+      </w:r>
+    </w:p>
+    <w:p>
+      <w:pPr>
+        <w:spacing w:after="80"/>
+      </w:pPr>
+      <w:r>
+        <w:rPr>
+          <w:rFonts w:ascii="맑은 고딕" w:hAnsi="맑은 고딕"/>
+          <w:b w:val="0"/>
+          <w:i w:val="0"/>
           <w:sz w:val="22"/>
         </w:rPr>
         <w:t>"헤드라인 3개, 본문 500자, CTA 2개 형식으로 써줘."</w:t>
@@ -9935,6 +10840,8 @@
       <w:r>
         <w:rPr>
           <w:rFonts w:ascii="맑은 고딕" w:hAnsi="맑은 고딕"/>
+          <w:b w:val="0"/>
+          <w:i w:val="0"/>
           <w:sz w:val="22"/>
         </w:rPr>
         <w:t>형식을 주면 바로 붙여넣기 가능한 결과물이 나옵니다.</w:t>
@@ -9965,6 +10872,8 @@
       <w:r>
         <w:rPr>
           <w:rFonts w:ascii="맑은 고딕" w:hAnsi="맑은 고딕"/>
+          <w:b w:val="0"/>
+          <w:i w:val="0"/>
           <w:sz w:val="22"/>
         </w:rPr>
       </w:r>
@@ -9972,6 +10881,7 @@
         <w:rPr>
           <w:rFonts w:ascii="맑은 고딕" w:hAnsi="맑은 고딕"/>
           <w:b/>
+          <w:i w:val="0"/>
           <w:sz w:val="22"/>
         </w:rPr>
         <w:t>헤드라인 생성용</w:t>
@@ -9979,6 +10889,8 @@
       <w:r>
         <w:rPr>
           <w:rFonts w:ascii="맑은 고딕" w:hAnsi="맑은 고딕"/>
+          <w:b w:val="0"/>
+          <w:i w:val="0"/>
           <w:sz w:val="22"/>
         </w:rPr>
       </w:r>
@@ -9991,6 +10903,7 @@
       <w:r>
         <w:rPr>
           <w:rFonts w:ascii="맑은 고딕" w:hAnsi="맑은 고딕"/>
+          <w:b w:val="0"/>
           <w:i/>
           <w:color w:val="444466"/>
           <w:sz w:val="22"/>
@@ -10006,6 +10919,7 @@
       <w:r>
         <w:rPr>
           <w:rFonts w:ascii="맑은 고딕" w:hAnsi="맑은 고딕"/>
+          <w:b w:val="0"/>
           <w:i/>
           <w:color w:val="444466"/>
           <w:sz w:val="22"/>
@@ -10021,6 +10935,7 @@
       <w:r>
         <w:rPr>
           <w:rFonts w:ascii="맑은 고딕" w:hAnsi="맑은 고딕"/>
+          <w:b w:val="0"/>
           <w:i/>
           <w:color w:val="444466"/>
           <w:sz w:val="22"/>
@@ -10036,6 +10951,7 @@
       <w:r>
         <w:rPr>
           <w:rFonts w:ascii="맑은 고딕" w:hAnsi="맑은 고딕"/>
+          <w:b w:val="0"/>
           <w:i/>
           <w:color w:val="444466"/>
           <w:sz w:val="22"/>
@@ -10051,6 +10967,7 @@
       <w:r>
         <w:rPr>
           <w:rFonts w:ascii="맑은 고딕" w:hAnsi="맑은 고딕"/>
+          <w:b w:val="0"/>
           <w:i/>
           <w:color w:val="444466"/>
           <w:sz w:val="22"/>
@@ -10065,6 +10982,8 @@
       <w:r>
         <w:rPr>
           <w:rFonts w:ascii="맑은 고딕" w:hAnsi="맑은 고딕"/>
+          <w:b w:val="0"/>
+          <w:i w:val="0"/>
           <w:sz w:val="22"/>
         </w:rPr>
       </w:r>
@@ -10072,6 +10991,7 @@
         <w:rPr>
           <w:rFonts w:ascii="맑은 고딕" w:hAnsi="맑은 고딕"/>
           <w:b/>
+          <w:i w:val="0"/>
           <w:sz w:val="22"/>
         </w:rPr>
         <w:t>상세페이지 본문 생성용</w:t>
@@ -10079,6 +10999,8 @@
       <w:r>
         <w:rPr>
           <w:rFonts w:ascii="맑은 고딕" w:hAnsi="맑은 고딕"/>
+          <w:b w:val="0"/>
+          <w:i w:val="0"/>
           <w:sz w:val="22"/>
         </w:rPr>
       </w:r>
@@ -10091,6 +11013,7 @@
       <w:r>
         <w:rPr>
           <w:rFonts w:ascii="맑은 고딕" w:hAnsi="맑은 고딕"/>
+          <w:b w:val="0"/>
           <w:i/>
           <w:color w:val="444466"/>
           <w:sz w:val="22"/>
@@ -10106,6 +11029,7 @@
       <w:r>
         <w:rPr>
           <w:rFonts w:ascii="맑은 고딕" w:hAnsi="맑은 고딕"/>
+          <w:b w:val="0"/>
           <w:i/>
           <w:color w:val="444466"/>
           <w:sz w:val="22"/>
@@ -10121,6 +11045,7 @@
       <w:r>
         <w:rPr>
           <w:rFonts w:ascii="맑은 고딕" w:hAnsi="맑은 고딕"/>
+          <w:b w:val="0"/>
           <w:i/>
           <w:color w:val="444466"/>
           <w:sz w:val="22"/>
@@ -10136,6 +11061,7 @@
       <w:r>
         <w:rPr>
           <w:rFonts w:ascii="맑은 고딕" w:hAnsi="맑은 고딕"/>
+          <w:b w:val="0"/>
           <w:i/>
           <w:color w:val="444466"/>
           <w:sz w:val="22"/>
@@ -10151,6 +11077,7 @@
       <w:r>
         <w:rPr>
           <w:rFonts w:ascii="맑은 고딕" w:hAnsi="맑은 고딕"/>
+          <w:b w:val="0"/>
           <w:i/>
           <w:color w:val="444466"/>
           <w:sz w:val="22"/>
@@ -10165,6 +11092,8 @@
       <w:r>
         <w:rPr>
           <w:rFonts w:ascii="맑은 고딕" w:hAnsi="맑은 고딕"/>
+          <w:b w:val="0"/>
+          <w:i w:val="0"/>
           <w:sz w:val="22"/>
         </w:rPr>
       </w:r>
@@ -10172,6 +11101,7 @@
         <w:rPr>
           <w:rFonts w:ascii="맑은 고딕" w:hAnsi="맑은 고딕"/>
           <w:b/>
+          <w:i w:val="0"/>
           <w:sz w:val="22"/>
         </w:rPr>
         <w:t>Before→After 리라이팅용</w:t>
@@ -10179,6 +11109,8 @@
       <w:r>
         <w:rPr>
           <w:rFonts w:ascii="맑은 고딕" w:hAnsi="맑은 고딕"/>
+          <w:b w:val="0"/>
+          <w:i w:val="0"/>
           <w:sz w:val="22"/>
         </w:rPr>
       </w:r>
@@ -10191,6 +11123,7 @@
       <w:r>
         <w:rPr>
           <w:rFonts w:ascii="맑은 고딕" w:hAnsi="맑은 고딕"/>
+          <w:b w:val="0"/>
           <w:i/>
           <w:color w:val="444466"/>
           <w:sz w:val="22"/>
@@ -10206,6 +11139,7 @@
       <w:r>
         <w:rPr>
           <w:rFonts w:ascii="맑은 고딕" w:hAnsi="맑은 고딕"/>
+          <w:b w:val="0"/>
           <w:i/>
           <w:color w:val="444466"/>
           <w:sz w:val="22"/>
@@ -10221,6 +11155,7 @@
       <w:r>
         <w:rPr>
           <w:rFonts w:ascii="맑은 고딕" w:hAnsi="맑은 고딕"/>
+          <w:b w:val="0"/>
           <w:i/>
           <w:color w:val="444466"/>
           <w:sz w:val="22"/>
@@ -10236,6 +11171,7 @@
       <w:r>
         <w:rPr>
           <w:rFonts w:ascii="맑은 고딕" w:hAnsi="맑은 고딕"/>
+          <w:b w:val="0"/>
           <w:i/>
           <w:color w:val="444466"/>
           <w:sz w:val="22"/>
@@ -10251,6 +11187,7 @@
       <w:r>
         <w:rPr>
           <w:rFonts w:ascii="맑은 고딕" w:hAnsi="맑은 고딕"/>
+          <w:b w:val="0"/>
           <w:i/>
           <w:color w:val="444466"/>
           <w:sz w:val="22"/>
@@ -10265,6 +11202,8 @@
       <w:r>
         <w:rPr>
           <w:rFonts w:ascii="맑은 고딕" w:hAnsi="맑은 고딕"/>
+          <w:b w:val="0"/>
+          <w:i w:val="0"/>
           <w:sz w:val="22"/>
         </w:rPr>
       </w:r>
@@ -10272,6 +11211,7 @@
         <w:rPr>
           <w:rFonts w:ascii="맑은 고딕" w:hAnsi="맑은 고딕"/>
           <w:b/>
+          <w:i w:val="0"/>
           <w:sz w:val="22"/>
         </w:rPr>
         <w:t>CTA 문구 생성용</w:t>
@@ -10279,6 +11219,8 @@
       <w:r>
         <w:rPr>
           <w:rFonts w:ascii="맑은 고딕" w:hAnsi="맑은 고딕"/>
+          <w:b w:val="0"/>
+          <w:i w:val="0"/>
           <w:sz w:val="22"/>
         </w:rPr>
       </w:r>
@@ -10291,6 +11233,7 @@
       <w:r>
         <w:rPr>
           <w:rFonts w:ascii="맑은 고딕" w:hAnsi="맑은 고딕"/>
+          <w:b w:val="0"/>
           <w:i/>
           <w:color w:val="444466"/>
           <w:sz w:val="22"/>
@@ -10306,6 +11249,7 @@
       <w:r>
         <w:rPr>
           <w:rFonts w:ascii="맑은 고딕" w:hAnsi="맑은 고딕"/>
+          <w:b w:val="0"/>
           <w:i/>
           <w:color w:val="444466"/>
           <w:sz w:val="22"/>
@@ -10321,6 +11265,7 @@
       <w:r>
         <w:rPr>
           <w:rFonts w:ascii="맑은 고딕" w:hAnsi="맑은 고딕"/>
+          <w:b w:val="0"/>
           <w:i/>
           <w:color w:val="444466"/>
           <w:sz w:val="22"/>
@@ -10336,6 +11281,7 @@
       <w:r>
         <w:rPr>
           <w:rFonts w:ascii="맑은 고딕" w:hAnsi="맑은 고딕"/>
+          <w:b w:val="0"/>
           <w:i/>
           <w:color w:val="444466"/>
           <w:sz w:val="22"/>
@@ -10351,6 +11297,7 @@
       <w:r>
         <w:rPr>
           <w:rFonts w:ascii="맑은 고딕" w:hAnsi="맑은 고딕"/>
+          <w:b w:val="0"/>
           <w:i/>
           <w:color w:val="444466"/>
           <w:sz w:val="22"/>
@@ -10383,6 +11330,8 @@
       <w:r>
         <w:rPr>
           <w:rFonts w:ascii="맑은 고딕" w:hAnsi="맑은 고딕"/>
+          <w:b w:val="0"/>
+          <w:i w:val="0"/>
           <w:sz w:val="22"/>
         </w:rPr>
       </w:r>
@@ -10390,6 +11339,7 @@
         <w:rPr>
           <w:rFonts w:ascii="맑은 고딕" w:hAnsi="맑은 고딕"/>
           <w:b/>
+          <w:i w:val="0"/>
           <w:sz w:val="22"/>
         </w:rPr>
         <w:t>1단계 — 수치·사실 확인</w:t>
@@ -10397,17 +11347,21 @@
       <w:r>
         <w:rPr>
           <w:rFonts w:ascii="맑은 고딕" w:hAnsi="맑은 고딕"/>
-          <w:sz w:val="22"/>
-        </w:rPr>
-      </w:r>
-    </w:p>
-    <w:p>
-      <w:pPr>
-        <w:spacing w:after="80"/>
-      </w:pPr>
-      <w:r>
-        <w:rPr>
-          <w:rFonts w:ascii="맑은 고딕" w:hAnsi="맑은 고딕"/>
+          <w:b w:val="0"/>
+          <w:i w:val="0"/>
+          <w:sz w:val="22"/>
+        </w:rPr>
+      </w:r>
+    </w:p>
+    <w:p>
+      <w:pPr>
+        <w:spacing w:after="80"/>
+      </w:pPr>
+      <w:r>
+        <w:rPr>
+          <w:rFonts w:ascii="맑은 고딕" w:hAnsi="맑은 고딕"/>
+          <w:b w:val="0"/>
+          <w:i w:val="0"/>
           <w:sz w:val="22"/>
         </w:rPr>
         <w:t>AI는 숫자를 만들어냅니다. "98% 만족", "3만 명 구매" 같은 수치는 반드시 실제 데이터로 교체하거나 삭제하세요.</w:t>
@@ -10420,6 +11374,8 @@
       <w:r>
         <w:rPr>
           <w:rFonts w:ascii="맑은 고딕" w:hAnsi="맑은 고딕"/>
+          <w:b w:val="0"/>
+          <w:i w:val="0"/>
           <w:sz w:val="22"/>
         </w:rPr>
       </w:r>
@@ -10427,6 +11383,7 @@
         <w:rPr>
           <w:rFonts w:ascii="맑은 고딕" w:hAnsi="맑은 고딕"/>
           <w:b/>
+          <w:i w:val="0"/>
           <w:sz w:val="22"/>
         </w:rPr>
         <w:t>2단계 — 과장 표현 걷어내기</w:t>
@@ -10434,17 +11391,21 @@
       <w:r>
         <w:rPr>
           <w:rFonts w:ascii="맑은 고딕" w:hAnsi="맑은 고딕"/>
-          <w:sz w:val="22"/>
-        </w:rPr>
-      </w:r>
-    </w:p>
-    <w:p>
-      <w:pPr>
-        <w:spacing w:after="80"/>
-      </w:pPr>
-      <w:r>
-        <w:rPr>
-          <w:rFonts w:ascii="맑은 고딕" w:hAnsi="맑은 고딕"/>
+          <w:b w:val="0"/>
+          <w:i w:val="0"/>
+          <w:sz w:val="22"/>
+        </w:rPr>
+      </w:r>
+    </w:p>
+    <w:p>
+      <w:pPr>
+        <w:spacing w:after="80"/>
+      </w:pPr>
+      <w:r>
+        <w:rPr>
+          <w:rFonts w:ascii="맑은 고딕" w:hAnsi="맑은 고딕"/>
+          <w:b w:val="0"/>
+          <w:i w:val="0"/>
           <w:sz w:val="22"/>
         </w:rPr>
         <w:t>"혁신적", "업계 최초", "완벽한" 같은 단어는 신뢰를 오히려 깎습니다. 구체적인 사실로 바꾸세요.</w:t>
@@ -10457,6 +11418,8 @@
       <w:r>
         <w:rPr>
           <w:rFonts w:ascii="맑은 고딕" w:hAnsi="맑은 고딕"/>
+          <w:b w:val="0"/>
+          <w:i w:val="0"/>
           <w:sz w:val="22"/>
         </w:rPr>
       </w:r>
@@ -10464,6 +11427,7 @@
         <w:rPr>
           <w:rFonts w:ascii="맑은 고딕" w:hAnsi="맑은 고딕"/>
           <w:b/>
+          <w:i w:val="0"/>
           <w:sz w:val="22"/>
         </w:rPr>
         <w:t>3단계 — 소리 내어 읽기</w:t>
@@ -10471,17 +11435,21 @@
       <w:r>
         <w:rPr>
           <w:rFonts w:ascii="맑은 고딕" w:hAnsi="맑은 고딕"/>
-          <w:sz w:val="22"/>
-        </w:rPr>
-      </w:r>
-    </w:p>
-    <w:p>
-      <w:pPr>
-        <w:spacing w:after="80"/>
-      </w:pPr>
-      <w:r>
-        <w:rPr>
-          <w:rFonts w:ascii="맑은 고딕" w:hAnsi="맑은 고딕"/>
+          <w:b w:val="0"/>
+          <w:i w:val="0"/>
+          <w:sz w:val="22"/>
+        </w:rPr>
+      </w:r>
+    </w:p>
+    <w:p>
+      <w:pPr>
+        <w:spacing w:after="80"/>
+      </w:pPr>
+      <w:r>
+        <w:rPr>
+          <w:rFonts w:ascii="맑은 고딕" w:hAnsi="맑은 고딕"/>
+          <w:b w:val="0"/>
+          <w:i w:val="0"/>
           <w:sz w:val="22"/>
         </w:rPr>
         <w:t>어색한 한국어는 눈으로 읽으면 통과됩니다. 입으로 한 번 읽어보면 바로 걸립니다. 막히는 문장은 짧게 잘라내세요.</w:t>
@@ -10512,6 +11480,8 @@
       <w:r>
         <w:rPr>
           <w:rFonts w:ascii="맑은 고딕" w:hAnsi="맑은 고딕"/>
+          <w:b w:val="0"/>
+          <w:i w:val="0"/>
           <w:sz w:val="22"/>
         </w:rPr>
         <w:t>AI는 세 가지를 잘 틀립니다.</w:t>
@@ -10525,6 +11495,8 @@
       <w:r>
         <w:rPr>
           <w:rFonts w:ascii="맑은 고딕" w:hAnsi="맑은 고딕"/>
+          <w:b w:val="0"/>
+          <w:i w:val="0"/>
           <w:sz w:val="22"/>
         </w:rPr>
       </w:r>
@@ -10532,6 +11504,7 @@
         <w:rPr>
           <w:rFonts w:ascii="맑은 고딕" w:hAnsi="맑은 고딕"/>
           <w:b/>
+          <w:i w:val="0"/>
           <w:sz w:val="22"/>
         </w:rPr>
         <w:t>수치:</w:t>
@@ -10539,6 +11512,8 @@
       <w:r>
         <w:rPr>
           <w:rFonts w:ascii="맑은 고딕" w:hAnsi="맑은 고딕"/>
+          <w:b w:val="0"/>
+          <w:i w:val="0"/>
           <w:sz w:val="22"/>
         </w:rPr>
         <w:t xml:space="preserve"> 없는 숫자를 만든다</w:t>
@@ -10552,6 +11527,8 @@
       <w:r>
         <w:rPr>
           <w:rFonts w:ascii="맑은 고딕" w:hAnsi="맑은 고딕"/>
+          <w:b w:val="0"/>
+          <w:i w:val="0"/>
           <w:sz w:val="22"/>
         </w:rPr>
       </w:r>
@@ -10559,6 +11536,7 @@
         <w:rPr>
           <w:rFonts w:ascii="맑은 고딕" w:hAnsi="맑은 고딕"/>
           <w:b/>
+          <w:i w:val="0"/>
           <w:sz w:val="22"/>
         </w:rPr>
         <w:t>과장:</w:t>
@@ -10566,6 +11544,8 @@
       <w:r>
         <w:rPr>
           <w:rFonts w:ascii="맑은 고딕" w:hAnsi="맑은 고딕"/>
+          <w:b w:val="0"/>
+          <w:i w:val="0"/>
           <w:sz w:val="22"/>
         </w:rPr>
         <w:t xml:space="preserve"> 자극적인 표현을 과도하게 쓴다</w:t>
@@ -10579,6 +11559,8 @@
       <w:r>
         <w:rPr>
           <w:rFonts w:ascii="맑은 고딕" w:hAnsi="맑은 고딕"/>
+          <w:b w:val="0"/>
+          <w:i w:val="0"/>
           <w:sz w:val="22"/>
         </w:rPr>
       </w:r>
@@ -10586,6 +11568,7 @@
         <w:rPr>
           <w:rFonts w:ascii="맑은 고딕" w:hAnsi="맑은 고딕"/>
           <w:b/>
+          <w:i w:val="0"/>
           <w:sz w:val="22"/>
         </w:rPr>
         <w:t>어투:</w:t>
@@ -10593,6 +11576,8 @@
       <w:r>
         <w:rPr>
           <w:rFonts w:ascii="맑은 고딕" w:hAnsi="맑은 고딕"/>
+          <w:b w:val="0"/>
+          <w:i w:val="0"/>
           <w:sz w:val="22"/>
         </w:rPr>
         <w:t xml:space="preserve"> 번역투가 섞인다</w:t>
@@ -10605,6 +11590,8 @@
       <w:r>
         <w:rPr>
           <w:rFonts w:ascii="맑은 고딕" w:hAnsi="맑은 고딕"/>
+          <w:b w:val="0"/>
+          <w:i w:val="0"/>
           <w:sz w:val="22"/>
         </w:rPr>
         <w:t xml:space="preserve">AI 결과물은 </w:t>
@@ -10613,6 +11600,7 @@
         <w:rPr>
           <w:rFonts w:ascii="맑은 고딕" w:hAnsi="맑은 고딕"/>
           <w:b/>
+          <w:i w:val="0"/>
           <w:sz w:val="22"/>
         </w:rPr>
         <w:t>60점짜리 초안</w:t>
@@ -10620,6 +11608,8 @@
       <w:r>
         <w:rPr>
           <w:rFonts w:ascii="맑은 고딕" w:hAnsi="맑은 고딕"/>
+          <w:b w:val="0"/>
+          <w:i w:val="0"/>
           <w:sz w:val="22"/>
         </w:rPr>
         <w:t>입니다.</w:t>
@@ -10632,6 +11622,8 @@
       <w:r>
         <w:rPr>
           <w:rFonts w:ascii="맑은 고딕" w:hAnsi="맑은 고딕"/>
+          <w:b w:val="0"/>
+          <w:i w:val="0"/>
           <w:sz w:val="22"/>
         </w:rPr>
         <w:t xml:space="preserve">내가 다듬어서 </w:t>
@@ -10640,6 +11632,7 @@
         <w:rPr>
           <w:rFonts w:ascii="맑은 고딕" w:hAnsi="맑은 고딕"/>
           <w:b/>
+          <w:i w:val="0"/>
           <w:sz w:val="22"/>
         </w:rPr>
         <w:t>90점짜리 카피</w:t>
@@ -10647,6 +11640,8 @@
       <w:r>
         <w:rPr>
           <w:rFonts w:ascii="맑은 고딕" w:hAnsi="맑은 고딕"/>
+          <w:b w:val="0"/>
+          <w:i w:val="0"/>
           <w:sz w:val="22"/>
         </w:rPr>
         <w:t>로 만드는 것, 그게 AI 시대 카피라이터의 역할입니다.</w:t>
@@ -10673,6 +11668,8 @@
       <w:r>
         <w:rPr>
           <w:rFonts w:ascii="맑은 고딕" w:hAnsi="맑은 고딕"/>
+          <w:b w:val="0"/>
+          <w:i w:val="0"/>
           <w:sz w:val="22"/>
         </w:rPr>
         <w:t>AI는 초안 기계, 나는 편집자 — 이 역할 분담이 전제</w:t>
@@ -10686,6 +11683,8 @@
       <w:r>
         <w:rPr>
           <w:rFonts w:ascii="맑은 고딕" w:hAnsi="맑은 고딕"/>
+          <w:b w:val="0"/>
+          <w:i w:val="0"/>
           <w:sz w:val="22"/>
         </w:rPr>
         <w:t>잘 시키는 3원칙: 역할 지정 / 충분한 정보 / 형식 지정</w:t>
@@ -10699,6 +11698,8 @@
       <w:r>
         <w:rPr>
           <w:rFonts w:ascii="맑은 고딕" w:hAnsi="맑은 고딕"/>
+          <w:b w:val="0"/>
+          <w:i w:val="0"/>
           <w:sz w:val="22"/>
         </w:rPr>
         <w:t>프롬프트 20선을 상황에 맞게 골라 복붙해서 사용</w:t>
@@ -10712,6 +11713,8 @@
       <w:r>
         <w:rPr>
           <w:rFonts w:ascii="맑은 고딕" w:hAnsi="맑은 고딕"/>
+          <w:b w:val="0"/>
+          <w:i w:val="0"/>
           <w:sz w:val="22"/>
         </w:rPr>
         <w:t>결과물은 수치 확인 → 과장 제거 → 소리 내어 읽기로 반드시 검수</w:t>
@@ -10760,6 +11763,8 @@
       <w:r>
         <w:rPr>
           <w:rFonts w:ascii="맑은 고딕" w:hAnsi="맑은 고딕"/>
+          <w:b w:val="0"/>
+          <w:i w:val="0"/>
           <w:sz w:val="22"/>
         </w:rPr>
         <w:t>글을 다 썼다고 끝이 아닙니다. 올리기 전 5분만 투자해 아래 20개 항목을 확인하세요.</w:t>
@@ -10772,6 +11777,8 @@
       <w:r>
         <w:rPr>
           <w:rFonts w:ascii="맑은 고딕" w:hAnsi="맑은 고딕"/>
+          <w:b w:val="0"/>
+          <w:i w:val="0"/>
           <w:sz w:val="22"/>
         </w:rPr>
       </w:r>
@@ -10779,6 +11786,7 @@
         <w:rPr>
           <w:rFonts w:ascii="맑은 고딕" w:hAnsi="맑은 고딕"/>
           <w:b/>
+          <w:i w:val="0"/>
           <w:sz w:val="22"/>
         </w:rPr>
         <w:t>헤드라인</w:t>
@@ -10786,6 +11794,8 @@
       <w:r>
         <w:rPr>
           <w:rFonts w:ascii="맑은 고딕" w:hAnsi="맑은 고딕"/>
+          <w:b w:val="0"/>
+          <w:i w:val="0"/>
           <w:sz w:val="22"/>
         </w:rPr>
       </w:r>
@@ -10798,6 +11808,8 @@
       <w:r>
         <w:rPr>
           <w:rFonts w:ascii="맑은 고딕" w:hAnsi="맑은 고딕"/>
+          <w:b w:val="0"/>
+          <w:i w:val="0"/>
           <w:sz w:val="22"/>
         </w:rPr>
         <w:t>☐ 1. 헤드라인에 숫자, 기간, 결과 중 하나 이상이 포함되어 있다</w:t>
@@ -10811,6 +11823,8 @@
       <w:r>
         <w:rPr>
           <w:rFonts w:ascii="맑은 고딕" w:hAnsi="맑은 고딕"/>
+          <w:b w:val="0"/>
+          <w:i w:val="0"/>
           <w:sz w:val="22"/>
         </w:rPr>
         <w:t>☐ 2. "우리 제품은 ~입니다" 형태가 아니라 고객의 변화를 중심으로 쓰여 있다</w:t>
@@ -10824,6 +11838,8 @@
       <w:r>
         <w:rPr>
           <w:rFonts w:ascii="맑은 고딕" w:hAnsi="맑은 고딕"/>
+          <w:b w:val="0"/>
+          <w:i w:val="0"/>
           <w:sz w:val="22"/>
         </w:rPr>
         <w:t>☐ 3. 처음 보는 사람이 3초 안에 "이게 뭔지"를 알 수 있다</w:t>
@@ -10836,6 +11852,8 @@
       <w:r>
         <w:rPr>
           <w:rFonts w:ascii="맑은 고딕" w:hAnsi="맑은 고딕"/>
+          <w:b w:val="0"/>
+          <w:i w:val="0"/>
           <w:sz w:val="22"/>
         </w:rPr>
       </w:r>
@@ -10843,6 +11861,7 @@
         <w:rPr>
           <w:rFonts w:ascii="맑은 고딕" w:hAnsi="맑은 고딕"/>
           <w:b/>
+          <w:i w:val="0"/>
           <w:sz w:val="22"/>
         </w:rPr>
         <w:t>오프닝 문단</w:t>
@@ -10850,6 +11869,8 @@
       <w:r>
         <w:rPr>
           <w:rFonts w:ascii="맑은 고딕" w:hAnsi="맑은 고딕"/>
+          <w:b w:val="0"/>
+          <w:i w:val="0"/>
           <w:sz w:val="22"/>
         </w:rPr>
       </w:r>
@@ -10862,6 +11883,8 @@
       <w:r>
         <w:rPr>
           <w:rFonts w:ascii="맑은 고딕" w:hAnsi="맑은 고딕"/>
+          <w:b w:val="0"/>
+          <w:i w:val="0"/>
           <w:sz w:val="22"/>
         </w:rPr>
         <w:t>☐ 4. 첫 두 줄이 고객의 불편함이나 상황을 정확히 짚는다</w:t>
@@ -10875,6 +11898,8 @@
       <w:r>
         <w:rPr>
           <w:rFonts w:ascii="맑은 고딕" w:hAnsi="맑은 고딕"/>
+          <w:b w:val="0"/>
+          <w:i w:val="0"/>
           <w:sz w:val="22"/>
         </w:rPr>
         <w:t>☐ 5. "저도 그랬습니다" 또는 공감 표현이 자연스럽게 들어 있다</w:t>
@@ -10888,6 +11913,8 @@
       <w:r>
         <w:rPr>
           <w:rFonts w:ascii="맑은 고딕" w:hAnsi="맑은 고딕"/>
+          <w:b w:val="0"/>
+          <w:i w:val="0"/>
           <w:sz w:val="22"/>
         </w:rPr>
         <w:t>☐ 6. 오프닝 문단을 읽으면 계속 내려가고 싶어진다</w:t>
@@ -10900,6 +11927,8 @@
       <w:r>
         <w:rPr>
           <w:rFonts w:ascii="맑은 고딕" w:hAnsi="맑은 고딕"/>
+          <w:b w:val="0"/>
+          <w:i w:val="0"/>
           <w:sz w:val="22"/>
         </w:rPr>
       </w:r>
@@ -10907,6 +11936,7 @@
         <w:rPr>
           <w:rFonts w:ascii="맑은 고딕" w:hAnsi="맑은 고딕"/>
           <w:b/>
+          <w:i w:val="0"/>
           <w:sz w:val="22"/>
         </w:rPr>
         <w:t>베네핏 본문</w:t>
@@ -10914,6 +11944,8 @@
       <w:r>
         <w:rPr>
           <w:rFonts w:ascii="맑은 고딕" w:hAnsi="맑은 고딕"/>
+          <w:b w:val="0"/>
+          <w:i w:val="0"/>
           <w:sz w:val="22"/>
         </w:rPr>
       </w:r>
@@ -10926,6 +11958,8 @@
       <w:r>
         <w:rPr>
           <w:rFonts w:ascii="맑은 고딕" w:hAnsi="맑은 고딕"/>
+          <w:b w:val="0"/>
+          <w:i w:val="0"/>
           <w:sz w:val="22"/>
         </w:rPr>
         <w:t>☐ 7. 스펙(사양)이 아닌 베네핏(변화)으로 쓰여 있다</w:t>
@@ -10939,6 +11973,8 @@
       <w:r>
         <w:rPr>
           <w:rFonts w:ascii="맑은 고딕" w:hAnsi="맑은 고딕"/>
+          <w:b w:val="0"/>
+          <w:i w:val="0"/>
           <w:sz w:val="22"/>
         </w:rPr>
         <w:t>☐ 8. 베네핏마다 구체적인 숫자나 상황이 뒷받침되어 있다</w:t>
@@ -10952,6 +11988,8 @@
       <w:r>
         <w:rPr>
           <w:rFonts w:ascii="맑은 고딕" w:hAnsi="맑은 고딕"/>
+          <w:b w:val="0"/>
+          <w:i w:val="0"/>
           <w:sz w:val="22"/>
         </w:rPr>
         <w:t>☐ 9. 고객이 실제로 쓰는 말투와 단어를 사용했다</w:t>
@@ -10965,6 +12003,8 @@
       <w:r>
         <w:rPr>
           <w:rFonts w:ascii="맑은 고딕" w:hAnsi="맑은 고딕"/>
+          <w:b w:val="0"/>
+          <w:i w:val="0"/>
           <w:sz w:val="22"/>
         </w:rPr>
         <w:t>☐ 10. 한 문단이 3줄을 넘지 않아 읽기에 부담이 없다</w:t>
@@ -10977,6 +12017,8 @@
       <w:r>
         <w:rPr>
           <w:rFonts w:ascii="맑은 고딕" w:hAnsi="맑은 고딕"/>
+          <w:b w:val="0"/>
+          <w:i w:val="0"/>
           <w:sz w:val="22"/>
         </w:rPr>
       </w:r>
@@ -10984,6 +12026,7 @@
         <w:rPr>
           <w:rFonts w:ascii="맑은 고딕" w:hAnsi="맑은 고딕"/>
           <w:b/>
+          <w:i w:val="0"/>
           <w:sz w:val="22"/>
         </w:rPr>
         <w:t>신뢰 요소</w:t>
@@ -10991,6 +12034,8 @@
       <w:r>
         <w:rPr>
           <w:rFonts w:ascii="맑은 고딕" w:hAnsi="맑은 고딕"/>
+          <w:b w:val="0"/>
+          <w:i w:val="0"/>
           <w:sz w:val="22"/>
         </w:rPr>
       </w:r>
@@ -11003,6 +12048,8 @@
       <w:r>
         <w:rPr>
           <w:rFonts w:ascii="맑은 고딕" w:hAnsi="맑은 고딕"/>
+          <w:b w:val="0"/>
+          <w:i w:val="0"/>
           <w:sz w:val="22"/>
         </w:rPr>
         <w:t>☐ 11. 후기 또는 사용 사례가 최소 1개 이상 포함되어 있다</w:t>
@@ -11016,6 +12063,8 @@
       <w:r>
         <w:rPr>
           <w:rFonts w:ascii="맑은 고딕" w:hAnsi="맑은 고딕"/>
+          <w:b w:val="0"/>
+          <w:i w:val="0"/>
           <w:sz w:val="22"/>
         </w:rPr>
         <w:t>☐ 12. 후기는 "좋아요"가 아닌 구체적인 변화를 담고 있다</w:t>
@@ -11029,6 +12078,8 @@
       <w:r>
         <w:rPr>
           <w:rFonts w:ascii="맑은 고딕" w:hAnsi="맑은 고딕"/>
+          <w:b w:val="0"/>
+          <w:i w:val="0"/>
           <w:sz w:val="22"/>
         </w:rPr>
         <w:t>☐ 13. 브랜드나 제조 과정에 대한 신뢰 근거가 한 곳 이상 있다</w:t>
@@ -11042,6 +12093,8 @@
       <w:r>
         <w:rPr>
           <w:rFonts w:ascii="맑은 고딕" w:hAnsi="맑은 고딕"/>
+          <w:b w:val="0"/>
+          <w:i w:val="0"/>
           <w:sz w:val="22"/>
         </w:rPr>
         <w:t>☐ 14. 보증·반품·교환 정책이 명확하게 안내되어 있다</w:t>
@@ -11054,6 +12107,8 @@
       <w:r>
         <w:rPr>
           <w:rFonts w:ascii="맑은 고딕" w:hAnsi="맑은 고딕"/>
+          <w:b w:val="0"/>
+          <w:i w:val="0"/>
           <w:sz w:val="22"/>
         </w:rPr>
       </w:r>
@@ -11061,6 +12116,7 @@
         <w:rPr>
           <w:rFonts w:ascii="맑은 고딕" w:hAnsi="맑은 고딕"/>
           <w:b/>
+          <w:i w:val="0"/>
           <w:sz w:val="22"/>
         </w:rPr>
         <w:t>CTA</w:t>
@@ -11068,6 +12124,8 @@
       <w:r>
         <w:rPr>
           <w:rFonts w:ascii="맑은 고딕" w:hAnsi="맑은 고딕"/>
+          <w:b w:val="0"/>
+          <w:i w:val="0"/>
           <w:sz w:val="22"/>
         </w:rPr>
       </w:r>
@@ -11080,6 +12138,8 @@
       <w:r>
         <w:rPr>
           <w:rFonts w:ascii="맑은 고딕" w:hAnsi="맑은 고딕"/>
+          <w:b w:val="0"/>
+          <w:i w:val="0"/>
           <w:sz w:val="22"/>
         </w:rPr>
         <w:t>☐ 15. CTA가 "구매하기" 한 줄로 끝나지 않는다</w:t>
@@ -11093,6 +12153,8 @@
       <w:r>
         <w:rPr>
           <w:rFonts w:ascii="맑은 고딕" w:hAnsi="맑은 고딕"/>
+          <w:b w:val="0"/>
+          <w:i w:val="0"/>
           <w:sz w:val="22"/>
         </w:rPr>
         <w:t>☐ 16. CTA 앞에 "지금 안 사면 어떻게 되는지"가 한 줄 있다</w:t>
@@ -11106,6 +12168,8 @@
       <w:r>
         <w:rPr>
           <w:rFonts w:ascii="맑은 고딕" w:hAnsi="맑은 고딕"/>
+          <w:b w:val="0"/>
+          <w:i w:val="0"/>
           <w:sz w:val="22"/>
         </w:rPr>
         <w:t>☐ 17. 가격 혜택, 한정 수량, 마감일 중 하나 이상 언급되어 있다</w:t>
@@ -11118,6 +12182,8 @@
       <w:r>
         <w:rPr>
           <w:rFonts w:ascii="맑은 고딕" w:hAnsi="맑은 고딕"/>
+          <w:b w:val="0"/>
+          <w:i w:val="0"/>
           <w:sz w:val="22"/>
         </w:rPr>
       </w:r>
@@ -11125,6 +12191,7 @@
         <w:rPr>
           <w:rFonts w:ascii="맑은 고딕" w:hAnsi="맑은 고딕"/>
           <w:b/>
+          <w:i w:val="0"/>
           <w:sz w:val="22"/>
         </w:rPr>
         <w:t>법적·윤리적 사항</w:t>
@@ -11132,6 +12199,8 @@
       <w:r>
         <w:rPr>
           <w:rFonts w:ascii="맑은 고딕" w:hAnsi="맑은 고딕"/>
+          <w:b w:val="0"/>
+          <w:i w:val="0"/>
           <w:sz w:val="22"/>
         </w:rPr>
       </w:r>
@@ -11144,6 +12213,8 @@
       <w:r>
         <w:rPr>
           <w:rFonts w:ascii="맑은 고딕" w:hAnsi="맑은 고딕"/>
+          <w:b w:val="0"/>
+          <w:i w:val="0"/>
           <w:sz w:val="22"/>
         </w:rPr>
         <w:t>☐ 18. 확인되지 않은 효능을 단정적으로 표현하지 않았다 ("반드시 살이 빠집니다" 금지)</w:t>
@@ -11157,6 +12228,8 @@
       <w:r>
         <w:rPr>
           <w:rFonts w:ascii="맑은 고딕" w:hAnsi="맑은 고딕"/>
+          <w:b w:val="0"/>
+          <w:i w:val="0"/>
           <w:sz w:val="22"/>
         </w:rPr>
         <w:t>☐ 19. 의학적 효과나 치료 효능을 암시하는 문구가 없다 (식품·건강기능식품 특히 주의)</w:t>
@@ -11170,6 +12243,8 @@
       <w:r>
         <w:rPr>
           <w:rFonts w:ascii="맑은 고딕" w:hAnsi="맑은 고딕"/>
+          <w:b w:val="0"/>
+          <w:i w:val="0"/>
           <w:sz w:val="22"/>
         </w:rPr>
         <w:t>☐ 20. 원산지, 성분, 인증 표기 등 법적 필수 정보가 누락되지 않았다</w:t>
@@ -11182,6 +12257,8 @@
       <w:r>
         <w:rPr>
           <w:rFonts w:ascii="맑은 고딕" w:hAnsi="맑은 고딕"/>
+          <w:b w:val="0"/>
+          <w:i w:val="0"/>
           <w:sz w:val="22"/>
         </w:rPr>
       </w:r>
@@ -11189,6 +12266,7 @@
         <w:rPr>
           <w:rFonts w:ascii="맑은 고딕" w:hAnsi="맑은 고딕"/>
           <w:b/>
+          <w:i w:val="0"/>
           <w:sz w:val="22"/>
         </w:rPr>
         <w:t>채점 기준</w:t>
@@ -11196,6 +12274,8 @@
       <w:r>
         <w:rPr>
           <w:rFonts w:ascii="맑은 고딕" w:hAnsi="맑은 고딕"/>
+          <w:b w:val="0"/>
+          <w:i w:val="0"/>
           <w:sz w:val="22"/>
         </w:rPr>
       </w:r>
@@ -11604,6 +12684,8 @@
       <w:r>
         <w:rPr>
           <w:rFonts w:ascii="맑은 고딕" w:hAnsi="맑은 고딕"/>
+          <w:b w:val="0"/>
+          <w:i w:val="0"/>
           <w:sz w:val="22"/>
         </w:rPr>
       </w:r>
@@ -11611,6 +12693,7 @@
         <w:rPr>
           <w:rFonts w:ascii="맑은 고딕" w:hAnsi="맑은 고딕"/>
           <w:b/>
+          <w:i w:val="0"/>
           <w:sz w:val="22"/>
         </w:rPr>
         <w:t>식품</w:t>
@@ -11618,6 +12701,8 @@
       <w:r>
         <w:rPr>
           <w:rFonts w:ascii="맑은 고딕" w:hAnsi="맑은 고딕"/>
+          <w:b w:val="0"/>
+          <w:i w:val="0"/>
           <w:sz w:val="22"/>
         </w:rPr>
       </w:r>
@@ -11763,6 +12848,8 @@
       <w:r>
         <w:rPr>
           <w:rFonts w:ascii="맑은 고딕" w:hAnsi="맑은 고딕"/>
+          <w:b w:val="0"/>
+          <w:i w:val="0"/>
           <w:sz w:val="22"/>
         </w:rPr>
       </w:r>
@@ -11770,6 +12857,7 @@
         <w:rPr>
           <w:rFonts w:ascii="맑은 고딕" w:hAnsi="맑은 고딕"/>
           <w:b/>
+          <w:i w:val="0"/>
           <w:sz w:val="22"/>
         </w:rPr>
         <w:t>패션</w:t>
@@ -11777,6 +12865,8 @@
       <w:r>
         <w:rPr>
           <w:rFonts w:ascii="맑은 고딕" w:hAnsi="맑은 고딕"/>
+          <w:b w:val="0"/>
+          <w:i w:val="0"/>
           <w:sz w:val="22"/>
         </w:rPr>
       </w:r>
@@ -11922,6 +13012,8 @@
       <w:r>
         <w:rPr>
           <w:rFonts w:ascii="맑은 고딕" w:hAnsi="맑은 고딕"/>
+          <w:b w:val="0"/>
+          <w:i w:val="0"/>
           <w:sz w:val="22"/>
         </w:rPr>
       </w:r>
@@ -11929,6 +13021,7 @@
         <w:rPr>
           <w:rFonts w:ascii="맑은 고딕" w:hAnsi="맑은 고딕"/>
           <w:b/>
+          <w:i w:val="0"/>
           <w:sz w:val="22"/>
         </w:rPr>
         <w:t>뷰티</w:t>
@@ -11936,6 +13029,8 @@
       <w:r>
         <w:rPr>
           <w:rFonts w:ascii="맑은 고딕" w:hAnsi="맑은 고딕"/>
+          <w:b w:val="0"/>
+          <w:i w:val="0"/>
           <w:sz w:val="22"/>
         </w:rPr>
       </w:r>
@@ -12081,6 +13176,8 @@
       <w:r>
         <w:rPr>
           <w:rFonts w:ascii="맑은 고딕" w:hAnsi="맑은 고딕"/>
+          <w:b w:val="0"/>
+          <w:i w:val="0"/>
           <w:sz w:val="22"/>
         </w:rPr>
       </w:r>
@@ -12088,6 +13185,7 @@
         <w:rPr>
           <w:rFonts w:ascii="맑은 고딕" w:hAnsi="맑은 고딕"/>
           <w:b/>
+          <w:i w:val="0"/>
           <w:sz w:val="22"/>
         </w:rPr>
         <w:t>생활용품</w:t>
@@ -12095,6 +13193,8 @@
       <w:r>
         <w:rPr>
           <w:rFonts w:ascii="맑은 고딕" w:hAnsi="맑은 고딕"/>
+          <w:b w:val="0"/>
+          <w:i w:val="0"/>
           <w:sz w:val="22"/>
         </w:rPr>
       </w:r>
@@ -12240,6 +13340,8 @@
       <w:r>
         <w:rPr>
           <w:rFonts w:ascii="맑은 고딕" w:hAnsi="맑은 고딕"/>
+          <w:b w:val="0"/>
+          <w:i w:val="0"/>
           <w:sz w:val="22"/>
         </w:rPr>
       </w:r>
@@ -12247,6 +13349,7 @@
         <w:rPr>
           <w:rFonts w:ascii="맑은 고딕" w:hAnsi="맑은 고딕"/>
           <w:b/>
+          <w:i w:val="0"/>
           <w:sz w:val="22"/>
         </w:rPr>
         <w:t>디지털/전자기기</w:t>
@@ -12254,6 +13357,8 @@
       <w:r>
         <w:rPr>
           <w:rFonts w:ascii="맑은 고딕" w:hAnsi="맑은 고딕"/>
+          <w:b w:val="0"/>
+          <w:i w:val="0"/>
           <w:sz w:val="22"/>
         </w:rPr>
       </w:r>
@@ -12400,6 +13505,7 @@
       <w:r>
         <w:rPr>
           <w:rFonts w:ascii="맑은 고딕" w:hAnsi="맑은 고딕"/>
+          <w:b w:val="0"/>
           <w:i/>
           <w:color w:val="444466"/>
           <w:sz w:val="22"/>
@@ -12445,6 +13551,8 @@
       <w:r>
         <w:rPr>
           <w:rFonts w:ascii="맑은 고딕" w:hAnsi="맑은 고딕"/>
+          <w:b w:val="0"/>
+          <w:i w:val="0"/>
           <w:sz w:val="22"/>
         </w:rPr>
         <w:t>이 책을 끝까지 읽었다는 건 이미 절반은 한 겁니다.</w:t>
@@ -12457,6 +13565,8 @@
       <w:r>
         <w:rPr>
           <w:rFonts w:ascii="맑은 고딕" w:hAnsi="맑은 고딕"/>
+          <w:b w:val="0"/>
+          <w:i w:val="0"/>
           <w:sz w:val="22"/>
         </w:rPr>
         <w:t>처음 쓰는 상세페이지가 엉망이어도 괜찮습니다. 중요한 건 오늘 한 번 써보는 것입니다.</w:t>
@@ -12469,6 +13579,8 @@
       <w:r>
         <w:rPr>
           <w:rFonts w:ascii="맑은 고딕" w:hAnsi="맑은 고딕"/>
+          <w:b w:val="0"/>
+          <w:i w:val="0"/>
           <w:sz w:val="22"/>
         </w:rPr>
         <w:t>지금 팔고 있는 상품의 헤드라인 하나를 이 책의 공식으로 다시 써보세요. 딱 그것 하나만요. 그리고 올리세요. 반응을 보세요. 클릭이 늘었는지, 문의가 달라졌는지 살피세요. 그 데이터가 다음 수정의 기준이 됩니다.</w:t>
@@ -12481,6 +13593,8 @@
       <w:r>
         <w:rPr>
           <w:rFonts w:ascii="맑은 고딕" w:hAnsi="맑은 고딕"/>
+          <w:b w:val="0"/>
+          <w:i w:val="0"/>
           <w:sz w:val="22"/>
         </w:rPr>
         <w:t>카피는 한 번 잘 쓰는 게 아닙니다. 계속 고쳐가며 더 잘 팔리게 만드는 과정입니다.</w:t>
@@ -12493,6 +13607,8 @@
       <w:r>
         <w:rPr>
           <w:rFonts w:ascii="맑은 고딕" w:hAnsi="맑은 고딕"/>
+          <w:b w:val="0"/>
+          <w:i w:val="0"/>
           <w:sz w:val="22"/>
         </w:rPr>
         <w:t>오늘, 딱 하나만 고쳐보세요. 잘 될 겁니다.</w:t>

--- a/monetization/02_디지털제품/전자책_매출2배_카피공식.docx
+++ b/monetization/02_디지털제품/전자책_매출2배_카피공식.docx
@@ -76,17 +76,17 @@
           <w:color w:val="999999"/>
           <w:sz w:val="18"/>
         </w:rPr>
-        <w:t>※ 페이지 번호가 보이지 않으면: 목차 영역 클릭 → 마우스 우클릭 → [필드 업데이트] → [전체 목차 업데이트]</w:t>
+        <w:t>※ 페이지 번호 업데이트: 목차 클릭 → 마우스 우클릭 → [필드 업데이트] → [전체 목차 업데이트]</w:t>
       </w:r>
     </w:p>
     <w:p>
       <w:r>
         <w:fldChar w:fldCharType="begin"/>
-        <w:instrText xml:space="preserve"> TOC \o "2-3" \h \z \u </w:instrText>
+        <w:instrText xml:space="preserve"> TOC \o "2-2" \h \z \u </w:instrText>
         <w:fldChar w:fldCharType="separate"/>
       </w:r>
       <w:r>
-        <w:t>(목차 업데이트 필요 — 위 안내 참고)</w:t>
+        <w:t>(목차 업데이트 필요)</w:t>
       </w:r>
       <w:r>
         <w:fldChar w:fldCharType="end"/>

--- a/monetization/02_디지털제품/전자책_매출2배_카피공식.docx
+++ b/monetization/02_디지털제품/전자책_매출2배_카피공식.docx
@@ -53,11 +53,12 @@
     </w:p>
     <w:p>
       <w:pPr>
-        <w:pStyle w:val="Heading2"/>
-      </w:pPr>
-      <w:r>
-        <w:rPr>
-          <w:rFonts w:ascii="맑은 고딕" w:hAnsi="맑은 고딕"/>
+        <w:spacing w:before="240" w:after="160"/>
+      </w:pPr>
+      <w:r>
+        <w:rPr>
+          <w:rFonts w:ascii="맑은 고딕" w:hAnsi="맑은 고딕"/>
+          <w:b/>
           <w:color w:val="16213E"/>
           <w:sz w:val="32"/>
         </w:rPr>
